--- a/docs/ECL-545_NLP_Project Report_Group04.docx
+++ b/docs/ECL-545_NLP_Project Report_Group04.docx
@@ -57,7 +57,7 @@
           <w:sz w:val="24"/>
           <w:szCs w:val="24"/>
         </w:rPr>
-        <w:t xml:space="preserve">ECL-545 S26 </w:t>
+        <w:t xml:space="preserve">ECL-545 S26 Natural Language Processing </w:t>
       </w:r>
       <w:r>
         <w:rPr>
@@ -67,7 +67,7 @@
           <w:sz w:val="24"/>
           <w:szCs w:val="24"/>
         </w:rPr>
-        <w:t xml:space="preserve">Natural Language Processing </w:t>
+        <w:t>-</w:t>
       </w:r>
       <w:r>
         <w:rPr>
@@ -77,16 +77,6 @@
           <w:sz w:val="24"/>
           <w:szCs w:val="24"/>
         </w:rPr>
-        <w:t>-</w:t>
-      </w:r>
-      <w:r>
-        <w:rPr>
-          <w:b/>
-          <w:bCs/>
-          <w:color w:val="444444"/>
-          <w:sz w:val="24"/>
-          <w:szCs w:val="24"/>
-        </w:rPr>
         <w:t xml:space="preserve"> Project Report</w:t>
       </w:r>
     </w:p>
@@ -193,6 +183,2640 @@
         <w:br w:type="page"/>
       </w:r>
     </w:p>
+    <w:sdt>
+      <w:sdtPr>
+        <w:id w:val="2031746950"/>
+        <w:docPartObj>
+          <w:docPartGallery w:val="Table of Contents"/>
+          <w:docPartUnique/>
+        </w:docPartObj>
+      </w:sdtPr>
+      <w:sdtEndPr>
+        <w:rPr>
+          <w:rFonts w:ascii="Arial" w:eastAsia="Arial" w:hAnsi="Arial" w:cs="Arial"/>
+          <w:b/>
+          <w:bCs/>
+          <w:noProof/>
+          <w:color w:val="auto"/>
+          <w:sz w:val="22"/>
+          <w:szCs w:val="22"/>
+          <w:lang w:val="en-IN" w:eastAsia="en-GB"/>
+        </w:rPr>
+      </w:sdtEndPr>
+      <w:sdtContent>
+        <w:p>
+          <w:pPr>
+            <w:pStyle w:val="TOCHeading"/>
+          </w:pPr>
+          <w:r>
+            <w:t>Contents</w:t>
+          </w:r>
+        </w:p>
+        <w:p>
+          <w:pPr>
+            <w:pStyle w:val="TOC2"/>
+            <w:tabs>
+              <w:tab w:val="right" w:leader="dot" w:pos="9350"/>
+            </w:tabs>
+            <w:rPr>
+              <w:noProof/>
+            </w:rPr>
+          </w:pPr>
+          <w:r>
+            <w:fldChar w:fldCharType="begin"/>
+          </w:r>
+          <w:r>
+            <w:instrText xml:space="preserve"> TOC \o "1-3" \h \z \u </w:instrText>
+          </w:r>
+          <w:r>
+            <w:fldChar w:fldCharType="separate"/>
+          </w:r>
+          <w:hyperlink w:anchor="_Toc229261611" w:history="1">
+            <w:r>
+              <w:rPr>
+                <w:rStyle w:val="Hyperlink"/>
+                <w:noProof/>
+              </w:rPr>
+              <w:t>Abstract</w:t>
+            </w:r>
+            <w:r>
+              <w:rPr>
+                <w:noProof/>
+                <w:webHidden/>
+              </w:rPr>
+              <w:tab/>
+            </w:r>
+            <w:r>
+              <w:rPr>
+                <w:noProof/>
+                <w:webHidden/>
+              </w:rPr>
+              <w:fldChar w:fldCharType="begin"/>
+            </w:r>
+            <w:r>
+              <w:rPr>
+                <w:noProof/>
+                <w:webHidden/>
+              </w:rPr>
+              <w:instrText xml:space="preserve"> PAGEREF _Toc229261611 \h </w:instrText>
+            </w:r>
+            <w:r>
+              <w:rPr>
+                <w:noProof/>
+                <w:webHidden/>
+              </w:rPr>
+            </w:r>
+            <w:r>
+              <w:rPr>
+                <w:noProof/>
+                <w:webHidden/>
+              </w:rPr>
+              <w:fldChar w:fldCharType="separate"/>
+            </w:r>
+            <w:r>
+              <w:rPr>
+                <w:noProof/>
+                <w:webHidden/>
+              </w:rPr>
+              <w:t>2</w:t>
+            </w:r>
+            <w:r>
+              <w:rPr>
+                <w:noProof/>
+                <w:webHidden/>
+              </w:rPr>
+              <w:fldChar w:fldCharType="end"/>
+            </w:r>
+          </w:hyperlink>
+        </w:p>
+        <w:p>
+          <w:pPr>
+            <w:pStyle w:val="TOC2"/>
+            <w:tabs>
+              <w:tab w:val="right" w:leader="dot" w:pos="9350"/>
+            </w:tabs>
+            <w:rPr>
+              <w:noProof/>
+            </w:rPr>
+          </w:pPr>
+          <w:hyperlink w:anchor="_Toc229261612" w:history="1">
+            <w:r>
+              <w:rPr>
+                <w:rStyle w:val="Hyperlink"/>
+                <w:noProof/>
+              </w:rPr>
+              <w:t>1. Introduction</w:t>
+            </w:r>
+            <w:r>
+              <w:rPr>
+                <w:noProof/>
+                <w:webHidden/>
+              </w:rPr>
+              <w:tab/>
+            </w:r>
+            <w:r>
+              <w:rPr>
+                <w:noProof/>
+                <w:webHidden/>
+              </w:rPr>
+              <w:fldChar w:fldCharType="begin"/>
+            </w:r>
+            <w:r>
+              <w:rPr>
+                <w:noProof/>
+                <w:webHidden/>
+              </w:rPr>
+              <w:instrText xml:space="preserve"> PAGEREF _Toc229261612 \h </w:instrText>
+            </w:r>
+            <w:r>
+              <w:rPr>
+                <w:noProof/>
+                <w:webHidden/>
+              </w:rPr>
+            </w:r>
+            <w:r>
+              <w:rPr>
+                <w:noProof/>
+                <w:webHidden/>
+              </w:rPr>
+              <w:fldChar w:fldCharType="separate"/>
+            </w:r>
+            <w:r>
+              <w:rPr>
+                <w:noProof/>
+                <w:webHidden/>
+              </w:rPr>
+              <w:t>2</w:t>
+            </w:r>
+            <w:r>
+              <w:rPr>
+                <w:noProof/>
+                <w:webHidden/>
+              </w:rPr>
+              <w:fldChar w:fldCharType="end"/>
+            </w:r>
+          </w:hyperlink>
+        </w:p>
+        <w:p>
+          <w:pPr>
+            <w:pStyle w:val="TOC2"/>
+            <w:tabs>
+              <w:tab w:val="right" w:leader="dot" w:pos="9350"/>
+            </w:tabs>
+            <w:rPr>
+              <w:noProof/>
+            </w:rPr>
+          </w:pPr>
+          <w:hyperlink w:anchor="_Toc229261613" w:history="1">
+            <w:r>
+              <w:rPr>
+                <w:rStyle w:val="Hyperlink"/>
+                <w:noProof/>
+              </w:rPr>
+              <w:t>2. Problem Statement</w:t>
+            </w:r>
+            <w:r>
+              <w:rPr>
+                <w:noProof/>
+                <w:webHidden/>
+              </w:rPr>
+              <w:tab/>
+            </w:r>
+            <w:r>
+              <w:rPr>
+                <w:noProof/>
+                <w:webHidden/>
+              </w:rPr>
+              <w:fldChar w:fldCharType="begin"/>
+            </w:r>
+            <w:r>
+              <w:rPr>
+                <w:noProof/>
+                <w:webHidden/>
+              </w:rPr>
+              <w:instrText xml:space="preserve"> PAGEREF _Toc229261613 \h </w:instrText>
+            </w:r>
+            <w:r>
+              <w:rPr>
+                <w:noProof/>
+                <w:webHidden/>
+              </w:rPr>
+            </w:r>
+            <w:r>
+              <w:rPr>
+                <w:noProof/>
+                <w:webHidden/>
+              </w:rPr>
+              <w:fldChar w:fldCharType="separate"/>
+            </w:r>
+            <w:r>
+              <w:rPr>
+                <w:noProof/>
+                <w:webHidden/>
+              </w:rPr>
+              <w:t>2</w:t>
+            </w:r>
+            <w:r>
+              <w:rPr>
+                <w:noProof/>
+                <w:webHidden/>
+              </w:rPr>
+              <w:fldChar w:fldCharType="end"/>
+            </w:r>
+          </w:hyperlink>
+        </w:p>
+        <w:p>
+          <w:pPr>
+            <w:pStyle w:val="TOC2"/>
+            <w:tabs>
+              <w:tab w:val="right" w:leader="dot" w:pos="9350"/>
+            </w:tabs>
+            <w:rPr>
+              <w:noProof/>
+            </w:rPr>
+          </w:pPr>
+          <w:hyperlink w:anchor="_Toc229261614" w:history="1">
+            <w:r>
+              <w:rPr>
+                <w:rStyle w:val="Hyperlink"/>
+                <w:noProof/>
+              </w:rPr>
+              <w:t>3. Dataset</w:t>
+            </w:r>
+            <w:r>
+              <w:rPr>
+                <w:noProof/>
+                <w:webHidden/>
+              </w:rPr>
+              <w:tab/>
+            </w:r>
+            <w:r>
+              <w:rPr>
+                <w:noProof/>
+                <w:webHidden/>
+              </w:rPr>
+              <w:fldChar w:fldCharType="begin"/>
+            </w:r>
+            <w:r>
+              <w:rPr>
+                <w:noProof/>
+                <w:webHidden/>
+              </w:rPr>
+              <w:instrText xml:space="preserve"> PAGEREF _Toc229261614 \h </w:instrText>
+            </w:r>
+            <w:r>
+              <w:rPr>
+                <w:noProof/>
+                <w:webHidden/>
+              </w:rPr>
+            </w:r>
+            <w:r>
+              <w:rPr>
+                <w:noProof/>
+                <w:webHidden/>
+              </w:rPr>
+              <w:fldChar w:fldCharType="separate"/>
+            </w:r>
+            <w:r>
+              <w:rPr>
+                <w:noProof/>
+                <w:webHidden/>
+              </w:rPr>
+              <w:t>3</w:t>
+            </w:r>
+            <w:r>
+              <w:rPr>
+                <w:noProof/>
+                <w:webHidden/>
+              </w:rPr>
+              <w:fldChar w:fldCharType="end"/>
+            </w:r>
+          </w:hyperlink>
+        </w:p>
+        <w:p>
+          <w:pPr>
+            <w:pStyle w:val="TOC3"/>
+            <w:tabs>
+              <w:tab w:val="right" w:leader="dot" w:pos="9350"/>
+            </w:tabs>
+            <w:rPr>
+              <w:noProof/>
+            </w:rPr>
+          </w:pPr>
+          <w:hyperlink w:anchor="_Toc229261615" w:history="1">
+            <w:r>
+              <w:rPr>
+                <w:rStyle w:val="Hyperlink"/>
+                <w:noProof/>
+              </w:rPr>
+              <w:t>3.1 Training Data - financial_sentiment.csv</w:t>
+            </w:r>
+            <w:r>
+              <w:rPr>
+                <w:noProof/>
+                <w:webHidden/>
+              </w:rPr>
+              <w:tab/>
+            </w:r>
+            <w:r>
+              <w:rPr>
+                <w:noProof/>
+                <w:webHidden/>
+              </w:rPr>
+              <w:fldChar w:fldCharType="begin"/>
+            </w:r>
+            <w:r>
+              <w:rPr>
+                <w:noProof/>
+                <w:webHidden/>
+              </w:rPr>
+              <w:instrText xml:space="preserve"> PAGEREF _Toc229261615 \h </w:instrText>
+            </w:r>
+            <w:r>
+              <w:rPr>
+                <w:noProof/>
+                <w:webHidden/>
+              </w:rPr>
+            </w:r>
+            <w:r>
+              <w:rPr>
+                <w:noProof/>
+                <w:webHidden/>
+              </w:rPr>
+              <w:fldChar w:fldCharType="separate"/>
+            </w:r>
+            <w:r>
+              <w:rPr>
+                <w:noProof/>
+                <w:webHidden/>
+              </w:rPr>
+              <w:t>3</w:t>
+            </w:r>
+            <w:r>
+              <w:rPr>
+                <w:noProof/>
+                <w:webHidden/>
+              </w:rPr>
+              <w:fldChar w:fldCharType="end"/>
+            </w:r>
+          </w:hyperlink>
+        </w:p>
+        <w:p>
+          <w:pPr>
+            <w:pStyle w:val="TOC2"/>
+            <w:tabs>
+              <w:tab w:val="right" w:leader="dot" w:pos="9350"/>
+            </w:tabs>
+            <w:rPr>
+              <w:noProof/>
+            </w:rPr>
+          </w:pPr>
+          <w:hyperlink w:anchor="_Toc229261616" w:history="1">
+            <w:r>
+              <w:rPr>
+                <w:rStyle w:val="Hyperlink"/>
+                <w:noProof/>
+              </w:rPr>
+              <w:t>3.2 Evaluation Set 1 - Financial PhraseBank (AllAgree)</w:t>
+            </w:r>
+            <w:r>
+              <w:rPr>
+                <w:noProof/>
+                <w:webHidden/>
+              </w:rPr>
+              <w:tab/>
+            </w:r>
+            <w:r>
+              <w:rPr>
+                <w:noProof/>
+                <w:webHidden/>
+              </w:rPr>
+              <w:fldChar w:fldCharType="begin"/>
+            </w:r>
+            <w:r>
+              <w:rPr>
+                <w:noProof/>
+                <w:webHidden/>
+              </w:rPr>
+              <w:instrText xml:space="preserve"> PAGEREF _Toc229261616 \h </w:instrText>
+            </w:r>
+            <w:r>
+              <w:rPr>
+                <w:noProof/>
+                <w:webHidden/>
+              </w:rPr>
+            </w:r>
+            <w:r>
+              <w:rPr>
+                <w:noProof/>
+                <w:webHidden/>
+              </w:rPr>
+              <w:fldChar w:fldCharType="separate"/>
+            </w:r>
+            <w:r>
+              <w:rPr>
+                <w:noProof/>
+                <w:webHidden/>
+              </w:rPr>
+              <w:t>3</w:t>
+            </w:r>
+            <w:r>
+              <w:rPr>
+                <w:noProof/>
+                <w:webHidden/>
+              </w:rPr>
+              <w:fldChar w:fldCharType="end"/>
+            </w:r>
+          </w:hyperlink>
+        </w:p>
+        <w:p>
+          <w:pPr>
+            <w:pStyle w:val="TOC2"/>
+            <w:tabs>
+              <w:tab w:val="right" w:leader="dot" w:pos="9350"/>
+            </w:tabs>
+            <w:rPr>
+              <w:noProof/>
+            </w:rPr>
+          </w:pPr>
+          <w:hyperlink w:anchor="_Toc229261617" w:history="1">
+            <w:r>
+              <w:rPr>
+                <w:rStyle w:val="Hyperlink"/>
+                <w:noProof/>
+              </w:rPr>
+              <w:t>3.3 Evaluation Set 2 - Collected Unseen Data</w:t>
+            </w:r>
+            <w:r>
+              <w:rPr>
+                <w:noProof/>
+                <w:webHidden/>
+              </w:rPr>
+              <w:tab/>
+            </w:r>
+            <w:r>
+              <w:rPr>
+                <w:noProof/>
+                <w:webHidden/>
+              </w:rPr>
+              <w:fldChar w:fldCharType="begin"/>
+            </w:r>
+            <w:r>
+              <w:rPr>
+                <w:noProof/>
+                <w:webHidden/>
+              </w:rPr>
+              <w:instrText xml:space="preserve"> PAGEREF _Toc229261617 \h </w:instrText>
+            </w:r>
+            <w:r>
+              <w:rPr>
+                <w:noProof/>
+                <w:webHidden/>
+              </w:rPr>
+            </w:r>
+            <w:r>
+              <w:rPr>
+                <w:noProof/>
+                <w:webHidden/>
+              </w:rPr>
+              <w:fldChar w:fldCharType="separate"/>
+            </w:r>
+            <w:r>
+              <w:rPr>
+                <w:noProof/>
+                <w:webHidden/>
+              </w:rPr>
+              <w:t>3</w:t>
+            </w:r>
+            <w:r>
+              <w:rPr>
+                <w:noProof/>
+                <w:webHidden/>
+              </w:rPr>
+              <w:fldChar w:fldCharType="end"/>
+            </w:r>
+          </w:hyperlink>
+        </w:p>
+        <w:p>
+          <w:pPr>
+            <w:pStyle w:val="TOC2"/>
+            <w:tabs>
+              <w:tab w:val="right" w:leader="dot" w:pos="9350"/>
+            </w:tabs>
+            <w:rPr>
+              <w:noProof/>
+            </w:rPr>
+          </w:pPr>
+          <w:hyperlink w:anchor="_Toc229261618" w:history="1">
+            <w:r>
+              <w:rPr>
+                <w:rStyle w:val="Hyperlink"/>
+                <w:noProof/>
+              </w:rPr>
+              <w:t>4. Models</w:t>
+            </w:r>
+            <w:r>
+              <w:rPr>
+                <w:noProof/>
+                <w:webHidden/>
+              </w:rPr>
+              <w:tab/>
+            </w:r>
+            <w:r>
+              <w:rPr>
+                <w:noProof/>
+                <w:webHidden/>
+              </w:rPr>
+              <w:fldChar w:fldCharType="begin"/>
+            </w:r>
+            <w:r>
+              <w:rPr>
+                <w:noProof/>
+                <w:webHidden/>
+              </w:rPr>
+              <w:instrText xml:space="preserve"> PAGEREF _Toc229261618 \h </w:instrText>
+            </w:r>
+            <w:r>
+              <w:rPr>
+                <w:noProof/>
+                <w:webHidden/>
+              </w:rPr>
+            </w:r>
+            <w:r>
+              <w:rPr>
+                <w:noProof/>
+                <w:webHidden/>
+              </w:rPr>
+              <w:fldChar w:fldCharType="separate"/>
+            </w:r>
+            <w:r>
+              <w:rPr>
+                <w:noProof/>
+                <w:webHidden/>
+              </w:rPr>
+              <w:t>3</w:t>
+            </w:r>
+            <w:r>
+              <w:rPr>
+                <w:noProof/>
+                <w:webHidden/>
+              </w:rPr>
+              <w:fldChar w:fldCharType="end"/>
+            </w:r>
+          </w:hyperlink>
+        </w:p>
+        <w:p>
+          <w:pPr>
+            <w:pStyle w:val="TOC2"/>
+            <w:tabs>
+              <w:tab w:val="right" w:leader="dot" w:pos="9350"/>
+            </w:tabs>
+            <w:rPr>
+              <w:noProof/>
+            </w:rPr>
+          </w:pPr>
+          <w:hyperlink w:anchor="_Toc229261619" w:history="1">
+            <w:r>
+              <w:rPr>
+                <w:rStyle w:val="Hyperlink"/>
+                <w:noProof/>
+              </w:rPr>
+              <w:t>4.1 Fine-Tuned BERT</w:t>
+            </w:r>
+            <w:r>
+              <w:rPr>
+                <w:noProof/>
+                <w:webHidden/>
+              </w:rPr>
+              <w:tab/>
+            </w:r>
+            <w:r>
+              <w:rPr>
+                <w:noProof/>
+                <w:webHidden/>
+              </w:rPr>
+              <w:fldChar w:fldCharType="begin"/>
+            </w:r>
+            <w:r>
+              <w:rPr>
+                <w:noProof/>
+                <w:webHidden/>
+              </w:rPr>
+              <w:instrText xml:space="preserve"> PAGEREF _Toc229261619 \h </w:instrText>
+            </w:r>
+            <w:r>
+              <w:rPr>
+                <w:noProof/>
+                <w:webHidden/>
+              </w:rPr>
+            </w:r>
+            <w:r>
+              <w:rPr>
+                <w:noProof/>
+                <w:webHidden/>
+              </w:rPr>
+              <w:fldChar w:fldCharType="separate"/>
+            </w:r>
+            <w:r>
+              <w:rPr>
+                <w:noProof/>
+                <w:webHidden/>
+              </w:rPr>
+              <w:t>3</w:t>
+            </w:r>
+            <w:r>
+              <w:rPr>
+                <w:noProof/>
+                <w:webHidden/>
+              </w:rPr>
+              <w:fldChar w:fldCharType="end"/>
+            </w:r>
+          </w:hyperlink>
+        </w:p>
+        <w:p>
+          <w:pPr>
+            <w:pStyle w:val="TOC2"/>
+            <w:tabs>
+              <w:tab w:val="right" w:leader="dot" w:pos="9350"/>
+            </w:tabs>
+            <w:rPr>
+              <w:noProof/>
+            </w:rPr>
+          </w:pPr>
+          <w:hyperlink w:anchor="_Toc229261620" w:history="1">
+            <w:r>
+              <w:rPr>
+                <w:rStyle w:val="Hyperlink"/>
+                <w:noProof/>
+              </w:rPr>
+              <w:t>5. Methodology</w:t>
+            </w:r>
+            <w:r>
+              <w:rPr>
+                <w:noProof/>
+                <w:webHidden/>
+              </w:rPr>
+              <w:tab/>
+            </w:r>
+            <w:r>
+              <w:rPr>
+                <w:noProof/>
+                <w:webHidden/>
+              </w:rPr>
+              <w:fldChar w:fldCharType="begin"/>
+            </w:r>
+            <w:r>
+              <w:rPr>
+                <w:noProof/>
+                <w:webHidden/>
+              </w:rPr>
+              <w:instrText xml:space="preserve"> PAGEREF _Toc229261620 \h </w:instrText>
+            </w:r>
+            <w:r>
+              <w:rPr>
+                <w:noProof/>
+                <w:webHidden/>
+              </w:rPr>
+            </w:r>
+            <w:r>
+              <w:rPr>
+                <w:noProof/>
+                <w:webHidden/>
+              </w:rPr>
+              <w:fldChar w:fldCharType="separate"/>
+            </w:r>
+            <w:r>
+              <w:rPr>
+                <w:noProof/>
+                <w:webHidden/>
+              </w:rPr>
+              <w:t>4</w:t>
+            </w:r>
+            <w:r>
+              <w:rPr>
+                <w:noProof/>
+                <w:webHidden/>
+              </w:rPr>
+              <w:fldChar w:fldCharType="end"/>
+            </w:r>
+          </w:hyperlink>
+        </w:p>
+        <w:p>
+          <w:pPr>
+            <w:pStyle w:val="TOC2"/>
+            <w:tabs>
+              <w:tab w:val="right" w:leader="dot" w:pos="9350"/>
+            </w:tabs>
+            <w:rPr>
+              <w:noProof/>
+            </w:rPr>
+          </w:pPr>
+          <w:hyperlink w:anchor="_Toc229261621" w:history="1">
+            <w:r>
+              <w:rPr>
+                <w:rStyle w:val="Hyperlink"/>
+                <w:noProof/>
+              </w:rPr>
+              <w:t>5.1 Pipeline Overview</w:t>
+            </w:r>
+            <w:r>
+              <w:rPr>
+                <w:noProof/>
+                <w:webHidden/>
+              </w:rPr>
+              <w:tab/>
+            </w:r>
+            <w:r>
+              <w:rPr>
+                <w:noProof/>
+                <w:webHidden/>
+              </w:rPr>
+              <w:fldChar w:fldCharType="begin"/>
+            </w:r>
+            <w:r>
+              <w:rPr>
+                <w:noProof/>
+                <w:webHidden/>
+              </w:rPr>
+              <w:instrText xml:space="preserve"> PAGEREF _Toc229261621 \h </w:instrText>
+            </w:r>
+            <w:r>
+              <w:rPr>
+                <w:noProof/>
+                <w:webHidden/>
+              </w:rPr>
+            </w:r>
+            <w:r>
+              <w:rPr>
+                <w:noProof/>
+                <w:webHidden/>
+              </w:rPr>
+              <w:fldChar w:fldCharType="separate"/>
+            </w:r>
+            <w:r>
+              <w:rPr>
+                <w:noProof/>
+                <w:webHidden/>
+              </w:rPr>
+              <w:t>4</w:t>
+            </w:r>
+            <w:r>
+              <w:rPr>
+                <w:noProof/>
+                <w:webHidden/>
+              </w:rPr>
+              <w:fldChar w:fldCharType="end"/>
+            </w:r>
+          </w:hyperlink>
+        </w:p>
+        <w:p>
+          <w:pPr>
+            <w:pStyle w:val="TOC3"/>
+            <w:tabs>
+              <w:tab w:val="right" w:leader="dot" w:pos="9350"/>
+            </w:tabs>
+            <w:rPr>
+              <w:noProof/>
+            </w:rPr>
+          </w:pPr>
+          <w:hyperlink w:anchor="_Toc229261622" w:history="1">
+            <w:r>
+              <w:rPr>
+                <w:rStyle w:val="Hyperlink"/>
+                <w:noProof/>
+              </w:rPr>
+              <w:t>5.2 Tokenisation</w:t>
+            </w:r>
+            <w:r>
+              <w:rPr>
+                <w:noProof/>
+                <w:webHidden/>
+              </w:rPr>
+              <w:tab/>
+            </w:r>
+            <w:r>
+              <w:rPr>
+                <w:noProof/>
+                <w:webHidden/>
+              </w:rPr>
+              <w:fldChar w:fldCharType="begin"/>
+            </w:r>
+            <w:r>
+              <w:rPr>
+                <w:noProof/>
+                <w:webHidden/>
+              </w:rPr>
+              <w:instrText xml:space="preserve"> PAGEREF _Toc229261622 \h </w:instrText>
+            </w:r>
+            <w:r>
+              <w:rPr>
+                <w:noProof/>
+                <w:webHidden/>
+              </w:rPr>
+            </w:r>
+            <w:r>
+              <w:rPr>
+                <w:noProof/>
+                <w:webHidden/>
+              </w:rPr>
+              <w:fldChar w:fldCharType="separate"/>
+            </w:r>
+            <w:r>
+              <w:rPr>
+                <w:noProof/>
+                <w:webHidden/>
+              </w:rPr>
+              <w:t>4</w:t>
+            </w:r>
+            <w:r>
+              <w:rPr>
+                <w:noProof/>
+                <w:webHidden/>
+              </w:rPr>
+              <w:fldChar w:fldCharType="end"/>
+            </w:r>
+          </w:hyperlink>
+        </w:p>
+        <w:p>
+          <w:pPr>
+            <w:pStyle w:val="TOC3"/>
+            <w:tabs>
+              <w:tab w:val="right" w:leader="dot" w:pos="9350"/>
+            </w:tabs>
+            <w:rPr>
+              <w:noProof/>
+            </w:rPr>
+          </w:pPr>
+          <w:hyperlink w:anchor="_Toc229261623" w:history="1">
+            <w:r>
+              <w:rPr>
+                <w:rStyle w:val="Hyperlink"/>
+                <w:noProof/>
+              </w:rPr>
+              <w:t>5.3 Class Imbalance Handling</w:t>
+            </w:r>
+            <w:r>
+              <w:rPr>
+                <w:noProof/>
+                <w:webHidden/>
+              </w:rPr>
+              <w:tab/>
+            </w:r>
+            <w:r>
+              <w:rPr>
+                <w:noProof/>
+                <w:webHidden/>
+              </w:rPr>
+              <w:fldChar w:fldCharType="begin"/>
+            </w:r>
+            <w:r>
+              <w:rPr>
+                <w:noProof/>
+                <w:webHidden/>
+              </w:rPr>
+              <w:instrText xml:space="preserve"> PAGEREF _Toc229261623 \h </w:instrText>
+            </w:r>
+            <w:r>
+              <w:rPr>
+                <w:noProof/>
+                <w:webHidden/>
+              </w:rPr>
+            </w:r>
+            <w:r>
+              <w:rPr>
+                <w:noProof/>
+                <w:webHidden/>
+              </w:rPr>
+              <w:fldChar w:fldCharType="separate"/>
+            </w:r>
+            <w:r>
+              <w:rPr>
+                <w:noProof/>
+                <w:webHidden/>
+              </w:rPr>
+              <w:t>4</w:t>
+            </w:r>
+            <w:r>
+              <w:rPr>
+                <w:noProof/>
+                <w:webHidden/>
+              </w:rPr>
+              <w:fldChar w:fldCharType="end"/>
+            </w:r>
+          </w:hyperlink>
+        </w:p>
+        <w:p>
+          <w:pPr>
+            <w:pStyle w:val="TOC3"/>
+            <w:tabs>
+              <w:tab w:val="right" w:leader="dot" w:pos="9350"/>
+            </w:tabs>
+            <w:rPr>
+              <w:noProof/>
+            </w:rPr>
+          </w:pPr>
+          <w:hyperlink w:anchor="_Toc229261624" w:history="1">
+            <w:r>
+              <w:rPr>
+                <w:rStyle w:val="Hyperlink"/>
+                <w:noProof/>
+              </w:rPr>
+              <w:t>5.4 Training Strategy</w:t>
+            </w:r>
+            <w:r>
+              <w:rPr>
+                <w:noProof/>
+                <w:webHidden/>
+              </w:rPr>
+              <w:tab/>
+            </w:r>
+            <w:r>
+              <w:rPr>
+                <w:noProof/>
+                <w:webHidden/>
+              </w:rPr>
+              <w:fldChar w:fldCharType="begin"/>
+            </w:r>
+            <w:r>
+              <w:rPr>
+                <w:noProof/>
+                <w:webHidden/>
+              </w:rPr>
+              <w:instrText xml:space="preserve"> PAGEREF _Toc229261624 \h </w:instrText>
+            </w:r>
+            <w:r>
+              <w:rPr>
+                <w:noProof/>
+                <w:webHidden/>
+              </w:rPr>
+            </w:r>
+            <w:r>
+              <w:rPr>
+                <w:noProof/>
+                <w:webHidden/>
+              </w:rPr>
+              <w:fldChar w:fldCharType="separate"/>
+            </w:r>
+            <w:r>
+              <w:rPr>
+                <w:noProof/>
+                <w:webHidden/>
+              </w:rPr>
+              <w:t>4</w:t>
+            </w:r>
+            <w:r>
+              <w:rPr>
+                <w:noProof/>
+                <w:webHidden/>
+              </w:rPr>
+              <w:fldChar w:fldCharType="end"/>
+            </w:r>
+          </w:hyperlink>
+        </w:p>
+        <w:p>
+          <w:pPr>
+            <w:pStyle w:val="TOC2"/>
+            <w:tabs>
+              <w:tab w:val="right" w:leader="dot" w:pos="9350"/>
+            </w:tabs>
+            <w:rPr>
+              <w:noProof/>
+            </w:rPr>
+          </w:pPr>
+          <w:hyperlink w:anchor="_Toc229261625" w:history="1">
+            <w:r>
+              <w:rPr>
+                <w:rStyle w:val="Hyperlink"/>
+                <w:noProof/>
+              </w:rPr>
+              <w:t>6. Training Configuration</w:t>
+            </w:r>
+            <w:r>
+              <w:rPr>
+                <w:noProof/>
+                <w:webHidden/>
+              </w:rPr>
+              <w:tab/>
+            </w:r>
+            <w:r>
+              <w:rPr>
+                <w:noProof/>
+                <w:webHidden/>
+              </w:rPr>
+              <w:fldChar w:fldCharType="begin"/>
+            </w:r>
+            <w:r>
+              <w:rPr>
+                <w:noProof/>
+                <w:webHidden/>
+              </w:rPr>
+              <w:instrText xml:space="preserve"> PAGEREF _Toc229261625 \h </w:instrText>
+            </w:r>
+            <w:r>
+              <w:rPr>
+                <w:noProof/>
+                <w:webHidden/>
+              </w:rPr>
+            </w:r>
+            <w:r>
+              <w:rPr>
+                <w:noProof/>
+                <w:webHidden/>
+              </w:rPr>
+              <w:fldChar w:fldCharType="separate"/>
+            </w:r>
+            <w:r>
+              <w:rPr>
+                <w:noProof/>
+                <w:webHidden/>
+              </w:rPr>
+              <w:t>4</w:t>
+            </w:r>
+            <w:r>
+              <w:rPr>
+                <w:noProof/>
+                <w:webHidden/>
+              </w:rPr>
+              <w:fldChar w:fldCharType="end"/>
+            </w:r>
+          </w:hyperlink>
+        </w:p>
+        <w:p>
+          <w:pPr>
+            <w:pStyle w:val="TOC2"/>
+            <w:tabs>
+              <w:tab w:val="right" w:leader="dot" w:pos="9350"/>
+            </w:tabs>
+            <w:rPr>
+              <w:noProof/>
+            </w:rPr>
+          </w:pPr>
+          <w:hyperlink w:anchor="_Toc229261626" w:history="1">
+            <w:r>
+              <w:rPr>
+                <w:rStyle w:val="Hyperlink"/>
+                <w:noProof/>
+              </w:rPr>
+              <w:t>7. Training Dynamics</w:t>
+            </w:r>
+            <w:r>
+              <w:rPr>
+                <w:noProof/>
+                <w:webHidden/>
+              </w:rPr>
+              <w:tab/>
+            </w:r>
+            <w:r>
+              <w:rPr>
+                <w:noProof/>
+                <w:webHidden/>
+              </w:rPr>
+              <w:fldChar w:fldCharType="begin"/>
+            </w:r>
+            <w:r>
+              <w:rPr>
+                <w:noProof/>
+                <w:webHidden/>
+              </w:rPr>
+              <w:instrText xml:space="preserve"> PAGEREF _Toc229261626 \h </w:instrText>
+            </w:r>
+            <w:r>
+              <w:rPr>
+                <w:noProof/>
+                <w:webHidden/>
+              </w:rPr>
+            </w:r>
+            <w:r>
+              <w:rPr>
+                <w:noProof/>
+                <w:webHidden/>
+              </w:rPr>
+              <w:fldChar w:fldCharType="separate"/>
+            </w:r>
+            <w:r>
+              <w:rPr>
+                <w:noProof/>
+                <w:webHidden/>
+              </w:rPr>
+              <w:t>5</w:t>
+            </w:r>
+            <w:r>
+              <w:rPr>
+                <w:noProof/>
+                <w:webHidden/>
+              </w:rPr>
+              <w:fldChar w:fldCharType="end"/>
+            </w:r>
+          </w:hyperlink>
+        </w:p>
+        <w:p>
+          <w:pPr>
+            <w:pStyle w:val="TOC2"/>
+            <w:tabs>
+              <w:tab w:val="right" w:leader="dot" w:pos="9350"/>
+            </w:tabs>
+            <w:rPr>
+              <w:noProof/>
+            </w:rPr>
+          </w:pPr>
+          <w:hyperlink w:anchor="_Toc229261627" w:history="1">
+            <w:r>
+              <w:rPr>
+                <w:rStyle w:val="Hyperlink"/>
+                <w:noProof/>
+              </w:rPr>
+              <w:t>8. Results - Financial PhraseBank</w:t>
+            </w:r>
+            <w:r>
+              <w:rPr>
+                <w:noProof/>
+                <w:webHidden/>
+              </w:rPr>
+              <w:tab/>
+            </w:r>
+            <w:r>
+              <w:rPr>
+                <w:noProof/>
+                <w:webHidden/>
+              </w:rPr>
+              <w:fldChar w:fldCharType="begin"/>
+            </w:r>
+            <w:r>
+              <w:rPr>
+                <w:noProof/>
+                <w:webHidden/>
+              </w:rPr>
+              <w:instrText xml:space="preserve"> PAGEREF _Toc229261627 \h </w:instrText>
+            </w:r>
+            <w:r>
+              <w:rPr>
+                <w:noProof/>
+                <w:webHidden/>
+              </w:rPr>
+            </w:r>
+            <w:r>
+              <w:rPr>
+                <w:noProof/>
+                <w:webHidden/>
+              </w:rPr>
+              <w:fldChar w:fldCharType="separate"/>
+            </w:r>
+            <w:r>
+              <w:rPr>
+                <w:noProof/>
+                <w:webHidden/>
+              </w:rPr>
+              <w:t>5</w:t>
+            </w:r>
+            <w:r>
+              <w:rPr>
+                <w:noProof/>
+                <w:webHidden/>
+              </w:rPr>
+              <w:fldChar w:fldCharType="end"/>
+            </w:r>
+          </w:hyperlink>
+        </w:p>
+        <w:p>
+          <w:pPr>
+            <w:pStyle w:val="TOC3"/>
+            <w:tabs>
+              <w:tab w:val="right" w:leader="dot" w:pos="9350"/>
+            </w:tabs>
+            <w:rPr>
+              <w:noProof/>
+            </w:rPr>
+          </w:pPr>
+          <w:hyperlink w:anchor="_Toc229261628" w:history="1">
+            <w:r>
+              <w:rPr>
+                <w:rStyle w:val="Hyperlink"/>
+                <w:noProof/>
+              </w:rPr>
+              <w:t>8.1 Overall Metrics</w:t>
+            </w:r>
+            <w:r>
+              <w:rPr>
+                <w:noProof/>
+                <w:webHidden/>
+              </w:rPr>
+              <w:tab/>
+            </w:r>
+            <w:r>
+              <w:rPr>
+                <w:noProof/>
+                <w:webHidden/>
+              </w:rPr>
+              <w:fldChar w:fldCharType="begin"/>
+            </w:r>
+            <w:r>
+              <w:rPr>
+                <w:noProof/>
+                <w:webHidden/>
+              </w:rPr>
+              <w:instrText xml:space="preserve"> PAGEREF _Toc229261628 \h </w:instrText>
+            </w:r>
+            <w:r>
+              <w:rPr>
+                <w:noProof/>
+                <w:webHidden/>
+              </w:rPr>
+            </w:r>
+            <w:r>
+              <w:rPr>
+                <w:noProof/>
+                <w:webHidden/>
+              </w:rPr>
+              <w:fldChar w:fldCharType="separate"/>
+            </w:r>
+            <w:r>
+              <w:rPr>
+                <w:noProof/>
+                <w:webHidden/>
+              </w:rPr>
+              <w:t>5</w:t>
+            </w:r>
+            <w:r>
+              <w:rPr>
+                <w:noProof/>
+                <w:webHidden/>
+              </w:rPr>
+              <w:fldChar w:fldCharType="end"/>
+            </w:r>
+          </w:hyperlink>
+        </w:p>
+        <w:p>
+          <w:pPr>
+            <w:pStyle w:val="TOC3"/>
+            <w:tabs>
+              <w:tab w:val="right" w:leader="dot" w:pos="9350"/>
+            </w:tabs>
+            <w:rPr>
+              <w:noProof/>
+            </w:rPr>
+          </w:pPr>
+          <w:hyperlink w:anchor="_Toc229261629" w:history="1">
+            <w:r>
+              <w:rPr>
+                <w:rStyle w:val="Hyperlink"/>
+                <w:noProof/>
+              </w:rPr>
+              <w:t>8.2 Per-Class F1</w:t>
+            </w:r>
+            <w:r>
+              <w:rPr>
+                <w:noProof/>
+                <w:webHidden/>
+              </w:rPr>
+              <w:tab/>
+            </w:r>
+            <w:r>
+              <w:rPr>
+                <w:noProof/>
+                <w:webHidden/>
+              </w:rPr>
+              <w:fldChar w:fldCharType="begin"/>
+            </w:r>
+            <w:r>
+              <w:rPr>
+                <w:noProof/>
+                <w:webHidden/>
+              </w:rPr>
+              <w:instrText xml:space="preserve"> PAGEREF _Toc229261629 \h </w:instrText>
+            </w:r>
+            <w:r>
+              <w:rPr>
+                <w:noProof/>
+                <w:webHidden/>
+              </w:rPr>
+            </w:r>
+            <w:r>
+              <w:rPr>
+                <w:noProof/>
+                <w:webHidden/>
+              </w:rPr>
+              <w:fldChar w:fldCharType="separate"/>
+            </w:r>
+            <w:r>
+              <w:rPr>
+                <w:noProof/>
+                <w:webHidden/>
+              </w:rPr>
+              <w:t>6</w:t>
+            </w:r>
+            <w:r>
+              <w:rPr>
+                <w:noProof/>
+                <w:webHidden/>
+              </w:rPr>
+              <w:fldChar w:fldCharType="end"/>
+            </w:r>
+          </w:hyperlink>
+        </w:p>
+        <w:p>
+          <w:pPr>
+            <w:pStyle w:val="TOC2"/>
+            <w:tabs>
+              <w:tab w:val="right" w:leader="dot" w:pos="9350"/>
+            </w:tabs>
+            <w:rPr>
+              <w:noProof/>
+            </w:rPr>
+          </w:pPr>
+          <w:hyperlink w:anchor="_Toc229261630" w:history="1">
+            <w:r>
+              <w:rPr>
+                <w:rStyle w:val="Hyperlink"/>
+                <w:noProof/>
+              </w:rPr>
+              <w:t>8.3 Confusion Matrices</w:t>
+            </w:r>
+            <w:r>
+              <w:rPr>
+                <w:noProof/>
+                <w:webHidden/>
+              </w:rPr>
+              <w:tab/>
+            </w:r>
+            <w:r>
+              <w:rPr>
+                <w:noProof/>
+                <w:webHidden/>
+              </w:rPr>
+              <w:fldChar w:fldCharType="begin"/>
+            </w:r>
+            <w:r>
+              <w:rPr>
+                <w:noProof/>
+                <w:webHidden/>
+              </w:rPr>
+              <w:instrText xml:space="preserve"> PAGEREF _Toc229261630 \h </w:instrText>
+            </w:r>
+            <w:r>
+              <w:rPr>
+                <w:noProof/>
+                <w:webHidden/>
+              </w:rPr>
+            </w:r>
+            <w:r>
+              <w:rPr>
+                <w:noProof/>
+                <w:webHidden/>
+              </w:rPr>
+              <w:fldChar w:fldCharType="separate"/>
+            </w:r>
+            <w:r>
+              <w:rPr>
+                <w:noProof/>
+                <w:webHidden/>
+              </w:rPr>
+              <w:t>6</w:t>
+            </w:r>
+            <w:r>
+              <w:rPr>
+                <w:noProof/>
+                <w:webHidden/>
+              </w:rPr>
+              <w:fldChar w:fldCharType="end"/>
+            </w:r>
+          </w:hyperlink>
+        </w:p>
+        <w:p>
+          <w:pPr>
+            <w:pStyle w:val="TOC2"/>
+            <w:tabs>
+              <w:tab w:val="right" w:leader="dot" w:pos="9350"/>
+            </w:tabs>
+            <w:rPr>
+              <w:noProof/>
+            </w:rPr>
+          </w:pPr>
+          <w:hyperlink w:anchor="_Toc229261631" w:history="1">
+            <w:r>
+              <w:rPr>
+                <w:rStyle w:val="Hyperlink"/>
+                <w:noProof/>
+              </w:rPr>
+              <w:t>8.4 Improvement Over BERT Baseline</w:t>
+            </w:r>
+            <w:r>
+              <w:rPr>
+                <w:noProof/>
+                <w:webHidden/>
+              </w:rPr>
+              <w:tab/>
+            </w:r>
+            <w:r>
+              <w:rPr>
+                <w:noProof/>
+                <w:webHidden/>
+              </w:rPr>
+              <w:fldChar w:fldCharType="begin"/>
+            </w:r>
+            <w:r>
+              <w:rPr>
+                <w:noProof/>
+                <w:webHidden/>
+              </w:rPr>
+              <w:instrText xml:space="preserve"> PAGEREF _Toc229261631 \h </w:instrText>
+            </w:r>
+            <w:r>
+              <w:rPr>
+                <w:noProof/>
+                <w:webHidden/>
+              </w:rPr>
+            </w:r>
+            <w:r>
+              <w:rPr>
+                <w:noProof/>
+                <w:webHidden/>
+              </w:rPr>
+              <w:fldChar w:fldCharType="separate"/>
+            </w:r>
+            <w:r>
+              <w:rPr>
+                <w:noProof/>
+                <w:webHidden/>
+              </w:rPr>
+              <w:t>7</w:t>
+            </w:r>
+            <w:r>
+              <w:rPr>
+                <w:noProof/>
+                <w:webHidden/>
+              </w:rPr>
+              <w:fldChar w:fldCharType="end"/>
+            </w:r>
+          </w:hyperlink>
+        </w:p>
+        <w:p>
+          <w:pPr>
+            <w:pStyle w:val="TOC2"/>
+            <w:tabs>
+              <w:tab w:val="right" w:leader="dot" w:pos="9350"/>
+            </w:tabs>
+            <w:rPr>
+              <w:noProof/>
+            </w:rPr>
+          </w:pPr>
+          <w:hyperlink w:anchor="_Toc229261632" w:history="1">
+            <w:r>
+              <w:rPr>
+                <w:rStyle w:val="Hyperlink"/>
+                <w:noProof/>
+              </w:rPr>
+              <w:t>9. Results - Collected Unseen Data</w:t>
+            </w:r>
+            <w:r>
+              <w:rPr>
+                <w:noProof/>
+                <w:webHidden/>
+              </w:rPr>
+              <w:tab/>
+            </w:r>
+            <w:r>
+              <w:rPr>
+                <w:noProof/>
+                <w:webHidden/>
+              </w:rPr>
+              <w:fldChar w:fldCharType="begin"/>
+            </w:r>
+            <w:r>
+              <w:rPr>
+                <w:noProof/>
+                <w:webHidden/>
+              </w:rPr>
+              <w:instrText xml:space="preserve"> PAGEREF _Toc229261632 \h </w:instrText>
+            </w:r>
+            <w:r>
+              <w:rPr>
+                <w:noProof/>
+                <w:webHidden/>
+              </w:rPr>
+            </w:r>
+            <w:r>
+              <w:rPr>
+                <w:noProof/>
+                <w:webHidden/>
+              </w:rPr>
+              <w:fldChar w:fldCharType="separate"/>
+            </w:r>
+            <w:r>
+              <w:rPr>
+                <w:noProof/>
+                <w:webHidden/>
+              </w:rPr>
+              <w:t>7</w:t>
+            </w:r>
+            <w:r>
+              <w:rPr>
+                <w:noProof/>
+                <w:webHidden/>
+              </w:rPr>
+              <w:fldChar w:fldCharType="end"/>
+            </w:r>
+          </w:hyperlink>
+        </w:p>
+        <w:p>
+          <w:pPr>
+            <w:pStyle w:val="TOC3"/>
+            <w:tabs>
+              <w:tab w:val="right" w:leader="dot" w:pos="9350"/>
+            </w:tabs>
+            <w:rPr>
+              <w:noProof/>
+            </w:rPr>
+          </w:pPr>
+          <w:hyperlink w:anchor="_Toc229261633" w:history="1">
+            <w:r>
+              <w:rPr>
+                <w:rStyle w:val="Hyperlink"/>
+                <w:noProof/>
+              </w:rPr>
+              <w:t>9.1 Overall Metrics</w:t>
+            </w:r>
+            <w:r>
+              <w:rPr>
+                <w:noProof/>
+                <w:webHidden/>
+              </w:rPr>
+              <w:tab/>
+            </w:r>
+            <w:r>
+              <w:rPr>
+                <w:noProof/>
+                <w:webHidden/>
+              </w:rPr>
+              <w:fldChar w:fldCharType="begin"/>
+            </w:r>
+            <w:r>
+              <w:rPr>
+                <w:noProof/>
+                <w:webHidden/>
+              </w:rPr>
+              <w:instrText xml:space="preserve"> PAGEREF _Toc229261633 \h </w:instrText>
+            </w:r>
+            <w:r>
+              <w:rPr>
+                <w:noProof/>
+                <w:webHidden/>
+              </w:rPr>
+            </w:r>
+            <w:r>
+              <w:rPr>
+                <w:noProof/>
+                <w:webHidden/>
+              </w:rPr>
+              <w:fldChar w:fldCharType="separate"/>
+            </w:r>
+            <w:r>
+              <w:rPr>
+                <w:noProof/>
+                <w:webHidden/>
+              </w:rPr>
+              <w:t>7</w:t>
+            </w:r>
+            <w:r>
+              <w:rPr>
+                <w:noProof/>
+                <w:webHidden/>
+              </w:rPr>
+              <w:fldChar w:fldCharType="end"/>
+            </w:r>
+          </w:hyperlink>
+        </w:p>
+        <w:p>
+          <w:pPr>
+            <w:pStyle w:val="TOC3"/>
+            <w:tabs>
+              <w:tab w:val="right" w:leader="dot" w:pos="9350"/>
+            </w:tabs>
+            <w:rPr>
+              <w:noProof/>
+            </w:rPr>
+          </w:pPr>
+          <w:hyperlink w:anchor="_Toc229261634" w:history="1">
+            <w:r>
+              <w:rPr>
+                <w:rStyle w:val="Hyperlink"/>
+                <w:noProof/>
+              </w:rPr>
+              <w:t>9.2 Per-Class F1</w:t>
+            </w:r>
+            <w:r>
+              <w:rPr>
+                <w:noProof/>
+                <w:webHidden/>
+              </w:rPr>
+              <w:tab/>
+            </w:r>
+            <w:r>
+              <w:rPr>
+                <w:noProof/>
+                <w:webHidden/>
+              </w:rPr>
+              <w:fldChar w:fldCharType="begin"/>
+            </w:r>
+            <w:r>
+              <w:rPr>
+                <w:noProof/>
+                <w:webHidden/>
+              </w:rPr>
+              <w:instrText xml:space="preserve"> PAGEREF _Toc229261634 \h </w:instrText>
+            </w:r>
+            <w:r>
+              <w:rPr>
+                <w:noProof/>
+                <w:webHidden/>
+              </w:rPr>
+            </w:r>
+            <w:r>
+              <w:rPr>
+                <w:noProof/>
+                <w:webHidden/>
+              </w:rPr>
+              <w:fldChar w:fldCharType="separate"/>
+            </w:r>
+            <w:r>
+              <w:rPr>
+                <w:noProof/>
+                <w:webHidden/>
+              </w:rPr>
+              <w:t>8</w:t>
+            </w:r>
+            <w:r>
+              <w:rPr>
+                <w:noProof/>
+                <w:webHidden/>
+              </w:rPr>
+              <w:fldChar w:fldCharType="end"/>
+            </w:r>
+          </w:hyperlink>
+        </w:p>
+        <w:p>
+          <w:pPr>
+            <w:pStyle w:val="TOC3"/>
+            <w:tabs>
+              <w:tab w:val="right" w:leader="dot" w:pos="9350"/>
+            </w:tabs>
+            <w:rPr>
+              <w:noProof/>
+            </w:rPr>
+          </w:pPr>
+          <w:hyperlink w:anchor="_Toc229261635" w:history="1">
+            <w:r>
+              <w:rPr>
+                <w:rStyle w:val="Hyperlink"/>
+                <w:noProof/>
+              </w:rPr>
+              <w:t>9.3 Confusion Matrices</w:t>
+            </w:r>
+            <w:r>
+              <w:rPr>
+                <w:noProof/>
+                <w:webHidden/>
+              </w:rPr>
+              <w:tab/>
+            </w:r>
+            <w:r>
+              <w:rPr>
+                <w:noProof/>
+                <w:webHidden/>
+              </w:rPr>
+              <w:fldChar w:fldCharType="begin"/>
+            </w:r>
+            <w:r>
+              <w:rPr>
+                <w:noProof/>
+                <w:webHidden/>
+              </w:rPr>
+              <w:instrText xml:space="preserve"> PAGEREF _Toc229261635 \h </w:instrText>
+            </w:r>
+            <w:r>
+              <w:rPr>
+                <w:noProof/>
+                <w:webHidden/>
+              </w:rPr>
+            </w:r>
+            <w:r>
+              <w:rPr>
+                <w:noProof/>
+                <w:webHidden/>
+              </w:rPr>
+              <w:fldChar w:fldCharType="separate"/>
+            </w:r>
+            <w:r>
+              <w:rPr>
+                <w:noProof/>
+                <w:webHidden/>
+              </w:rPr>
+              <w:t>9</w:t>
+            </w:r>
+            <w:r>
+              <w:rPr>
+                <w:noProof/>
+                <w:webHidden/>
+              </w:rPr>
+              <w:fldChar w:fldCharType="end"/>
+            </w:r>
+          </w:hyperlink>
+        </w:p>
+        <w:p>
+          <w:pPr>
+            <w:pStyle w:val="TOC3"/>
+            <w:tabs>
+              <w:tab w:val="right" w:leader="dot" w:pos="9350"/>
+            </w:tabs>
+            <w:rPr>
+              <w:noProof/>
+            </w:rPr>
+          </w:pPr>
+          <w:hyperlink w:anchor="_Toc229261636" w:history="1">
+            <w:r>
+              <w:rPr>
+                <w:rStyle w:val="Hyperlink"/>
+                <w:noProof/>
+              </w:rPr>
+              <w:t>9.4 Improvement Over BERT Baseline</w:t>
+            </w:r>
+            <w:r>
+              <w:rPr>
+                <w:noProof/>
+                <w:webHidden/>
+              </w:rPr>
+              <w:tab/>
+            </w:r>
+            <w:r>
+              <w:rPr>
+                <w:noProof/>
+                <w:webHidden/>
+              </w:rPr>
+              <w:fldChar w:fldCharType="begin"/>
+            </w:r>
+            <w:r>
+              <w:rPr>
+                <w:noProof/>
+                <w:webHidden/>
+              </w:rPr>
+              <w:instrText xml:space="preserve"> PAGEREF _Toc229261636 \h </w:instrText>
+            </w:r>
+            <w:r>
+              <w:rPr>
+                <w:noProof/>
+                <w:webHidden/>
+              </w:rPr>
+            </w:r>
+            <w:r>
+              <w:rPr>
+                <w:noProof/>
+                <w:webHidden/>
+              </w:rPr>
+              <w:fldChar w:fldCharType="separate"/>
+            </w:r>
+            <w:r>
+              <w:rPr>
+                <w:noProof/>
+                <w:webHidden/>
+              </w:rPr>
+              <w:t>9</w:t>
+            </w:r>
+            <w:r>
+              <w:rPr>
+                <w:noProof/>
+                <w:webHidden/>
+              </w:rPr>
+              <w:fldChar w:fldCharType="end"/>
+            </w:r>
+          </w:hyperlink>
+        </w:p>
+        <w:p>
+          <w:pPr>
+            <w:pStyle w:val="TOC2"/>
+            <w:tabs>
+              <w:tab w:val="right" w:leader="dot" w:pos="9350"/>
+            </w:tabs>
+            <w:rPr>
+              <w:noProof/>
+            </w:rPr>
+          </w:pPr>
+          <w:hyperlink w:anchor="_Toc229261637" w:history="1">
+            <w:r>
+              <w:rPr>
+                <w:rStyle w:val="Hyperlink"/>
+                <w:noProof/>
+              </w:rPr>
+              <w:t>10. Comparative Analysis &amp; Discussion</w:t>
+            </w:r>
+            <w:r>
+              <w:rPr>
+                <w:noProof/>
+                <w:webHidden/>
+              </w:rPr>
+              <w:tab/>
+            </w:r>
+            <w:r>
+              <w:rPr>
+                <w:noProof/>
+                <w:webHidden/>
+              </w:rPr>
+              <w:fldChar w:fldCharType="begin"/>
+            </w:r>
+            <w:r>
+              <w:rPr>
+                <w:noProof/>
+                <w:webHidden/>
+              </w:rPr>
+              <w:instrText xml:space="preserve"> PAGEREF _Toc229261637 \h </w:instrText>
+            </w:r>
+            <w:r>
+              <w:rPr>
+                <w:noProof/>
+                <w:webHidden/>
+              </w:rPr>
+            </w:r>
+            <w:r>
+              <w:rPr>
+                <w:noProof/>
+                <w:webHidden/>
+              </w:rPr>
+              <w:fldChar w:fldCharType="separate"/>
+            </w:r>
+            <w:r>
+              <w:rPr>
+                <w:noProof/>
+                <w:webHidden/>
+              </w:rPr>
+              <w:t>10</w:t>
+            </w:r>
+            <w:r>
+              <w:rPr>
+                <w:noProof/>
+                <w:webHidden/>
+              </w:rPr>
+              <w:fldChar w:fldCharType="end"/>
+            </w:r>
+          </w:hyperlink>
+        </w:p>
+        <w:p>
+          <w:pPr>
+            <w:pStyle w:val="TOC3"/>
+            <w:tabs>
+              <w:tab w:val="right" w:leader="dot" w:pos="9350"/>
+            </w:tabs>
+            <w:rPr>
+              <w:noProof/>
+            </w:rPr>
+          </w:pPr>
+          <w:hyperlink w:anchor="_Toc229261638" w:history="1">
+            <w:r>
+              <w:rPr>
+                <w:rStyle w:val="Hyperlink"/>
+                <w:noProof/>
+              </w:rPr>
+              <w:t>10.1 Benchmark vs. Real-World Performance</w:t>
+            </w:r>
+            <w:r>
+              <w:rPr>
+                <w:noProof/>
+                <w:webHidden/>
+              </w:rPr>
+              <w:tab/>
+            </w:r>
+            <w:r>
+              <w:rPr>
+                <w:noProof/>
+                <w:webHidden/>
+              </w:rPr>
+              <w:fldChar w:fldCharType="begin"/>
+            </w:r>
+            <w:r>
+              <w:rPr>
+                <w:noProof/>
+                <w:webHidden/>
+              </w:rPr>
+              <w:instrText xml:space="preserve"> PAGEREF _Toc229261638 \h </w:instrText>
+            </w:r>
+            <w:r>
+              <w:rPr>
+                <w:noProof/>
+                <w:webHidden/>
+              </w:rPr>
+            </w:r>
+            <w:r>
+              <w:rPr>
+                <w:noProof/>
+                <w:webHidden/>
+              </w:rPr>
+              <w:fldChar w:fldCharType="separate"/>
+            </w:r>
+            <w:r>
+              <w:rPr>
+                <w:noProof/>
+                <w:webHidden/>
+              </w:rPr>
+              <w:t>10</w:t>
+            </w:r>
+            <w:r>
+              <w:rPr>
+                <w:noProof/>
+                <w:webHidden/>
+              </w:rPr>
+              <w:fldChar w:fldCharType="end"/>
+            </w:r>
+          </w:hyperlink>
+        </w:p>
+        <w:p>
+          <w:pPr>
+            <w:pStyle w:val="TOC3"/>
+            <w:tabs>
+              <w:tab w:val="right" w:leader="dot" w:pos="9350"/>
+            </w:tabs>
+            <w:rPr>
+              <w:noProof/>
+            </w:rPr>
+          </w:pPr>
+          <w:hyperlink w:anchor="_Toc229261639" w:history="1">
+            <w:r>
+              <w:rPr>
+                <w:rStyle w:val="Hyperlink"/>
+                <w:noProof/>
+              </w:rPr>
+              <w:t>10.2 Fine-Tuning vs. Domain Pre-Training</w:t>
+            </w:r>
+            <w:r>
+              <w:rPr>
+                <w:noProof/>
+                <w:webHidden/>
+              </w:rPr>
+              <w:tab/>
+            </w:r>
+            <w:r>
+              <w:rPr>
+                <w:noProof/>
+                <w:webHidden/>
+              </w:rPr>
+              <w:fldChar w:fldCharType="begin"/>
+            </w:r>
+            <w:r>
+              <w:rPr>
+                <w:noProof/>
+                <w:webHidden/>
+              </w:rPr>
+              <w:instrText xml:space="preserve"> PAGEREF _Toc229261639 \h </w:instrText>
+            </w:r>
+            <w:r>
+              <w:rPr>
+                <w:noProof/>
+                <w:webHidden/>
+              </w:rPr>
+            </w:r>
+            <w:r>
+              <w:rPr>
+                <w:noProof/>
+                <w:webHidden/>
+              </w:rPr>
+              <w:fldChar w:fldCharType="separate"/>
+            </w:r>
+            <w:r>
+              <w:rPr>
+                <w:noProof/>
+                <w:webHidden/>
+              </w:rPr>
+              <w:t>10</w:t>
+            </w:r>
+            <w:r>
+              <w:rPr>
+                <w:noProof/>
+                <w:webHidden/>
+              </w:rPr>
+              <w:fldChar w:fldCharType="end"/>
+            </w:r>
+          </w:hyperlink>
+        </w:p>
+        <w:p>
+          <w:pPr>
+            <w:pStyle w:val="TOC3"/>
+            <w:tabs>
+              <w:tab w:val="right" w:leader="dot" w:pos="9350"/>
+            </w:tabs>
+            <w:rPr>
+              <w:noProof/>
+            </w:rPr>
+          </w:pPr>
+          <w:hyperlink w:anchor="_Toc229261640" w:history="1">
+            <w:r>
+              <w:rPr>
+                <w:rStyle w:val="Hyperlink"/>
+                <w:noProof/>
+              </w:rPr>
+              <w:t>10.3 Class Imbalance and Neutral Prediction</w:t>
+            </w:r>
+            <w:r>
+              <w:rPr>
+                <w:noProof/>
+                <w:webHidden/>
+              </w:rPr>
+              <w:tab/>
+            </w:r>
+            <w:r>
+              <w:rPr>
+                <w:noProof/>
+                <w:webHidden/>
+              </w:rPr>
+              <w:fldChar w:fldCharType="begin"/>
+            </w:r>
+            <w:r>
+              <w:rPr>
+                <w:noProof/>
+                <w:webHidden/>
+              </w:rPr>
+              <w:instrText xml:space="preserve"> PAGEREF _Toc229261640 \h </w:instrText>
+            </w:r>
+            <w:r>
+              <w:rPr>
+                <w:noProof/>
+                <w:webHidden/>
+              </w:rPr>
+            </w:r>
+            <w:r>
+              <w:rPr>
+                <w:noProof/>
+                <w:webHidden/>
+              </w:rPr>
+              <w:fldChar w:fldCharType="separate"/>
+            </w:r>
+            <w:r>
+              <w:rPr>
+                <w:noProof/>
+                <w:webHidden/>
+              </w:rPr>
+              <w:t>10</w:t>
+            </w:r>
+            <w:r>
+              <w:rPr>
+                <w:noProof/>
+                <w:webHidden/>
+              </w:rPr>
+              <w:fldChar w:fldCharType="end"/>
+            </w:r>
+          </w:hyperlink>
+        </w:p>
+        <w:p>
+          <w:pPr>
+            <w:pStyle w:val="TOC3"/>
+            <w:tabs>
+              <w:tab w:val="right" w:leader="dot" w:pos="9350"/>
+            </w:tabs>
+            <w:rPr>
+              <w:noProof/>
+            </w:rPr>
+          </w:pPr>
+          <w:hyperlink w:anchor="_Toc229261641" w:history="1">
+            <w:r>
+              <w:rPr>
+                <w:rStyle w:val="Hyperlink"/>
+                <w:noProof/>
+              </w:rPr>
+              <w:t>10.4 Validation Loss Divergence</w:t>
+            </w:r>
+            <w:r>
+              <w:rPr>
+                <w:noProof/>
+                <w:webHidden/>
+              </w:rPr>
+              <w:tab/>
+            </w:r>
+            <w:r>
+              <w:rPr>
+                <w:noProof/>
+                <w:webHidden/>
+              </w:rPr>
+              <w:fldChar w:fldCharType="begin"/>
+            </w:r>
+            <w:r>
+              <w:rPr>
+                <w:noProof/>
+                <w:webHidden/>
+              </w:rPr>
+              <w:instrText xml:space="preserve"> PAGEREF _Toc229261641 \h </w:instrText>
+            </w:r>
+            <w:r>
+              <w:rPr>
+                <w:noProof/>
+                <w:webHidden/>
+              </w:rPr>
+            </w:r>
+            <w:r>
+              <w:rPr>
+                <w:noProof/>
+                <w:webHidden/>
+              </w:rPr>
+              <w:fldChar w:fldCharType="separate"/>
+            </w:r>
+            <w:r>
+              <w:rPr>
+                <w:noProof/>
+                <w:webHidden/>
+              </w:rPr>
+              <w:t>11</w:t>
+            </w:r>
+            <w:r>
+              <w:rPr>
+                <w:noProof/>
+                <w:webHidden/>
+              </w:rPr>
+              <w:fldChar w:fldCharType="end"/>
+            </w:r>
+          </w:hyperlink>
+        </w:p>
+        <w:p>
+          <w:pPr>
+            <w:pStyle w:val="TOC2"/>
+            <w:tabs>
+              <w:tab w:val="right" w:leader="dot" w:pos="9350"/>
+            </w:tabs>
+            <w:rPr>
+              <w:noProof/>
+            </w:rPr>
+          </w:pPr>
+          <w:hyperlink w:anchor="_Toc229261642" w:history="1">
+            <w:r>
+              <w:rPr>
+                <w:rStyle w:val="Hyperlink"/>
+                <w:noProof/>
+              </w:rPr>
+              <w:t>11. Conclusion</w:t>
+            </w:r>
+            <w:r>
+              <w:rPr>
+                <w:noProof/>
+                <w:webHidden/>
+              </w:rPr>
+              <w:tab/>
+            </w:r>
+            <w:r>
+              <w:rPr>
+                <w:noProof/>
+                <w:webHidden/>
+              </w:rPr>
+              <w:fldChar w:fldCharType="begin"/>
+            </w:r>
+            <w:r>
+              <w:rPr>
+                <w:noProof/>
+                <w:webHidden/>
+              </w:rPr>
+              <w:instrText xml:space="preserve"> PAGEREF _Toc229261642 \h </w:instrText>
+            </w:r>
+            <w:r>
+              <w:rPr>
+                <w:noProof/>
+                <w:webHidden/>
+              </w:rPr>
+            </w:r>
+            <w:r>
+              <w:rPr>
+                <w:noProof/>
+                <w:webHidden/>
+              </w:rPr>
+              <w:fldChar w:fldCharType="separate"/>
+            </w:r>
+            <w:r>
+              <w:rPr>
+                <w:noProof/>
+                <w:webHidden/>
+              </w:rPr>
+              <w:t>11</w:t>
+            </w:r>
+            <w:r>
+              <w:rPr>
+                <w:noProof/>
+                <w:webHidden/>
+              </w:rPr>
+              <w:fldChar w:fldCharType="end"/>
+            </w:r>
+          </w:hyperlink>
+        </w:p>
+        <w:p>
+          <w:pPr>
+            <w:pStyle w:val="TOC2"/>
+            <w:tabs>
+              <w:tab w:val="right" w:leader="dot" w:pos="9350"/>
+            </w:tabs>
+            <w:rPr>
+              <w:noProof/>
+            </w:rPr>
+          </w:pPr>
+          <w:hyperlink w:anchor="_Toc229261643" w:history="1">
+            <w:r>
+              <w:rPr>
+                <w:rStyle w:val="Hyperlink"/>
+                <w:noProof/>
+              </w:rPr>
+              <w:t>12 References</w:t>
+            </w:r>
+            <w:r>
+              <w:rPr>
+                <w:noProof/>
+                <w:webHidden/>
+              </w:rPr>
+              <w:tab/>
+            </w:r>
+            <w:r>
+              <w:rPr>
+                <w:noProof/>
+                <w:webHidden/>
+              </w:rPr>
+              <w:fldChar w:fldCharType="begin"/>
+            </w:r>
+            <w:r>
+              <w:rPr>
+                <w:noProof/>
+                <w:webHidden/>
+              </w:rPr>
+              <w:instrText xml:space="preserve"> PAGEREF _Toc229261643 \h </w:instrText>
+            </w:r>
+            <w:r>
+              <w:rPr>
+                <w:noProof/>
+                <w:webHidden/>
+              </w:rPr>
+            </w:r>
+            <w:r>
+              <w:rPr>
+                <w:noProof/>
+                <w:webHidden/>
+              </w:rPr>
+              <w:fldChar w:fldCharType="separate"/>
+            </w:r>
+            <w:r>
+              <w:rPr>
+                <w:noProof/>
+                <w:webHidden/>
+              </w:rPr>
+              <w:t>11</w:t>
+            </w:r>
+            <w:r>
+              <w:rPr>
+                <w:noProof/>
+                <w:webHidden/>
+              </w:rPr>
+              <w:fldChar w:fldCharType="end"/>
+            </w:r>
+          </w:hyperlink>
+        </w:p>
+        <w:p>
+          <w:pPr>
+            <w:pStyle w:val="TOC2"/>
+            <w:tabs>
+              <w:tab w:val="right" w:leader="dot" w:pos="9350"/>
+            </w:tabs>
+            <w:rPr>
+              <w:noProof/>
+            </w:rPr>
+          </w:pPr>
+          <w:hyperlink w:anchor="_Toc229261644" w:history="1">
+            <w:r>
+              <w:rPr>
+                <w:rStyle w:val="Hyperlink"/>
+                <w:noProof/>
+              </w:rPr>
+              <w:t>Appendix</w:t>
+            </w:r>
+            <w:r>
+              <w:rPr>
+                <w:noProof/>
+                <w:webHidden/>
+              </w:rPr>
+              <w:tab/>
+            </w:r>
+            <w:r>
+              <w:rPr>
+                <w:noProof/>
+                <w:webHidden/>
+              </w:rPr>
+              <w:fldChar w:fldCharType="begin"/>
+            </w:r>
+            <w:r>
+              <w:rPr>
+                <w:noProof/>
+                <w:webHidden/>
+              </w:rPr>
+              <w:instrText xml:space="preserve"> PAGEREF _Toc229261644 \h </w:instrText>
+            </w:r>
+            <w:r>
+              <w:rPr>
+                <w:noProof/>
+                <w:webHidden/>
+              </w:rPr>
+            </w:r>
+            <w:r>
+              <w:rPr>
+                <w:noProof/>
+                <w:webHidden/>
+              </w:rPr>
+              <w:fldChar w:fldCharType="separate"/>
+            </w:r>
+            <w:r>
+              <w:rPr>
+                <w:noProof/>
+                <w:webHidden/>
+              </w:rPr>
+              <w:t>12</w:t>
+            </w:r>
+            <w:r>
+              <w:rPr>
+                <w:noProof/>
+                <w:webHidden/>
+              </w:rPr>
+              <w:fldChar w:fldCharType="end"/>
+            </w:r>
+          </w:hyperlink>
+        </w:p>
+        <w:p>
+          <w:pPr>
+            <w:pStyle w:val="TOC3"/>
+            <w:tabs>
+              <w:tab w:val="right" w:leader="dot" w:pos="9350"/>
+            </w:tabs>
+            <w:rPr>
+              <w:noProof/>
+            </w:rPr>
+          </w:pPr>
+          <w:hyperlink w:anchor="_Toc229261645" w:history="1">
+            <w:r>
+              <w:rPr>
+                <w:rStyle w:val="Hyperlink"/>
+                <w:noProof/>
+              </w:rPr>
+              <w:t>1. Software &amp; Dependencies</w:t>
+            </w:r>
+            <w:r>
+              <w:rPr>
+                <w:noProof/>
+                <w:webHidden/>
+              </w:rPr>
+              <w:tab/>
+            </w:r>
+            <w:r>
+              <w:rPr>
+                <w:noProof/>
+                <w:webHidden/>
+              </w:rPr>
+              <w:fldChar w:fldCharType="begin"/>
+            </w:r>
+            <w:r>
+              <w:rPr>
+                <w:noProof/>
+                <w:webHidden/>
+              </w:rPr>
+              <w:instrText xml:space="preserve"> PAGEREF _Toc229261645 \h </w:instrText>
+            </w:r>
+            <w:r>
+              <w:rPr>
+                <w:noProof/>
+                <w:webHidden/>
+              </w:rPr>
+            </w:r>
+            <w:r>
+              <w:rPr>
+                <w:noProof/>
+                <w:webHidden/>
+              </w:rPr>
+              <w:fldChar w:fldCharType="separate"/>
+            </w:r>
+            <w:r>
+              <w:rPr>
+                <w:noProof/>
+                <w:webHidden/>
+              </w:rPr>
+              <w:t>12</w:t>
+            </w:r>
+            <w:r>
+              <w:rPr>
+                <w:noProof/>
+                <w:webHidden/>
+              </w:rPr>
+              <w:fldChar w:fldCharType="end"/>
+            </w:r>
+          </w:hyperlink>
+        </w:p>
+        <w:p>
+          <w:pPr>
+            <w:pStyle w:val="TOC3"/>
+            <w:tabs>
+              <w:tab w:val="right" w:leader="dot" w:pos="9350"/>
+            </w:tabs>
+            <w:rPr>
+              <w:noProof/>
+            </w:rPr>
+          </w:pPr>
+          <w:hyperlink w:anchor="_Toc229261646" w:history="1">
+            <w:r>
+              <w:rPr>
+                <w:rStyle w:val="Hyperlink"/>
+                <w:noProof/>
+              </w:rPr>
+              <w:t>2. Models</w:t>
+            </w:r>
+            <w:r>
+              <w:rPr>
+                <w:noProof/>
+                <w:webHidden/>
+              </w:rPr>
+              <w:tab/>
+            </w:r>
+            <w:r>
+              <w:rPr>
+                <w:noProof/>
+                <w:webHidden/>
+              </w:rPr>
+              <w:fldChar w:fldCharType="begin"/>
+            </w:r>
+            <w:r>
+              <w:rPr>
+                <w:noProof/>
+                <w:webHidden/>
+              </w:rPr>
+              <w:instrText xml:space="preserve"> PAGEREF _Toc229261646 \h </w:instrText>
+            </w:r>
+            <w:r>
+              <w:rPr>
+                <w:noProof/>
+                <w:webHidden/>
+              </w:rPr>
+            </w:r>
+            <w:r>
+              <w:rPr>
+                <w:noProof/>
+                <w:webHidden/>
+              </w:rPr>
+              <w:fldChar w:fldCharType="separate"/>
+            </w:r>
+            <w:r>
+              <w:rPr>
+                <w:noProof/>
+                <w:webHidden/>
+              </w:rPr>
+              <w:t>12</w:t>
+            </w:r>
+            <w:r>
+              <w:rPr>
+                <w:noProof/>
+                <w:webHidden/>
+              </w:rPr>
+              <w:fldChar w:fldCharType="end"/>
+            </w:r>
+          </w:hyperlink>
+        </w:p>
+        <w:p>
+          <w:pPr>
+            <w:pStyle w:val="TOC3"/>
+            <w:tabs>
+              <w:tab w:val="right" w:leader="dot" w:pos="9350"/>
+            </w:tabs>
+            <w:rPr>
+              <w:noProof/>
+            </w:rPr>
+          </w:pPr>
+          <w:hyperlink w:anchor="_Toc229261647" w:history="1">
+            <w:r>
+              <w:rPr>
+                <w:rStyle w:val="Hyperlink"/>
+                <w:noProof/>
+              </w:rPr>
+              <w:t>3. Training Dynamics</w:t>
+            </w:r>
+            <w:r>
+              <w:rPr>
+                <w:noProof/>
+                <w:webHidden/>
+              </w:rPr>
+              <w:tab/>
+            </w:r>
+            <w:r>
+              <w:rPr>
+                <w:noProof/>
+                <w:webHidden/>
+              </w:rPr>
+              <w:fldChar w:fldCharType="begin"/>
+            </w:r>
+            <w:r>
+              <w:rPr>
+                <w:noProof/>
+                <w:webHidden/>
+              </w:rPr>
+              <w:instrText xml:space="preserve"> PAGEREF _Toc229261647 \h </w:instrText>
+            </w:r>
+            <w:r>
+              <w:rPr>
+                <w:noProof/>
+                <w:webHidden/>
+              </w:rPr>
+            </w:r>
+            <w:r>
+              <w:rPr>
+                <w:noProof/>
+                <w:webHidden/>
+              </w:rPr>
+              <w:fldChar w:fldCharType="separate"/>
+            </w:r>
+            <w:r>
+              <w:rPr>
+                <w:noProof/>
+                <w:webHidden/>
+              </w:rPr>
+              <w:t>12</w:t>
+            </w:r>
+            <w:r>
+              <w:rPr>
+                <w:noProof/>
+                <w:webHidden/>
+              </w:rPr>
+              <w:fldChar w:fldCharType="end"/>
+            </w:r>
+          </w:hyperlink>
+        </w:p>
+        <w:p>
+          <w:pPr>
+            <w:pStyle w:val="TOC3"/>
+            <w:tabs>
+              <w:tab w:val="right" w:leader="dot" w:pos="9350"/>
+            </w:tabs>
+            <w:rPr>
+              <w:noProof/>
+            </w:rPr>
+          </w:pPr>
+          <w:hyperlink w:anchor="_Toc229261648" w:history="1">
+            <w:r>
+              <w:rPr>
+                <w:rStyle w:val="Hyperlink"/>
+                <w:noProof/>
+              </w:rPr>
+              <w:t>4. Limitations</w:t>
+            </w:r>
+            <w:r>
+              <w:rPr>
+                <w:noProof/>
+                <w:webHidden/>
+              </w:rPr>
+              <w:tab/>
+            </w:r>
+            <w:r>
+              <w:rPr>
+                <w:noProof/>
+                <w:webHidden/>
+              </w:rPr>
+              <w:fldChar w:fldCharType="begin"/>
+            </w:r>
+            <w:r>
+              <w:rPr>
+                <w:noProof/>
+                <w:webHidden/>
+              </w:rPr>
+              <w:instrText xml:space="preserve"> PAGEREF _Toc229261648 \h </w:instrText>
+            </w:r>
+            <w:r>
+              <w:rPr>
+                <w:noProof/>
+                <w:webHidden/>
+              </w:rPr>
+            </w:r>
+            <w:r>
+              <w:rPr>
+                <w:noProof/>
+                <w:webHidden/>
+              </w:rPr>
+              <w:fldChar w:fldCharType="separate"/>
+            </w:r>
+            <w:r>
+              <w:rPr>
+                <w:noProof/>
+                <w:webHidden/>
+              </w:rPr>
+              <w:t>14</w:t>
+            </w:r>
+            <w:r>
+              <w:rPr>
+                <w:noProof/>
+                <w:webHidden/>
+              </w:rPr>
+              <w:fldChar w:fldCharType="end"/>
+            </w:r>
+          </w:hyperlink>
+        </w:p>
+        <w:p>
+          <w:r>
+            <w:rPr>
+              <w:b/>
+              <w:bCs/>
+              <w:noProof/>
+            </w:rPr>
+            <w:fldChar w:fldCharType="end"/>
+          </w:r>
+        </w:p>
+      </w:sdtContent>
+    </w:sdt>
     <w:p>
       <w:pPr>
         <w:pStyle w:val="Heading2"/>
@@ -202,191 +2826,254 @@
           <w:szCs w:val="32"/>
         </w:rPr>
       </w:pPr>
-      <w:r>
+    </w:p>
+    <w:p>
+      <w:pPr>
+        <w:pStyle w:val="Heading2"/>
         <w:rPr>
           <w:color w:val="000000" w:themeColor="text1"/>
           <w:sz w:val="32"/>
           <w:szCs w:val="32"/>
         </w:rPr>
-        <w:lastRenderedPageBreak/>
-        <w:t>Abstract</w:t>
-      </w:r>
-    </w:p>
-    <w:p>
-      <w:pPr>
-        <w:spacing w:before="80" w:after="120" w:line="276" w:lineRule="auto"/>
-        <w:jc w:val="both"/>
-      </w:pPr>
-      <w:r>
-        <w:t xml:space="preserve">This report presents a comparative study of three transformer-based approaches for financial news sentiment classification: zero-shot BERT, fine-tuned BERT, and zero-shot </w:t>
-      </w:r>
-      <w:proofErr w:type="spellStart"/>
-      <w:r>
-        <w:t>FinBERT</w:t>
-      </w:r>
-      <w:proofErr w:type="spellEnd"/>
-      <w:r>
-        <w:t xml:space="preserve">. The models were evaluated </w:t>
-      </w:r>
-      <w:r>
-        <w:t xml:space="preserve">on two datasets: the widely used Financial </w:t>
-      </w:r>
-      <w:proofErr w:type="spellStart"/>
-      <w:r>
-        <w:t>PhraseBank</w:t>
-      </w:r>
-      <w:proofErr w:type="spellEnd"/>
-      <w:r>
-        <w:t xml:space="preserve"> benchmark and an independently collected dataset comprising</w:t>
-      </w:r>
-      <w:r>
-        <w:t xml:space="preserve"> previously unseen financial news headlines. In this work, a </w:t>
-      </w:r>
-      <w:proofErr w:type="spellStart"/>
-      <w:r>
-        <w:t>bert</w:t>
-      </w:r>
-      <w:proofErr w:type="spellEnd"/>
-      <w:r>
-        <w:t xml:space="preserve">-base-uncased model was further fine-tuned on a curated financial sentiment dataset containing more than 10,000 labelled headlines categorized into positive, negative, and neutral classes. To improve performance and handle class imbalance, training </w:t>
-      </w:r>
-      <w:r>
-        <w:t xml:space="preserve">used a class-weighted cross-entropy loss, a cosine-decay learning rate schedule with a </w:t>
-      </w:r>
-      <w:r>
-        <w:t xml:space="preserve">warmup, and early stopping. The best-performing checkpoint was </w:t>
-      </w:r>
-      <w:r>
-        <w:t>reached at the 8th epoch (step 3440), yielding</w:t>
-      </w:r>
-      <w:r>
-        <w:t xml:space="preserve"> a validation accuracy of 82.15% and a weighted F1-score of 82.17%. Experimental evaluation on the Financial </w:t>
-      </w:r>
-      <w:proofErr w:type="spellStart"/>
-      <w:r>
-        <w:t>PhraseBank</w:t>
-      </w:r>
-      <w:proofErr w:type="spellEnd"/>
-      <w:r>
-        <w:t xml:space="preserve"> benchmark showed that the fine-tuned BERT model achieved 95.8% accuracy, while </w:t>
-      </w:r>
-      <w:proofErr w:type="spellStart"/>
-      <w:r>
-        <w:t>FinBERT</w:t>
-      </w:r>
-      <w:proofErr w:type="spellEnd"/>
-      <w:r>
-        <w:t xml:space="preserve"> achieved 97.6%, both substantially outperforming the zero-shot BERT baseline, which achieved only 27.4% accuracy. On the more challenging unseen financial news dataset, the fine-tuned BERT model achieved the best overall performance, </w:t>
-      </w:r>
-      <w:r>
-        <w:t xml:space="preserve">with </w:t>
-      </w:r>
-      <w:r>
-        <w:rPr>
-          <w:color w:val="000000" w:themeColor="text1"/>
-        </w:rPr>
-        <w:t>73%</w:t>
-      </w:r>
-      <w:r>
-        <w:rPr>
-          <w:color w:val="000000" w:themeColor="text1"/>
-        </w:rPr>
-        <w:t xml:space="preserve"> </w:t>
-      </w:r>
-      <w:r>
-        <w:t>accuracy and a weighted F1 Score</w:t>
-      </w:r>
-      <w:r>
-        <w:t xml:space="preserve"> of </w:t>
-      </w:r>
-      <w:r>
-        <w:rPr>
-          <w:color w:val="000000" w:themeColor="text1"/>
-        </w:rPr>
-        <w:t>71.65</w:t>
-      </w:r>
-      <w:r>
-        <w:rPr>
-          <w:color w:val="000000" w:themeColor="text1"/>
-        </w:rPr>
-        <w:t>%.</w:t>
-      </w:r>
-      <w:r>
-        <w:t xml:space="preserve"> The results demonstrate that task-specific fine-tuning significantly improves generalization to real-world financial news and enables better adaptation to unseen financial headlines compared to zero-shot approaches.</w:t>
-      </w:r>
-    </w:p>
-    <w:p>
-      <w:pPr>
-        <w:pStyle w:val="Heading2"/>
+      </w:pPr>
+      <w:bookmarkStart w:id="0" w:name="_Toc229261611"/>
+      <w:r>
         <w:rPr>
           <w:color w:val="000000" w:themeColor="text1"/>
           <w:sz w:val="32"/>
           <w:szCs w:val="32"/>
         </w:rPr>
-      </w:pPr>
-      <w:r>
+        <w:t>Abstract</w:t>
+      </w:r>
+      <w:bookmarkEnd w:id="0"/>
+    </w:p>
+    <w:p>
+      <w:pPr>
+        <w:spacing w:before="80" w:after="120" w:line="276" w:lineRule="auto"/>
+        <w:jc w:val="both"/>
+      </w:pPr>
+      <w:r>
+        <w:t xml:space="preserve">This report presents a comparative study of three transformer-based approaches for financial news sentiment classification: zero-shot BERT, fine-tuned BERT, and zero-shot </w:t>
+      </w:r>
+      <w:proofErr w:type="spellStart"/>
+      <w:r>
+        <w:t>FinBERT</w:t>
+      </w:r>
+      <w:proofErr w:type="spellEnd"/>
+      <w:r>
+        <w:t xml:space="preserve">. The models were evaluated </w:t>
+      </w:r>
+      <w:r>
+        <w:t xml:space="preserve">on two datasets: the widely used Financial </w:t>
+      </w:r>
+      <w:proofErr w:type="spellStart"/>
+      <w:r>
+        <w:t>PhraseBank</w:t>
+      </w:r>
+      <w:proofErr w:type="spellEnd"/>
+      <w:r>
+        <w:t xml:space="preserve"> benchmark and an independently collected dataset comprising</w:t>
+      </w:r>
+      <w:r>
+        <w:t xml:space="preserve"> previously unseen financial news headlines. In this work, a </w:t>
+      </w:r>
+      <w:proofErr w:type="spellStart"/>
+      <w:r>
+        <w:t>bert</w:t>
+      </w:r>
+      <w:proofErr w:type="spellEnd"/>
+      <w:r>
+        <w:t xml:space="preserve">-base-uncased model was further fine-tuned on a curated financial sentiment dataset containing more than </w:t>
+      </w:r>
+      <w:r>
+        <w:t xml:space="preserve">6329 </w:t>
+      </w:r>
+      <w:r>
+        <w:t xml:space="preserve">labelled headlines categorized into positive, negative, and neutral classes. To improve performance and handle class imbalance, training </w:t>
+      </w:r>
+      <w:r>
+        <w:t xml:space="preserve">used a class-weighted cross-entropy loss, a cosine-decay learning rate schedule with a </w:t>
+      </w:r>
+      <w:r>
+        <w:t xml:space="preserve">warmup, and early stopping. The best-performing checkpoint was </w:t>
+      </w:r>
+      <w:r>
+        <w:t>reached at the 8th epoch (step 3440), yielding</w:t>
+      </w:r>
+      <w:r>
+        <w:t xml:space="preserve"> a validation accuracy of 82.15% and a weighted F1-score of 82.17%. Experimental evaluation on the Financial </w:t>
+      </w:r>
+      <w:proofErr w:type="spellStart"/>
+      <w:r>
+        <w:t>PhraseBank</w:t>
+      </w:r>
+      <w:proofErr w:type="spellEnd"/>
+      <w:r>
+        <w:t xml:space="preserve"> benchmark showed that the fine-tuned BERT model achieved </w:t>
+      </w:r>
+      <w:r>
+        <w:t>69.8</w:t>
+      </w:r>
+      <w:r>
+        <w:t xml:space="preserve">% accuracy, while </w:t>
+      </w:r>
+      <w:proofErr w:type="spellStart"/>
+      <w:r>
+        <w:t>FinBERT</w:t>
+      </w:r>
+      <w:proofErr w:type="spellEnd"/>
+      <w:r>
+        <w:t xml:space="preserve"> achieved </w:t>
+      </w:r>
+      <w:r>
+        <w:t>57.1</w:t>
+      </w:r>
+      <w:r>
+        <w:t>%, both substantially outperforming the zero-shot BERT baseline, which achieved only 2</w:t>
+      </w:r>
+      <w:r>
+        <w:t>6.5</w:t>
+      </w:r>
+      <w:r>
+        <w:t xml:space="preserve">% accuracy. On the more challenging unseen financial news dataset, the fine-tuned BERT model achieved the best overall performance, </w:t>
+      </w:r>
+      <w:r>
+        <w:t xml:space="preserve">with </w:t>
+      </w:r>
+      <w:r>
+        <w:rPr>
+          <w:color w:val="000000" w:themeColor="text1"/>
+        </w:rPr>
+        <w:t>82.43</w:t>
+      </w:r>
+      <w:r>
+        <w:rPr>
+          <w:color w:val="000000" w:themeColor="text1"/>
+        </w:rPr>
+        <w:t>%</w:t>
+      </w:r>
+      <w:r>
+        <w:rPr>
+          <w:color w:val="000000" w:themeColor="text1"/>
+        </w:rPr>
+        <w:t xml:space="preserve"> </w:t>
+      </w:r>
+      <w:r>
+        <w:t>accuracy and a weighted F1 Score</w:t>
+      </w:r>
+      <w:r>
+        <w:t xml:space="preserve"> of </w:t>
+      </w:r>
+      <w:r>
+        <w:rPr>
+          <w:color w:val="000000" w:themeColor="text1"/>
+        </w:rPr>
+        <w:t>7</w:t>
+      </w:r>
+      <w:r>
+        <w:rPr>
+          <w:color w:val="000000" w:themeColor="text1"/>
+        </w:rPr>
+        <w:t>3.2</w:t>
+      </w:r>
+      <w:r>
+        <w:rPr>
+          <w:color w:val="000000" w:themeColor="text1"/>
+        </w:rPr>
+        <w:t>9</w:t>
+      </w:r>
+      <w:r>
+        <w:rPr>
+          <w:color w:val="000000" w:themeColor="text1"/>
+        </w:rPr>
+        <w:t>%.</w:t>
+      </w:r>
+      <w:r>
+        <w:t xml:space="preserve"> The results demonstrate that task-specific fine-tuning significantly improves generalization to real-world financial news and enables better adaptation to unseen financial headlines compared to zero-shot approaches.</w:t>
+      </w:r>
+    </w:p>
+    <w:p>
+      <w:pPr>
+        <w:pStyle w:val="Heading2"/>
         <w:rPr>
           <w:color w:val="000000" w:themeColor="text1"/>
           <w:sz w:val="32"/>
           <w:szCs w:val="32"/>
         </w:rPr>
-        <w:t>1. Introduction</w:t>
-      </w:r>
-    </w:p>
-    <w:p>
-      <w:pPr>
-        <w:spacing w:before="80" w:after="120" w:line="276" w:lineRule="auto"/>
-        <w:jc w:val="both"/>
-      </w:pPr>
-      <w:r>
-        <w:t xml:space="preserve">Financial news sentiment analysis plays an important role in areas such as algorithmic trading, market prediction, portfolio management, and financial risk analysis. Since financial text contains domain-specific terminology and context-dependent sentiment, general NLP models often struggle without </w:t>
-      </w:r>
-      <w:r>
-        <w:t>adaptation to the domain</w:t>
-      </w:r>
-      <w:r>
-        <w:t xml:space="preserve">. This project compares zero-shot BERT, fine-tuned BERT, and </w:t>
-      </w:r>
-      <w:proofErr w:type="spellStart"/>
-      <w:r>
-        <w:t>FinBERT</w:t>
-      </w:r>
-      <w:proofErr w:type="spellEnd"/>
-      <w:r>
-        <w:t xml:space="preserve"> to evaluate whether domain-specific pretraining or task-specific fine-tuning produces better performance for financial sentiment classification. The evaluation was conducted using the Financial </w:t>
-      </w:r>
-      <w:proofErr w:type="spellStart"/>
-      <w:r>
-        <w:t>PhraseBank</w:t>
-      </w:r>
-      <w:proofErr w:type="spellEnd"/>
-      <w:r>
-        <w:t xml:space="preserve"> benchmark dataset and a separate dataset of 1,875 real-world financial news headlines collected from live sources</w:t>
-      </w:r>
-      <w:r>
-        <w:t>,</w:t>
-      </w:r>
-      <w:r>
-        <w:t xml:space="preserve"> not used during training.</w:t>
-      </w:r>
-    </w:p>
-    <w:p>
-      <w:pPr>
-        <w:pStyle w:val="Heading2"/>
+      </w:pPr>
+      <w:bookmarkStart w:id="1" w:name="_Toc229261612"/>
+      <w:r>
         <w:rPr>
           <w:color w:val="000000" w:themeColor="text1"/>
           <w:sz w:val="32"/>
           <w:szCs w:val="32"/>
         </w:rPr>
-      </w:pPr>
-      <w:r>
+        <w:t>1. Introduction</w:t>
+      </w:r>
+      <w:bookmarkEnd w:id="1"/>
+    </w:p>
+    <w:p>
+      <w:pPr>
+        <w:spacing w:before="80" w:after="120" w:line="276" w:lineRule="auto"/>
+        <w:jc w:val="both"/>
+      </w:pPr>
+      <w:r>
+        <w:t xml:space="preserve">Financial news sentiment analysis plays an important role in areas such as algorithmic trading, market prediction, portfolio management, and financial risk analysis. Since financial text contains domain-specific terminology and context-dependent sentiment, general NLP models often struggle without </w:t>
+      </w:r>
+      <w:r>
+        <w:t>adaptation to the domain</w:t>
+      </w:r>
+      <w:r>
+        <w:t xml:space="preserve">. This project compares zero-shot BERT, fine-tuned BERT, and </w:t>
+      </w:r>
+      <w:proofErr w:type="spellStart"/>
+      <w:r>
+        <w:t>FinBERT</w:t>
+      </w:r>
+      <w:proofErr w:type="spellEnd"/>
+      <w:r>
+        <w:t xml:space="preserve"> to evaluate whether domain-specific pretraining or task-specific fine-tuning produces better performance for financial sentiment classification. The evaluation was conducted using the Financial </w:t>
+      </w:r>
+      <w:proofErr w:type="spellStart"/>
+      <w:r>
+        <w:t>PhraseBank</w:t>
+      </w:r>
+      <w:proofErr w:type="spellEnd"/>
+      <w:r>
+        <w:t xml:space="preserve"> benchmark dataset and a separate dataset of 1</w:t>
+      </w:r>
+      <w:r>
+        <w:t xml:space="preserve">000 </w:t>
+      </w:r>
+      <w:r>
+        <w:t>real-world financial news headlines collected from live sources</w:t>
+      </w:r>
+      <w:r>
+        <w:t>,</w:t>
+      </w:r>
+      <w:r>
+        <w:t xml:space="preserve"> not used during training.</w:t>
+      </w:r>
+    </w:p>
+    <w:p>
+      <w:pPr>
+        <w:pStyle w:val="Heading2"/>
         <w:rPr>
           <w:color w:val="000000" w:themeColor="text1"/>
           <w:sz w:val="32"/>
           <w:szCs w:val="32"/>
         </w:rPr>
+      </w:pPr>
+      <w:bookmarkStart w:id="2" w:name="_Toc229261613"/>
+      <w:r>
+        <w:rPr>
+          <w:color w:val="000000" w:themeColor="text1"/>
+          <w:sz w:val="32"/>
+          <w:szCs w:val="32"/>
+        </w:rPr>
         <w:t>2. Problem Statement</w:t>
       </w:r>
+      <w:bookmarkEnd w:id="2"/>
     </w:p>
     <w:p>
       <w:pPr>
@@ -410,11 +3097,9 @@
       <w:r>
         <w:t xml:space="preserve">Positive sentiment indicates </w:t>
       </w:r>
-      <w:proofErr w:type="spellStart"/>
-      <w:r>
-        <w:t>favorable</w:t>
-      </w:r>
-      <w:proofErr w:type="spellEnd"/>
+      <w:r>
+        <w:t>favourable</w:t>
+      </w:r>
       <w:r>
         <w:t xml:space="preserve"> business or financial developments</w:t>
       </w:r>
@@ -447,6 +3132,7 @@
         <w:jc w:val="both"/>
       </w:pPr>
       <w:r>
+        <w:lastRenderedPageBreak/>
         <w:t>N</w:t>
       </w:r>
       <w:r>
@@ -471,6 +3157,7 @@
           <w:szCs w:val="32"/>
         </w:rPr>
       </w:pPr>
+      <w:bookmarkStart w:id="3" w:name="_Toc229261614"/>
       <w:r>
         <w:rPr>
           <w:color w:val="000000" w:themeColor="text1"/>
@@ -479,6 +3166,7 @@
         </w:rPr>
         <w:t>3. Dataset</w:t>
       </w:r>
+      <w:bookmarkEnd w:id="3"/>
     </w:p>
     <w:p>
       <w:pPr>
@@ -488,12 +3176,12 @@
           <w:szCs w:val="28"/>
         </w:rPr>
       </w:pPr>
+      <w:bookmarkStart w:id="4" w:name="_Toc229261615"/>
       <w:r>
         <w:rPr>
           <w:sz w:val="28"/>
           <w:szCs w:val="28"/>
         </w:rPr>
-        <w:lastRenderedPageBreak/>
         <w:t xml:space="preserve">3.1 Training Data </w:t>
       </w:r>
       <w:r>
@@ -510,6 +3198,7 @@
         </w:rPr>
         <w:t xml:space="preserve"> financial_sentiment.csv</w:t>
       </w:r>
+      <w:bookmarkEnd w:id="4"/>
     </w:p>
     <w:p>
       <w:pPr>
@@ -1287,6 +3976,7 @@
           <w:color w:val="000000" w:themeColor="text1"/>
         </w:rPr>
       </w:pPr>
+      <w:bookmarkStart w:id="5" w:name="_Toc229261616"/>
       <w:r>
         <w:rPr>
           <w:color w:val="000000" w:themeColor="text1"/>
@@ -1333,6 +4023,7 @@
         </w:rPr>
         <w:t>)</w:t>
       </w:r>
+      <w:bookmarkEnd w:id="5"/>
     </w:p>
     <w:p>
       <w:pPr>
@@ -1378,6 +4069,7 @@
           <w:color w:val="000000" w:themeColor="text1"/>
         </w:rPr>
       </w:pPr>
+      <w:bookmarkStart w:id="6" w:name="_Toc229261617"/>
       <w:r>
         <w:rPr>
           <w:color w:val="000000" w:themeColor="text1"/>
@@ -1396,6 +4088,7 @@
         </w:rPr>
         <w:t xml:space="preserve"> Collected Unseen Data</w:t>
       </w:r>
+      <w:bookmarkEnd w:id="6"/>
     </w:p>
     <w:p>
       <w:pPr>
@@ -1403,13 +4096,32 @@
         <w:jc w:val="both"/>
       </w:pPr>
       <w:r>
-        <w:t>To assess real-world generalisation, 1,875 financial headlines were collected from live sources including Economic Times and The Hindu Business Line in April 2026. This dataset was never seen during training or validation and represents genuinely unseen data. It contains 968 positive, 555 negative, and 352 neutral examples, with labels manually assigned.</w:t>
-      </w:r>
-    </w:p>
-    <w:p>
-      <w:pPr>
-        <w:spacing w:after="80"/>
-      </w:pPr>
+        <w:t xml:space="preserve">To assess real-world </w:t>
+      </w:r>
+      <w:r>
+        <w:t>generalization, 1000 financial headlines were collected from live sources, including Economic Times and The Hindu Business Line,</w:t>
+      </w:r>
+      <w:r>
+        <w:t xml:space="preserve"> in April 2026. This dataset was never seen during training or validation and represents genuinely unseen data. It contains </w:t>
+      </w:r>
+      <w:r>
+        <w:t>499</w:t>
+      </w:r>
+      <w:r>
+        <w:t xml:space="preserve"> positive, </w:t>
+      </w:r>
+      <w:r>
+        <w:t>415</w:t>
+      </w:r>
+      <w:r>
+        <w:t xml:space="preserve"> negative, and </w:t>
+      </w:r>
+      <w:r>
+        <w:t>86</w:t>
+      </w:r>
+      <w:r>
+        <w:t xml:space="preserve"> neutral examples, with labels manually assigned.</w:t>
+      </w:r>
     </w:p>
     <w:p>
       <w:pPr>
@@ -1420,6 +4132,7 @@
           <w:szCs w:val="32"/>
         </w:rPr>
       </w:pPr>
+      <w:bookmarkStart w:id="7" w:name="_Toc229261618"/>
       <w:r>
         <w:rPr>
           <w:color w:val="000000" w:themeColor="text1"/>
@@ -1428,6 +4141,7 @@
         </w:rPr>
         <w:t>4. Models</w:t>
       </w:r>
+      <w:bookmarkEnd w:id="7"/>
     </w:p>
     <w:p>
       <w:pPr>
@@ -1652,14 +4366,7 @@
                 <w:sz w:val="20"/>
                 <w:szCs w:val="20"/>
               </w:rPr>
-              <w:t>BERT</w:t>
-            </w:r>
-            <w:r>
-              <w:rPr>
-                <w:sz w:val="20"/>
-                <w:szCs w:val="20"/>
-              </w:rPr>
-              <w:t>-base-uncased</w:t>
+              <w:t>BERT-base-uncased</w:t>
             </w:r>
           </w:p>
         </w:tc>
@@ -1792,14 +4499,7 @@
                 <w:sz w:val="20"/>
                 <w:szCs w:val="20"/>
               </w:rPr>
-              <w:t>BERT</w:t>
-            </w:r>
-            <w:r>
-              <w:rPr>
-                <w:sz w:val="20"/>
-                <w:szCs w:val="20"/>
-              </w:rPr>
-              <w:t>-base-uncased</w:t>
+              <w:t>BERT-base-uncased</w:t>
             </w:r>
           </w:p>
         </w:tc>
@@ -1889,6 +4589,7 @@
                 <w:sz w:val="20"/>
                 <w:szCs w:val="20"/>
               </w:rPr>
+              <w:lastRenderedPageBreak/>
               <w:t>FinBERT</w:t>
             </w:r>
             <w:proofErr w:type="spellEnd"/>
@@ -2020,11 +4721,6 @@
     </w:tbl>
     <w:p>
       <w:pPr>
-        <w:spacing w:after="80"/>
-      </w:pPr>
-    </w:p>
-    <w:p>
-      <w:pPr>
         <w:spacing w:before="80" w:after="120" w:line="276" w:lineRule="auto"/>
         <w:jc w:val="both"/>
       </w:pPr>
@@ -2036,6 +4732,7 @@
           <w:color w:val="000000" w:themeColor="text1"/>
         </w:rPr>
       </w:pPr>
+      <w:bookmarkStart w:id="8" w:name="_Toc229261619"/>
       <w:r>
         <w:rPr>
           <w:color w:val="000000" w:themeColor="text1"/>
@@ -2054,6 +4751,7 @@
         </w:rPr>
         <w:t xml:space="preserve"> Fine-Tuned BERT</w:t>
       </w:r>
+      <w:bookmarkEnd w:id="8"/>
     </w:p>
     <w:p>
       <w:pPr>
@@ -2061,11 +4759,7 @@
         <w:jc w:val="both"/>
       </w:pPr>
       <w:r>
-        <w:lastRenderedPageBreak/>
-        <w:t>BERT</w:t>
-      </w:r>
-      <w:r>
-        <w:t>-base-uncased was fine-tuned end-to-end for 3-class sentiment classification. A linear classification head was added on top of the [CLS] token representation. All 12 encoder layers were kept trainable. Class-weighted cross-entropy loss was used to compensate for class imbalance in the training set, with weights computed using scikit-</w:t>
+        <w:t>BERT-base-uncased was fine-tuned end-to-end for 3-class sentiment classification. A linear classification head was added on top of the [CLS] token representation. All 12 encoder layers were kept trainable. Class-weighted cross-entropy loss was used to compensate for class imbalance in the training set, with weights computed using scikit-</w:t>
       </w:r>
       <w:proofErr w:type="spellStart"/>
       <w:r>
@@ -2085,6 +4779,7 @@
           <w:szCs w:val="32"/>
         </w:rPr>
       </w:pPr>
+      <w:bookmarkStart w:id="9" w:name="_Toc229261620"/>
       <w:r>
         <w:rPr>
           <w:color w:val="000000" w:themeColor="text1"/>
@@ -2093,6 +4788,7 @@
         </w:rPr>
         <w:t>5. Methodology</w:t>
       </w:r>
+      <w:bookmarkEnd w:id="9"/>
     </w:p>
     <w:p>
       <w:pPr>
@@ -2103,6 +4799,7 @@
           <w:szCs w:val="28"/>
         </w:rPr>
       </w:pPr>
+      <w:bookmarkStart w:id="10" w:name="_Toc229261621"/>
       <w:r>
         <w:rPr>
           <w:color w:val="000000" w:themeColor="text1"/>
@@ -2111,6 +4808,7 @@
         </w:rPr>
         <w:t>5.1 Pipeline Overview</w:t>
       </w:r>
+      <w:bookmarkEnd w:id="10"/>
     </w:p>
     <w:p>
       <w:pPr>
@@ -2755,9 +5453,18 @@
                 <w:sz w:val="20"/>
                 <w:szCs w:val="20"/>
               </w:rPr>
-              <w:t>trainer_state.json</w:t>
+              <w:t>trainer_</w:t>
+            </w:r>
+            <w:proofErr w:type="gramStart"/>
+            <w:r>
+              <w:rPr>
+                <w:sz w:val="20"/>
+                <w:szCs w:val="20"/>
+              </w:rPr>
+              <w:t>state.json</w:t>
             </w:r>
             <w:proofErr w:type="spellEnd"/>
+            <w:proofErr w:type="gramEnd"/>
             <w:r>
               <w:rPr>
                 <w:sz w:val="20"/>
@@ -2782,6 +5489,7 @@
           <w:szCs w:val="28"/>
         </w:rPr>
       </w:pPr>
+      <w:bookmarkStart w:id="11" w:name="_Toc229261622"/>
       <w:r>
         <w:rPr>
           <w:sz w:val="28"/>
@@ -2789,6 +5497,7 @@
         </w:rPr>
         <w:t>5.2 Tokenisation</w:t>
       </w:r>
+      <w:bookmarkEnd w:id="11"/>
     </w:p>
     <w:p>
       <w:pPr>
@@ -2802,7 +5511,13 @@
         <w:t>tokenized using the BERT-base-uncased fast tokenizer</w:t>
       </w:r>
       <w:r>
-        <w:t xml:space="preserve"> with a maximum sequence length of 128 tokens.</w:t>
+        <w:t xml:space="preserve"> with a maximum sequence length of </w:t>
+      </w:r>
+      <w:r>
+        <w:t>256</w:t>
+      </w:r>
+      <w:r>
+        <w:t xml:space="preserve"> tokens.</w:t>
       </w:r>
     </w:p>
     <w:p>
@@ -2813,6 +5528,7 @@
           <w:szCs w:val="28"/>
         </w:rPr>
       </w:pPr>
+      <w:bookmarkStart w:id="12" w:name="_Toc229261623"/>
       <w:r>
         <w:rPr>
           <w:sz w:val="28"/>
@@ -2820,6 +5536,7 @@
         </w:rPr>
         <w:t>5.3 Class Imbalance Handling</w:t>
       </w:r>
+      <w:bookmarkEnd w:id="12"/>
     </w:p>
     <w:p>
       <w:pPr>
@@ -2846,9 +5563,11 @@
       <w:pPr>
         <w:pStyle w:val="Heading3"/>
       </w:pPr>
+      <w:bookmarkStart w:id="13" w:name="_Toc229261624"/>
       <w:r>
         <w:t>5.4 Training Strategy</w:t>
       </w:r>
+      <w:bookmarkEnd w:id="13"/>
     </w:p>
     <w:p>
       <w:pPr>
@@ -2884,14 +5603,17 @@
           <w:szCs w:val="32"/>
         </w:rPr>
       </w:pPr>
+      <w:bookmarkStart w:id="14" w:name="_Toc229261625"/>
       <w:r>
         <w:rPr>
           <w:color w:val="000000" w:themeColor="text1"/>
           <w:sz w:val="32"/>
           <w:szCs w:val="32"/>
         </w:rPr>
+        <w:lastRenderedPageBreak/>
         <w:t>6. Training Configuration</w:t>
       </w:r>
+      <w:bookmarkEnd w:id="14"/>
     </w:p>
     <w:p>
       <w:pPr>
@@ -3077,11 +5799,7 @@
               <w:jc w:val="center"/>
             </w:pPr>
             <w:r>
-              <w:rPr>
-                <w:sz w:val="20"/>
-                <w:szCs w:val="20"/>
-              </w:rPr>
-              <w:t>1e-5</w:t>
+              <w:t>5e-6</w:t>
             </w:r>
           </w:p>
         </w:tc>
@@ -3140,7 +5858,6 @@
                 <w:sz w:val="20"/>
                 <w:szCs w:val="20"/>
               </w:rPr>
-              <w:lastRenderedPageBreak/>
               <w:t>Epochs</w:t>
             </w:r>
           </w:p>
@@ -3171,7 +5888,21 @@
                 <w:sz w:val="20"/>
                 <w:szCs w:val="20"/>
               </w:rPr>
-              <w:t>10 (max)</w:t>
+              <w:t>1</w:t>
+            </w:r>
+            <w:r>
+              <w:rPr>
+                <w:sz w:val="20"/>
+                <w:szCs w:val="20"/>
+              </w:rPr>
+              <w:t>5</w:t>
+            </w:r>
+            <w:r>
+              <w:rPr>
+                <w:sz w:val="20"/>
+                <w:szCs w:val="20"/>
+              </w:rPr>
+              <w:t xml:space="preserve"> (max)</w:t>
             </w:r>
           </w:p>
         </w:tc>
@@ -3438,7 +6169,14 @@
                 <w:sz w:val="20"/>
                 <w:szCs w:val="20"/>
               </w:rPr>
-              <w:t>0.10</w:t>
+              <w:t>0.</w:t>
+            </w:r>
+            <w:r>
+              <w:rPr>
+                <w:sz w:val="20"/>
+                <w:szCs w:val="20"/>
+              </w:rPr>
+              <w:t>20</w:t>
             </w:r>
           </w:p>
         </w:tc>
@@ -3616,7 +6354,14 @@
                 <w:sz w:val="20"/>
                 <w:szCs w:val="20"/>
               </w:rPr>
-              <w:t>3 epochs</w:t>
+              <w:t>5</w:t>
+            </w:r>
+            <w:r>
+              <w:rPr>
+                <w:sz w:val="20"/>
+                <w:szCs w:val="20"/>
+              </w:rPr>
+              <w:t xml:space="preserve"> epochs</w:t>
             </w:r>
           </w:p>
         </w:tc>
@@ -3903,7 +6648,14 @@
                 <w:sz w:val="20"/>
                 <w:szCs w:val="20"/>
               </w:rPr>
-              <w:t>128 tokens</w:t>
+              <w:t>256</w:t>
+            </w:r>
+            <w:r>
+              <w:rPr>
+                <w:sz w:val="20"/>
+                <w:szCs w:val="20"/>
+              </w:rPr>
+              <w:t xml:space="preserve"> tokens</w:t>
             </w:r>
           </w:p>
         </w:tc>
@@ -4042,6 +6794,7 @@
           <w:szCs w:val="32"/>
         </w:rPr>
       </w:pPr>
+      <w:bookmarkStart w:id="15" w:name="_Toc229261626"/>
       <w:r>
         <w:rPr>
           <w:color w:val="000000" w:themeColor="text1"/>
@@ -4050,6 +6803,7 @@
         </w:rPr>
         <w:t>7. Training Dynamics</w:t>
       </w:r>
+      <w:bookmarkEnd w:id="15"/>
     </w:p>
     <w:p>
       <w:pPr>
@@ -4059,6 +6813,9 @@
       <w:r>
         <w:t xml:space="preserve">The training process was logged every 50 steps and evaluated at the end of each epoch. Three plots were generated from the </w:t>
       </w:r>
+      <w:r>
+        <w:t xml:space="preserve">logs of the </w:t>
+      </w:r>
       <w:proofErr w:type="spellStart"/>
       <w:r>
         <w:t>trainer_</w:t>
@@ -4070,10 +6827,19 @@
       <w:proofErr w:type="spellEnd"/>
       <w:proofErr w:type="gramEnd"/>
       <w:r>
-        <w:t xml:space="preserve"> checkpoint logs.</w:t>
-      </w:r>
-      <w:r>
-        <w:t xml:space="preserve"> Details are provided at the end in the Appendix section.</w:t>
+        <w:t xml:space="preserve"> checkpoint</w:t>
+      </w:r>
+      <w:r>
+        <w:t>.</w:t>
+      </w:r>
+      <w:r>
+        <w:t xml:space="preserve"> Details are provided </w:t>
+      </w:r>
+      <w:r>
+        <w:t>in the Appendix</w:t>
+      </w:r>
+      <w:r>
+        <w:t>.</w:t>
       </w:r>
     </w:p>
     <w:p>
@@ -4085,6 +6851,7 @@
           <w:szCs w:val="32"/>
         </w:rPr>
       </w:pPr>
+      <w:bookmarkStart w:id="16" w:name="_Toc229261627"/>
       <w:r>
         <w:rPr>
           <w:color w:val="000000" w:themeColor="text1"/>
@@ -4118,6 +6885,7 @@
         </w:rPr>
         <w:t>PhraseBank</w:t>
       </w:r>
+      <w:bookmarkEnd w:id="16"/>
       <w:proofErr w:type="spellEnd"/>
     </w:p>
     <w:p>
@@ -4154,6 +6922,7 @@
           <w:szCs w:val="28"/>
         </w:rPr>
       </w:pPr>
+      <w:bookmarkStart w:id="17" w:name="_Toc229261628"/>
       <w:r>
         <w:rPr>
           <w:color w:val="000000" w:themeColor="text1"/>
@@ -4162,6 +6931,7 @@
         </w:rPr>
         <w:t>8.1 Overall Metrics</w:t>
       </w:r>
+      <w:bookmarkEnd w:id="17"/>
     </w:p>
     <w:p>
       <w:pPr>
@@ -4172,11 +6942,12 @@
         <w:rPr>
           <w:noProof/>
         </w:rPr>
+        <w:lastRenderedPageBreak/>
         <w:drawing>
-          <wp:inline distT="0" distB="0" distL="0" distR="0" wp14:anchorId="16853D04" wp14:editId="3E191C86">
-            <wp:extent cx="5362575" cy="2949416"/>
-            <wp:effectExtent l="0" t="0" r="0" b="3810"/>
-            <wp:docPr id="21552759" name="Figure 4: Overall Accuracy, F1 Macro, and F1 Weighted on the Financial PhraseBank test set." descr="Figure 4: Overall Accuracy, F1 Macro, and F1 Weighted on the Financial PhraseBank test set." title="Figure 4: Overall Accuracy, F1 Macro, and F1 Weighted on the Financial PhraseBank test set."/>
+          <wp:inline distT="0" distB="0" distL="0" distR="0" wp14:anchorId="4FA9B99F" wp14:editId="17AEA9AE">
+            <wp:extent cx="5344362" cy="2938257"/>
+            <wp:effectExtent l="0" t="0" r="8890" b="0"/>
+            <wp:docPr id="571331804" name="Picture 1"/>
             <wp:cNvGraphicFramePr>
               <a:graphicFrameLocks xmlns:a="http://schemas.openxmlformats.org/drawingml/2006/main" noChangeAspect="1"/>
             </wp:cNvGraphicFramePr>
@@ -4184,13 +6955,19 @@
               <a:graphicData uri="http://schemas.openxmlformats.org/drawingml/2006/picture">
                 <pic:pic xmlns:pic="http://schemas.openxmlformats.org/drawingml/2006/picture">
                   <pic:nvPicPr>
-                    <pic:cNvPr id="0" name=""/>
+                    <pic:cNvPr id="0" name="Picture 1"/>
                     <pic:cNvPicPr>
                       <a:picLocks noChangeAspect="1" noChangeArrowheads="1"/>
                     </pic:cNvPicPr>
                   </pic:nvPicPr>
                   <pic:blipFill>
-                    <a:blip r:embed="rId7"/>
+                    <a:blip r:embed="rId8" cstate="print">
+                      <a:extLst>
+                        <a:ext uri="{28A0092B-C50C-407E-A947-70E740481C1C}">
+                          <a14:useLocalDpi xmlns:a14="http://schemas.microsoft.com/office/drawing/2010/main" val="0"/>
+                        </a:ext>
+                      </a:extLst>
+                    </a:blip>
                     <a:srcRect/>
                     <a:stretch>
                       <a:fillRect/>
@@ -4199,11 +6976,15 @@
                   <pic:spPr bwMode="auto">
                     <a:xfrm>
                       <a:off x="0" y="0"/>
-                      <a:ext cx="5367692" cy="2952230"/>
+                      <a:ext cx="5354532" cy="2943848"/>
                     </a:xfrm>
                     <a:prstGeom prst="rect">
                       <a:avLst/>
                     </a:prstGeom>
+                    <a:noFill/>
+                    <a:ln>
+                      <a:noFill/>
+                    </a:ln>
                   </pic:spPr>
                 </pic:pic>
               </a:graphicData>
@@ -4225,7 +7006,6 @@
           <w:sz w:val="18"/>
           <w:szCs w:val="18"/>
         </w:rPr>
-        <w:lastRenderedPageBreak/>
         <w:t xml:space="preserve">Figure 4: Overall Accuracy, F1 Macro, and F1 Weighted on the Financial </w:t>
       </w:r>
       <w:proofErr w:type="spellStart"/>
@@ -4593,7 +7373,14 @@
                 <w:sz w:val="20"/>
                 <w:szCs w:val="20"/>
               </w:rPr>
-              <w:t>0.958</w:t>
+              <w:t>0.</w:t>
+            </w:r>
+            <w:r>
+              <w:rPr>
+                <w:sz w:val="20"/>
+                <w:szCs w:val="20"/>
+              </w:rPr>
+              <w:t>744</w:t>
             </w:r>
           </w:p>
         </w:tc>
@@ -4623,7 +7410,14 @@
                 <w:sz w:val="20"/>
                 <w:szCs w:val="20"/>
               </w:rPr>
-              <w:t>0.949</w:t>
+              <w:t>0.</w:t>
+            </w:r>
+            <w:r>
+              <w:rPr>
+                <w:sz w:val="20"/>
+                <w:szCs w:val="20"/>
+              </w:rPr>
+              <w:t>617</w:t>
             </w:r>
           </w:p>
         </w:tc>
@@ -4653,7 +7447,14 @@
                 <w:sz w:val="20"/>
                 <w:szCs w:val="20"/>
               </w:rPr>
-              <w:t>0.958</w:t>
+              <w:t>0.</w:t>
+            </w:r>
+            <w:r>
+              <w:rPr>
+                <w:sz w:val="20"/>
+                <w:szCs w:val="20"/>
+              </w:rPr>
+              <w:t>732</w:t>
             </w:r>
           </w:p>
         </w:tc>
@@ -4800,6 +7601,7 @@
           <w:szCs w:val="28"/>
         </w:rPr>
       </w:pPr>
+      <w:bookmarkStart w:id="18" w:name="_Toc229261629"/>
       <w:r>
         <w:rPr>
           <w:sz w:val="28"/>
@@ -4807,6 +7609,7 @@
         </w:rPr>
         <w:t>8.2 Per-Class F1</w:t>
       </w:r>
+      <w:bookmarkEnd w:id="18"/>
     </w:p>
     <w:p>
       <w:pPr>
@@ -4817,11 +7620,12 @@
         <w:rPr>
           <w:noProof/>
         </w:rPr>
+        <w:lastRenderedPageBreak/>
         <w:drawing>
-          <wp:inline distT="0" distB="0" distL="0" distR="0" wp14:anchorId="77B0E01B" wp14:editId="01D1006A">
-            <wp:extent cx="5229225" cy="2876074"/>
-            <wp:effectExtent l="0" t="0" r="0" b="635"/>
-            <wp:docPr id="1560679701" name="Figure 5: Per-class F1 scores on PhraseBank — BERT Baseline, Fine-tuned BERT, and FinBERT." descr="Figure 5: Per-class F1 scores on PhraseBank — BERT Baseline, Fine-tuned BERT, and FinBERT." title="Figure 5: Per-class F1 scores on PhraseBank — BERT Baseline, Fine-tuned BERT, and FinBERT."/>
+          <wp:inline distT="0" distB="0" distL="0" distR="0" wp14:anchorId="0B69D18B" wp14:editId="4FEED002">
+            <wp:extent cx="5943600" cy="3267710"/>
+            <wp:effectExtent l="0" t="0" r="0" b="8890"/>
+            <wp:docPr id="228180648" name="Picture 2"/>
             <wp:cNvGraphicFramePr>
               <a:graphicFrameLocks xmlns:a="http://schemas.openxmlformats.org/drawingml/2006/main" noChangeAspect="1"/>
             </wp:cNvGraphicFramePr>
@@ -4829,13 +7633,19 @@
               <a:graphicData uri="http://schemas.openxmlformats.org/drawingml/2006/picture">
                 <pic:pic xmlns:pic="http://schemas.openxmlformats.org/drawingml/2006/picture">
                   <pic:nvPicPr>
-                    <pic:cNvPr id="0" name=""/>
+                    <pic:cNvPr id="0" name="Picture 2"/>
                     <pic:cNvPicPr>
                       <a:picLocks noChangeAspect="1" noChangeArrowheads="1"/>
                     </pic:cNvPicPr>
                   </pic:nvPicPr>
                   <pic:blipFill>
-                    <a:blip r:embed="rId8"/>
+                    <a:blip r:embed="rId9" cstate="print">
+                      <a:extLst>
+                        <a:ext uri="{28A0092B-C50C-407E-A947-70E740481C1C}">
+                          <a14:useLocalDpi xmlns:a14="http://schemas.microsoft.com/office/drawing/2010/main" val="0"/>
+                        </a:ext>
+                      </a:extLst>
+                    </a:blip>
                     <a:srcRect/>
                     <a:stretch>
                       <a:fillRect/>
@@ -4844,11 +7654,15 @@
                   <pic:spPr bwMode="auto">
                     <a:xfrm>
                       <a:off x="0" y="0"/>
-                      <a:ext cx="5237200" cy="2880460"/>
+                      <a:ext cx="5943600" cy="3267710"/>
                     </a:xfrm>
                     <a:prstGeom prst="rect">
                       <a:avLst/>
                     </a:prstGeom>
+                    <a:noFill/>
+                    <a:ln>
+                      <a:noFill/>
+                    </a:ln>
                   </pic:spPr>
                 </pic:pic>
               </a:graphicData>
@@ -4941,9 +7755,11 @@
       <w:pPr>
         <w:pStyle w:val="Heading2"/>
       </w:pPr>
+      <w:bookmarkStart w:id="19" w:name="_Toc229261630"/>
       <w:r>
         <w:t>8.3 Confusion Matrices</w:t>
       </w:r>
+      <w:bookmarkEnd w:id="19"/>
     </w:p>
     <w:p>
       <w:pPr>
@@ -4955,10 +7771,10 @@
           <w:noProof/>
         </w:rPr>
         <w:drawing>
-          <wp:inline distT="0" distB="0" distL="0" distR="0" wp14:anchorId="242A4496" wp14:editId="0495FE85">
-            <wp:extent cx="5715000" cy="1885950"/>
-            <wp:effectExtent l="0" t="0" r="0" b="0"/>
-            <wp:docPr id="1007198606" name="Figure 6: Confusion matrices on PhraseBank. BERT baseline misclassifies nearly everything as Positive. Both trained models show strong diagonal dominance." descr="Figure 6: Confusion matrices on PhraseBank. BERT baseline misclassifies nearly everything as Positive. Both trained models show strong diagonal dominance." title="Figure 6: Confusion matrices on PhraseBank. BERT baseline misclassifies nearly everything as Positive. Both trained models show strong diagonal dominance."/>
+          <wp:inline distT="0" distB="0" distL="0" distR="0" wp14:anchorId="2776D9B2" wp14:editId="7025BD29">
+            <wp:extent cx="5936615" cy="1963420"/>
+            <wp:effectExtent l="0" t="0" r="6985" b="0"/>
+            <wp:docPr id="1506715223" name="Picture 3"/>
             <wp:cNvGraphicFramePr>
               <a:graphicFrameLocks xmlns:a="http://schemas.openxmlformats.org/drawingml/2006/main" noChangeAspect="1"/>
             </wp:cNvGraphicFramePr>
@@ -4966,13 +7782,19 @@
               <a:graphicData uri="http://schemas.openxmlformats.org/drawingml/2006/picture">
                 <pic:pic xmlns:pic="http://schemas.openxmlformats.org/drawingml/2006/picture">
                   <pic:nvPicPr>
-                    <pic:cNvPr id="0" name=""/>
+                    <pic:cNvPr id="0" name="Picture 3"/>
                     <pic:cNvPicPr>
                       <a:picLocks noChangeAspect="1" noChangeArrowheads="1"/>
                     </pic:cNvPicPr>
                   </pic:nvPicPr>
                   <pic:blipFill>
-                    <a:blip r:embed="rId9"/>
+                    <a:blip r:embed="rId10" cstate="print">
+                      <a:extLst>
+                        <a:ext uri="{28A0092B-C50C-407E-A947-70E740481C1C}">
+                          <a14:useLocalDpi xmlns:a14="http://schemas.microsoft.com/office/drawing/2010/main" val="0"/>
+                        </a:ext>
+                      </a:extLst>
+                    </a:blip>
                     <a:srcRect/>
                     <a:stretch>
                       <a:fillRect/>
@@ -4981,11 +7803,15 @@
                   <pic:spPr bwMode="auto">
                     <a:xfrm>
                       <a:off x="0" y="0"/>
-                      <a:ext cx="5715000" cy="1885950"/>
+                      <a:ext cx="5936615" cy="1963420"/>
                     </a:xfrm>
                     <a:prstGeom prst="rect">
                       <a:avLst/>
                     </a:prstGeom>
+                    <a:noFill/>
+                    <a:ln>
+                      <a:noFill/>
+                    </a:ln>
                   </pic:spPr>
                 </pic:pic>
               </a:graphicData>
@@ -5038,34 +7864,21 @@
         <w:jc w:val="both"/>
       </w:pPr>
       <w:r>
-        <w:t xml:space="preserve">The confusion matrices confirm the narrative: BERT baseline sends 274 neutral and 49 negative sentences to the Positive class </w:t>
-      </w:r>
-      <w:r>
-        <w:t>-</w:t>
-      </w:r>
-      <w:r>
-        <w:t xml:space="preserve"> a manifestation of the positivity bias inherent in general language </w:t>
-      </w:r>
-      <w:r>
-        <w:lastRenderedPageBreak/>
-        <w:t xml:space="preserve">models. Fine-tuned BERT (104/114 Positive, 57/61 Negative, 273/278 Neutral correct) and </w:t>
-      </w:r>
-      <w:proofErr w:type="spellStart"/>
-      <w:r>
-        <w:t>FinBERT</w:t>
-      </w:r>
-      <w:proofErr w:type="spellEnd"/>
-      <w:r>
-        <w:t xml:space="preserve"> (111/114, 60/61, 271/278) both show tight diagonal matrices with only scattered off-diagonal errors.</w:t>
+        <w:t>The confusion matrices confirm the narrative</w:t>
+      </w:r>
+      <w:r>
+        <w:t>.</w:t>
       </w:r>
     </w:p>
     <w:p>
       <w:pPr>
         <w:pStyle w:val="Heading2"/>
       </w:pPr>
+      <w:bookmarkStart w:id="20" w:name="_Toc229261631"/>
       <w:r>
         <w:t>8.4 Improvement Over BERT Baseline</w:t>
       </w:r>
+      <w:bookmarkEnd w:id="20"/>
     </w:p>
     <w:p>
       <w:pPr>
@@ -5076,11 +7889,12 @@
         <w:rPr>
           <w:noProof/>
         </w:rPr>
+        <w:lastRenderedPageBreak/>
         <w:drawing>
-          <wp:inline distT="0" distB="0" distL="0" distR="0" wp14:anchorId="0951E77F" wp14:editId="5B4946F0">
-            <wp:extent cx="5381625" cy="2986802"/>
-            <wp:effectExtent l="0" t="0" r="0" b="4445"/>
-            <wp:docPr id="1437603584" name="Figure 7: Delta scores over BERT zero-shot baseline on PhraseBank. Fine-tuned BERT: +0.814 F1 Weighted. FinBERT: +0.833 F1 Weighted." descr="Figure 7: Delta scores over BERT zero-shot baseline on PhraseBank. Fine-tuned BERT: +0.814 F1 Weighted. FinBERT: +0.833 F1 Weighted." title="Figure 7: Delta scores over BERT zero-shot baseline on PhraseBank. Fine-tuned BERT: +0.814 F1 Weighted. FinBERT: +0.833 F1 Weighted."/>
+          <wp:inline distT="0" distB="0" distL="0" distR="0" wp14:anchorId="3A6813EA" wp14:editId="0C7D6812">
+            <wp:extent cx="5943600" cy="3301365"/>
+            <wp:effectExtent l="0" t="0" r="0" b="0"/>
+            <wp:docPr id="505534988" name="Picture 4"/>
             <wp:cNvGraphicFramePr>
               <a:graphicFrameLocks xmlns:a="http://schemas.openxmlformats.org/drawingml/2006/main" noChangeAspect="1"/>
             </wp:cNvGraphicFramePr>
@@ -5088,13 +7902,19 @@
               <a:graphicData uri="http://schemas.openxmlformats.org/drawingml/2006/picture">
                 <pic:pic xmlns:pic="http://schemas.openxmlformats.org/drawingml/2006/picture">
                   <pic:nvPicPr>
-                    <pic:cNvPr id="0" name=""/>
+                    <pic:cNvPr id="0" name="Picture 4"/>
                     <pic:cNvPicPr>
                       <a:picLocks noChangeAspect="1" noChangeArrowheads="1"/>
                     </pic:cNvPicPr>
                   </pic:nvPicPr>
                   <pic:blipFill>
-                    <a:blip r:embed="rId10"/>
+                    <a:blip r:embed="rId11">
+                      <a:extLst>
+                        <a:ext uri="{28A0092B-C50C-407E-A947-70E740481C1C}">
+                          <a14:useLocalDpi xmlns:a14="http://schemas.microsoft.com/office/drawing/2010/main" val="0"/>
+                        </a:ext>
+                      </a:extLst>
+                    </a:blip>
                     <a:srcRect/>
                     <a:stretch>
                       <a:fillRect/>
@@ -5103,11 +7923,15 @@
                   <pic:spPr bwMode="auto">
                     <a:xfrm>
                       <a:off x="0" y="0"/>
-                      <a:ext cx="5390797" cy="2991893"/>
+                      <a:ext cx="5943600" cy="3301365"/>
                     </a:xfrm>
                     <a:prstGeom prst="rect">
                       <a:avLst/>
                     </a:prstGeom>
+                    <a:noFill/>
+                    <a:ln>
+                      <a:noFill/>
+                    </a:ln>
                   </pic:spPr>
                 </pic:pic>
               </a:graphicData>
@@ -5151,29 +7975,7 @@
           <w:sz w:val="18"/>
           <w:szCs w:val="18"/>
         </w:rPr>
-        <w:t xml:space="preserve">. Fine-tuned BERT: +0.814 F1 Weighted. </w:t>
-      </w:r>
-      <w:proofErr w:type="spellStart"/>
-      <w:r>
-        <w:rPr>
-          <w:i/>
-          <w:iCs/>
-          <w:color w:val="555555"/>
-          <w:sz w:val="18"/>
-          <w:szCs w:val="18"/>
-        </w:rPr>
-        <w:t>FinBERT</w:t>
-      </w:r>
-      <w:proofErr w:type="spellEnd"/>
-      <w:r>
-        <w:rPr>
-          <w:i/>
-          <w:iCs/>
-          <w:color w:val="555555"/>
-          <w:sz w:val="18"/>
-          <w:szCs w:val="18"/>
-        </w:rPr>
-        <w:t>: +0.833 F1 Weighted.</w:t>
+        <w:t>. Fine-tuned BERT</w:t>
       </w:r>
     </w:p>
     <w:p>
@@ -5190,6 +7992,7 @@
           <w:szCs w:val="32"/>
         </w:rPr>
       </w:pPr>
+      <w:bookmarkStart w:id="21" w:name="_Toc229261632"/>
       <w:r>
         <w:rPr>
           <w:color w:val="000000" w:themeColor="text1"/>
@@ -5214,6 +8017,7 @@
         </w:rPr>
         <w:t xml:space="preserve"> Collected Unseen Data</w:t>
       </w:r>
+      <w:bookmarkEnd w:id="21"/>
     </w:p>
     <w:p>
       <w:pPr>
@@ -5221,7 +8025,13 @@
         <w:jc w:val="both"/>
       </w:pPr>
       <w:r>
-        <w:t xml:space="preserve">The collected dataset (1,875 headlines from live financial news sources) tests real-world </w:t>
+        <w:t>The collected dataset (1</w:t>
+      </w:r>
+      <w:r>
+        <w:t>000)</w:t>
+      </w:r>
+      <w:r>
+        <w:t xml:space="preserve"> headlines from live financial news sources) tests real-world </w:t>
       </w:r>
       <w:r>
         <w:t>generalization</w:t>
@@ -5250,6 +8060,7 @@
           <w:szCs w:val="28"/>
         </w:rPr>
       </w:pPr>
+      <w:bookmarkStart w:id="22" w:name="_Toc229261633"/>
       <w:r>
         <w:rPr>
           <w:sz w:val="28"/>
@@ -5257,6 +8068,7 @@
         </w:rPr>
         <w:t>9.1 Overall Metrics</w:t>
       </w:r>
+      <w:bookmarkEnd w:id="22"/>
     </w:p>
     <w:p>
       <w:pPr>
@@ -5269,10 +8081,10 @@
         </w:rPr>
         <w:lastRenderedPageBreak/>
         <w:drawing>
-          <wp:inline distT="0" distB="0" distL="0" distR="0" wp14:anchorId="4D9FC2B3" wp14:editId="04FD19C2">
-            <wp:extent cx="5715000" cy="3143250"/>
-            <wp:effectExtent l="0" t="0" r="0" b="0"/>
-            <wp:docPr id="457215751" name="Figure 8: Overall Accuracy, F1 Macro, and F1 Weighted on the Collected Unseen Data." descr="Figure 8: Overall Accuracy, F1 Macro, and F1 Weighted on the Collected Unseen Data." title="Figure 8: Overall Accuracy, F1 Macro, and F1 Weighted on the Collected Unseen Data."/>
+          <wp:inline distT="0" distB="0" distL="0" distR="0" wp14:anchorId="29AE835B" wp14:editId="533C6B57">
+            <wp:extent cx="5943600" cy="3267710"/>
+            <wp:effectExtent l="0" t="0" r="0" b="8890"/>
+            <wp:docPr id="1794392605" name="Picture 5"/>
             <wp:cNvGraphicFramePr>
               <a:graphicFrameLocks xmlns:a="http://schemas.openxmlformats.org/drawingml/2006/main" noChangeAspect="1"/>
             </wp:cNvGraphicFramePr>
@@ -5280,13 +8092,19 @@
               <a:graphicData uri="http://schemas.openxmlformats.org/drawingml/2006/picture">
                 <pic:pic xmlns:pic="http://schemas.openxmlformats.org/drawingml/2006/picture">
                   <pic:nvPicPr>
-                    <pic:cNvPr id="0" name=""/>
+                    <pic:cNvPr id="0" name="Picture 5"/>
                     <pic:cNvPicPr>
                       <a:picLocks noChangeAspect="1" noChangeArrowheads="1"/>
                     </pic:cNvPicPr>
                   </pic:nvPicPr>
                   <pic:blipFill>
-                    <a:blip r:embed="rId11"/>
+                    <a:blip r:embed="rId9" cstate="print">
+                      <a:extLst>
+                        <a:ext uri="{28A0092B-C50C-407E-A947-70E740481C1C}">
+                          <a14:useLocalDpi xmlns:a14="http://schemas.microsoft.com/office/drawing/2010/main" val="0"/>
+                        </a:ext>
+                      </a:extLst>
+                    </a:blip>
                     <a:srcRect/>
                     <a:stretch>
                       <a:fillRect/>
@@ -5295,11 +8113,15 @@
                   <pic:spPr bwMode="auto">
                     <a:xfrm>
                       <a:off x="0" y="0"/>
-                      <a:ext cx="5715000" cy="3143250"/>
+                      <a:ext cx="5943600" cy="3267710"/>
                     </a:xfrm>
                     <a:prstGeom prst="rect">
                       <a:avLst/>
                     </a:prstGeom>
+                    <a:noFill/>
+                    <a:ln>
+                      <a:noFill/>
+                    </a:ln>
                   </pic:spPr>
                 </pic:pic>
               </a:graphicData>
@@ -5547,7 +8369,14 @@
                 <w:sz w:val="20"/>
                 <w:szCs w:val="20"/>
               </w:rPr>
-              <w:t>0.549</w:t>
+              <w:t>0.</w:t>
+            </w:r>
+            <w:r>
+              <w:rPr>
+                <w:sz w:val="20"/>
+                <w:szCs w:val="20"/>
+              </w:rPr>
+              <w:t>387</w:t>
             </w:r>
           </w:p>
         </w:tc>
@@ -5577,7 +8406,14 @@
                 <w:sz w:val="20"/>
                 <w:szCs w:val="20"/>
               </w:rPr>
-              <w:t>0.315</w:t>
+              <w:t>0.</w:t>
+            </w:r>
+            <w:r>
+              <w:rPr>
+                <w:sz w:val="20"/>
+                <w:szCs w:val="20"/>
+              </w:rPr>
+              <w:t>266</w:t>
             </w:r>
           </w:p>
         </w:tc>
@@ -5607,7 +8443,14 @@
                 <w:sz w:val="20"/>
                 <w:szCs w:val="20"/>
               </w:rPr>
-              <w:t>0.433</w:t>
+              <w:t>0.</w:t>
+            </w:r>
+            <w:r>
+              <w:rPr>
+                <w:sz w:val="20"/>
+                <w:szCs w:val="20"/>
+              </w:rPr>
+              <w:t>266</w:t>
             </w:r>
           </w:p>
         </w:tc>
@@ -5666,7 +8509,14 @@
                 <w:sz w:val="20"/>
                 <w:szCs w:val="20"/>
               </w:rPr>
-              <w:t>0.667</w:t>
+              <w:t>0.</w:t>
+            </w:r>
+            <w:r>
+              <w:rPr>
+                <w:sz w:val="20"/>
+                <w:szCs w:val="20"/>
+              </w:rPr>
+              <w:t>714</w:t>
             </w:r>
           </w:p>
         </w:tc>
@@ -5696,7 +8546,14 @@
                 <w:sz w:val="20"/>
                 <w:szCs w:val="20"/>
               </w:rPr>
-              <w:t>0.646</w:t>
+              <w:t>0.</w:t>
+            </w:r>
+            <w:r>
+              <w:rPr>
+                <w:sz w:val="20"/>
+                <w:szCs w:val="20"/>
+              </w:rPr>
+              <w:t>698</w:t>
             </w:r>
           </w:p>
         </w:tc>
@@ -5726,7 +8583,14 @@
                 <w:sz w:val="20"/>
                 <w:szCs w:val="20"/>
               </w:rPr>
-              <w:t>0.678</w:t>
+              <w:t>0.6</w:t>
+            </w:r>
+            <w:r>
+              <w:rPr>
+                <w:sz w:val="20"/>
+                <w:szCs w:val="20"/>
+              </w:rPr>
+              <w:t>98</w:t>
             </w:r>
           </w:p>
         </w:tc>
@@ -5794,7 +8658,14 @@
                 <w:sz w:val="20"/>
                 <w:szCs w:val="20"/>
               </w:rPr>
-              <w:t>0.602</w:t>
+              <w:t>0.</w:t>
+            </w:r>
+            <w:r>
+              <w:rPr>
+                <w:sz w:val="20"/>
+                <w:szCs w:val="20"/>
+              </w:rPr>
+              <w:t>594</w:t>
             </w:r>
           </w:p>
         </w:tc>
@@ -5824,7 +8695,14 @@
                 <w:sz w:val="20"/>
                 <w:szCs w:val="20"/>
               </w:rPr>
-              <w:t>0.588</w:t>
+              <w:t>0.5</w:t>
+            </w:r>
+            <w:r>
+              <w:rPr>
+                <w:sz w:val="20"/>
+                <w:szCs w:val="20"/>
+              </w:rPr>
+              <w:t>71</w:t>
             </w:r>
           </w:p>
         </w:tc>
@@ -5854,7 +8732,14 @@
                 <w:sz w:val="20"/>
                 <w:szCs w:val="20"/>
               </w:rPr>
-              <w:t>0.605</w:t>
+              <w:t>0.</w:t>
+            </w:r>
+            <w:r>
+              <w:rPr>
+                <w:sz w:val="20"/>
+                <w:szCs w:val="20"/>
+              </w:rPr>
+              <w:t>571</w:t>
             </w:r>
           </w:p>
         </w:tc>
@@ -5885,7 +8770,19 @@
         <w:t>-</w:t>
       </w:r>
       <w:r>
-        <w:t xml:space="preserve"> expected given the noisier, real-world nature of the collected data. Fine-tuned BERT achieves the highest accuracy (66.7%) and F1 weighted (67.8%), outperforming </w:t>
+        <w:t xml:space="preserve"> expected given the noisier, real-world nature of the collected data. Fine-tuned BERT achieves the highest accuracy (</w:t>
+      </w:r>
+      <w:r>
+        <w:t>71.4%</w:t>
+      </w:r>
+      <w:r>
+        <w:t>) and F1 weighted (6</w:t>
+      </w:r>
+      <w:r>
+        <w:t>9</w:t>
+      </w:r>
+      <w:r>
+        <w:t xml:space="preserve">.8%), outperforming </w:t>
       </w:r>
       <w:proofErr w:type="spellStart"/>
       <w:r>
@@ -5893,7 +8790,31 @@
       </w:r>
       <w:proofErr w:type="spellEnd"/>
       <w:r>
-        <w:t xml:space="preserve"> zero-shot (60.2% accuracy, 60.5% F1 weighted) by a meaningful margin of ~7pp. This demonstrates that task-specific fine-tuning generalises better to unseen real-world data than domain pre-training alone.</w:t>
+        <w:t xml:space="preserve"> zero-shot (</w:t>
+      </w:r>
+      <w:r>
+        <w:t>59.4</w:t>
+      </w:r>
+      <w:r>
+        <w:t xml:space="preserve">% accuracy, </w:t>
+      </w:r>
+      <w:r>
+        <w:t>57.1</w:t>
+      </w:r>
+      <w:r>
+        <w:t>% F1 weighted) by a meaningful margin of ~</w:t>
+      </w:r>
+      <w:r>
+        <w:t>12</w:t>
+      </w:r>
+      <w:r>
+        <w:t xml:space="preserve">pp. This demonstrates that task-specific fine-tuning </w:t>
+      </w:r>
+      <w:r>
+        <w:t>generalizes</w:t>
+      </w:r>
+      <w:r>
+        <w:t xml:space="preserve"> better to unseen real-world data than domain pre-training alone.</w:t>
       </w:r>
     </w:p>
     <w:p>
@@ -5904,6 +8825,7 @@
           <w:szCs w:val="28"/>
         </w:rPr>
       </w:pPr>
+      <w:bookmarkStart w:id="23" w:name="_Toc229261634"/>
       <w:r>
         <w:rPr>
           <w:sz w:val="28"/>
@@ -5911,6 +8833,7 @@
         </w:rPr>
         <w:t>9.2 Per-Class F1</w:t>
       </w:r>
+      <w:bookmarkEnd w:id="23"/>
     </w:p>
     <w:p>
       <w:pPr>
@@ -5923,10 +8846,10 @@
         </w:rPr>
         <w:lastRenderedPageBreak/>
         <w:drawing>
-          <wp:inline distT="0" distB="0" distL="0" distR="0" wp14:anchorId="7CD1DAF3" wp14:editId="19C99451">
-            <wp:extent cx="5715000" cy="3143250"/>
-            <wp:effectExtent l="0" t="0" r="0" b="0"/>
-            <wp:docPr id="1602257189" name="Figure 9: Per-class F1 scores on Collected Unseen Data." descr="Figure 9: Per-class F1 scores on Collected Unseen Data." title="Figure 9: Per-class F1 scores on Collected Unseen Data."/>
+          <wp:inline distT="0" distB="0" distL="0" distR="0" wp14:anchorId="583D8A7B" wp14:editId="0D24AE39">
+            <wp:extent cx="5943600" cy="3267710"/>
+            <wp:effectExtent l="0" t="0" r="0" b="8890"/>
+            <wp:docPr id="445589050" name="Picture 6"/>
             <wp:cNvGraphicFramePr>
               <a:graphicFrameLocks xmlns:a="http://schemas.openxmlformats.org/drawingml/2006/main" noChangeAspect="1"/>
             </wp:cNvGraphicFramePr>
@@ -5934,13 +8857,19 @@
               <a:graphicData uri="http://schemas.openxmlformats.org/drawingml/2006/picture">
                 <pic:pic xmlns:pic="http://schemas.openxmlformats.org/drawingml/2006/picture">
                   <pic:nvPicPr>
-                    <pic:cNvPr id="0" name=""/>
+                    <pic:cNvPr id="0" name="Picture 6"/>
                     <pic:cNvPicPr>
                       <a:picLocks noChangeAspect="1" noChangeArrowheads="1"/>
                     </pic:cNvPicPr>
                   </pic:nvPicPr>
                   <pic:blipFill>
-                    <a:blip r:embed="rId12"/>
+                    <a:blip r:embed="rId12" cstate="print">
+                      <a:extLst>
+                        <a:ext uri="{28A0092B-C50C-407E-A947-70E740481C1C}">
+                          <a14:useLocalDpi xmlns:a14="http://schemas.microsoft.com/office/drawing/2010/main" val="0"/>
+                        </a:ext>
+                      </a:extLst>
+                    </a:blip>
                     <a:srcRect/>
                     <a:stretch>
                       <a:fillRect/>
@@ -5949,11 +8878,15 @@
                   <pic:spPr bwMode="auto">
                     <a:xfrm>
                       <a:off x="0" y="0"/>
-                      <a:ext cx="5715000" cy="3143250"/>
+                      <a:ext cx="5943600" cy="3267710"/>
                     </a:xfrm>
                     <a:prstGeom prst="rect">
                       <a:avLst/>
                     </a:prstGeom>
+                    <a:noFill/>
+                    <a:ln>
+                      <a:noFill/>
+                    </a:ln>
                   </pic:spPr>
                 </pic:pic>
               </a:graphicData>
@@ -5984,7 +8917,13 @@
         <w:jc w:val="both"/>
       </w:pPr>
       <w:r>
-        <w:t xml:space="preserve">The Neutral class remains the most difficult across all models. BERT baseline scores 0.0 on Neutral (predicts almost no neutral examples) while fine-tuned BERT achieves 0.534 and </w:t>
+        <w:t>The Neutral class remains the most difficult across all models. BERT baseline scores 0.0 on Neutral (predicts almost no neutral examples) while fine-tuned BERT achieves 0.</w:t>
+      </w:r>
+      <w:r>
+        <w:t>562</w:t>
+      </w:r>
+      <w:r>
+        <w:t xml:space="preserve"> and </w:t>
       </w:r>
       <w:proofErr w:type="spellStart"/>
       <w:r>
@@ -5992,7 +8931,13 @@
       </w:r>
       <w:proofErr w:type="spellEnd"/>
       <w:r>
-        <w:t xml:space="preserve"> 0.505. On Negative </w:t>
+        <w:t xml:space="preserve"> 0.</w:t>
+      </w:r>
+      <w:r>
+        <w:t>379</w:t>
+      </w:r>
+      <w:r>
+        <w:t xml:space="preserve">. On Negative </w:t>
       </w:r>
       <w:r>
         <w:t>-</w:t>
@@ -6004,7 +8949,13 @@
         <w:t>-</w:t>
       </w:r>
       <w:r>
-        <w:t xml:space="preserve"> fine-tuned BERT (0.664) substantially outperforms </w:t>
+        <w:t xml:space="preserve"> fine-tuned BERT (0.</w:t>
+      </w:r>
+      <w:r>
+        <w:t>707</w:t>
+      </w:r>
+      <w:r>
+        <w:t xml:space="preserve">) substantially outperforms </w:t>
       </w:r>
       <w:proofErr w:type="spellStart"/>
       <w:r>
@@ -6012,7 +8963,19 @@
       </w:r>
       <w:proofErr w:type="spellEnd"/>
       <w:r>
-        <w:t xml:space="preserve"> (0.632) and the baseline (0.248). This advantage on minority classes is a direct result of class-weighted training.</w:t>
+        <w:t xml:space="preserve"> (0.</w:t>
+      </w:r>
+      <w:r>
+        <w:t>587</w:t>
+      </w:r>
+      <w:r>
+        <w:t>) and the baseline (0.2</w:t>
+      </w:r>
+      <w:r>
+        <w:t>65</w:t>
+      </w:r>
+      <w:r>
+        <w:t>). This advantage on minority classes is a direct result of class-weighted training.</w:t>
       </w:r>
     </w:p>
     <w:p>
@@ -6023,6 +8986,7 @@
           <w:szCs w:val="28"/>
         </w:rPr>
       </w:pPr>
+      <w:bookmarkStart w:id="24" w:name="_Toc229261635"/>
       <w:r>
         <w:rPr>
           <w:sz w:val="28"/>
@@ -6030,6 +8994,7 @@
         </w:rPr>
         <w:t>9.3 Confusion Matrices</w:t>
       </w:r>
+      <w:bookmarkEnd w:id="24"/>
     </w:p>
     <w:p>
       <w:pPr>
@@ -6041,10 +9006,10 @@
           <w:noProof/>
         </w:rPr>
         <w:drawing>
-          <wp:inline distT="0" distB="0" distL="0" distR="0" wp14:anchorId="654B9A73" wp14:editId="2071225E">
-            <wp:extent cx="5715000" cy="1885950"/>
-            <wp:effectExtent l="0" t="0" r="0" b="0"/>
-            <wp:docPr id="2110364332" name="Figure 10: Confusion matrices on Collected Unseen Data. Fine-tuned BERT shows the most balanced predictions across all three classes." descr="Figure 10: Confusion matrices on Collected Unseen Data. Fine-tuned BERT shows the most balanced predictions across all three classes." title="Figure 10: Confusion matrices on Collected Unseen Data. Fine-tuned BERT shows the most balanced predictions across all three classes."/>
+          <wp:inline distT="0" distB="0" distL="0" distR="0" wp14:anchorId="1F47140C" wp14:editId="030A7C49">
+            <wp:extent cx="5936615" cy="1963420"/>
+            <wp:effectExtent l="0" t="0" r="6985" b="0"/>
+            <wp:docPr id="718796813" name="Picture 7"/>
             <wp:cNvGraphicFramePr>
               <a:graphicFrameLocks xmlns:a="http://schemas.openxmlformats.org/drawingml/2006/main" noChangeAspect="1"/>
             </wp:cNvGraphicFramePr>
@@ -6052,13 +9017,19 @@
               <a:graphicData uri="http://schemas.openxmlformats.org/drawingml/2006/picture">
                 <pic:pic xmlns:pic="http://schemas.openxmlformats.org/drawingml/2006/picture">
                   <pic:nvPicPr>
-                    <pic:cNvPr id="0" name=""/>
+                    <pic:cNvPr id="0" name="Picture 7"/>
                     <pic:cNvPicPr>
                       <a:picLocks noChangeAspect="1" noChangeArrowheads="1"/>
                     </pic:cNvPicPr>
                   </pic:nvPicPr>
                   <pic:blipFill>
-                    <a:blip r:embed="rId13"/>
+                    <a:blip r:embed="rId13" cstate="print">
+                      <a:extLst>
+                        <a:ext uri="{28A0092B-C50C-407E-A947-70E740481C1C}">
+                          <a14:useLocalDpi xmlns:a14="http://schemas.microsoft.com/office/drawing/2010/main" val="0"/>
+                        </a:ext>
+                      </a:extLst>
+                    </a:blip>
                     <a:srcRect/>
                     <a:stretch>
                       <a:fillRect/>
@@ -6067,11 +9038,15 @@
                   <pic:spPr bwMode="auto">
                     <a:xfrm>
                       <a:off x="0" y="0"/>
-                      <a:ext cx="5715000" cy="1885950"/>
+                      <a:ext cx="5936615" cy="1963420"/>
                     </a:xfrm>
                     <a:prstGeom prst="rect">
                       <a:avLst/>
                     </a:prstGeom>
+                    <a:noFill/>
+                    <a:ln>
+                      <a:noFill/>
+                    </a:ln>
                   </pic:spPr>
                 </pic:pic>
               </a:graphicData>
@@ -6102,15 +9077,7 @@
         <w:jc w:val="both"/>
       </w:pPr>
       <w:r>
-        <w:t xml:space="preserve">The collected data confusion matrices reveal that all models still have a positive prediction bias. The BERT baseline predicts 945/968 positive correctly but only 85/555 negative and 0/352 neutral. Fine-tuned BERT shows considerably more balanced predictions: 642 positive, 360 negative, 248 neutral correctly classified. </w:t>
-      </w:r>
-      <w:proofErr w:type="spellStart"/>
-      <w:r>
-        <w:t>FinBERT</w:t>
-      </w:r>
-      <w:proofErr w:type="spellEnd"/>
-      <w:r>
-        <w:t xml:space="preserve"> handles negatives well (410/555) but struggles with positives (510/968) and neutrals (208/352).</w:t>
+        <w:t>The collected data confusion matrices reveal that all models still have a positive prediction bias.</w:t>
       </w:r>
     </w:p>
     <w:p>
@@ -6122,15 +9089,16 @@
           <w:szCs w:val="28"/>
         </w:rPr>
       </w:pPr>
+      <w:bookmarkStart w:id="25" w:name="_Toc229261636"/>
       <w:r>
         <w:rPr>
           <w:color w:val="000000" w:themeColor="text1"/>
           <w:sz w:val="28"/>
           <w:szCs w:val="28"/>
         </w:rPr>
-        <w:lastRenderedPageBreak/>
         <w:t>9.4 Improvement Over BERT Baseline</w:t>
       </w:r>
+      <w:bookmarkEnd w:id="25"/>
     </w:p>
     <w:p>
       <w:pPr>
@@ -6141,11 +9109,12 @@
         <w:rPr>
           <w:noProof/>
         </w:rPr>
+        <w:lastRenderedPageBreak/>
         <w:drawing>
-          <wp:inline distT="0" distB="0" distL="0" distR="0" wp14:anchorId="2F403BE7" wp14:editId="4E46D8E5">
-            <wp:extent cx="5715000" cy="3171825"/>
+          <wp:inline distT="0" distB="0" distL="0" distR="0" wp14:anchorId="1E55E3C4" wp14:editId="4013FAA5">
+            <wp:extent cx="5943600" cy="3301365"/>
             <wp:effectExtent l="0" t="0" r="0" b="0"/>
-            <wp:docPr id="1804514554" name="Figure 11: Delta scores over BERT zero-shot baseline on Collected Data. Fine-tuned BERT: +0.245 F1 Weighted. FinBERT: +0.172 F1 Weighted." descr="Figure 11: Delta scores over BERT zero-shot baseline on Collected Data. Fine-tuned BERT: +0.245 F1 Weighted. FinBERT: +0.172 F1 Weighted." title="Figure 11: Delta scores over BERT zero-shot baseline on Collected Data. Fine-tuned BERT: +0.245 F1 Weighted. FinBERT: +0.172 F1 Weighted."/>
+            <wp:docPr id="2012875606" name="Picture 8"/>
             <wp:cNvGraphicFramePr>
               <a:graphicFrameLocks xmlns:a="http://schemas.openxmlformats.org/drawingml/2006/main" noChangeAspect="1"/>
             </wp:cNvGraphicFramePr>
@@ -6153,13 +9122,19 @@
               <a:graphicData uri="http://schemas.openxmlformats.org/drawingml/2006/picture">
                 <pic:pic xmlns:pic="http://schemas.openxmlformats.org/drawingml/2006/picture">
                   <pic:nvPicPr>
-                    <pic:cNvPr id="0" name=""/>
+                    <pic:cNvPr id="0" name="Picture 8"/>
                     <pic:cNvPicPr>
                       <a:picLocks noChangeAspect="1" noChangeArrowheads="1"/>
                     </pic:cNvPicPr>
                   </pic:nvPicPr>
                   <pic:blipFill>
-                    <a:blip r:embed="rId14"/>
+                    <a:blip r:embed="rId11">
+                      <a:extLst>
+                        <a:ext uri="{28A0092B-C50C-407E-A947-70E740481C1C}">
+                          <a14:useLocalDpi xmlns:a14="http://schemas.microsoft.com/office/drawing/2010/main" val="0"/>
+                        </a:ext>
+                      </a:extLst>
+                    </a:blip>
                     <a:srcRect/>
                     <a:stretch>
                       <a:fillRect/>
@@ -6168,11 +9143,15 @@
                   <pic:spPr bwMode="auto">
                     <a:xfrm>
                       <a:off x="0" y="0"/>
-                      <a:ext cx="5715000" cy="3171825"/>
+                      <a:ext cx="5943600" cy="3301365"/>
                     </a:xfrm>
                     <a:prstGeom prst="rect">
                       <a:avLst/>
                     </a:prstGeom>
+                    <a:noFill/>
+                    <a:ln>
+                      <a:noFill/>
+                    </a:ln>
                   </pic:spPr>
                 </pic:pic>
               </a:graphicData>
@@ -6194,9 +9173,8 @@
           <w:sz w:val="18"/>
           <w:szCs w:val="18"/>
         </w:rPr>
-        <w:t xml:space="preserve">Figure 11: Delta scores over BERT zero-shot baseline on Collected Data. Fine-tuned BERT: +0.245 F1 Weighted. </w:t>
-      </w:r>
-      <w:proofErr w:type="spellStart"/>
+        <w:t>Figure 11: Delta scores over BERT zero-shot baseline on Collected Data. Fine-tuned BERT: +0.</w:t>
+      </w:r>
       <w:r>
         <w:rPr>
           <w:i/>
@@ -6205,9 +9183,8 @@
           <w:sz w:val="18"/>
           <w:szCs w:val="18"/>
         </w:rPr>
-        <w:t>FinBERT</w:t>
-      </w:r>
-      <w:proofErr w:type="spellEnd"/>
+        <w:t>432</w:t>
+      </w:r>
       <w:r>
         <w:rPr>
           <w:i/>
@@ -6216,7 +9193,49 @@
           <w:sz w:val="18"/>
           <w:szCs w:val="18"/>
         </w:rPr>
-        <w:t>: +0.172 F1 Weighted.</w:t>
+        <w:t xml:space="preserve"> F1 Weighted. </w:t>
+      </w:r>
+      <w:proofErr w:type="spellStart"/>
+      <w:r>
+        <w:rPr>
+          <w:i/>
+          <w:iCs/>
+          <w:color w:val="555555"/>
+          <w:sz w:val="18"/>
+          <w:szCs w:val="18"/>
+        </w:rPr>
+        <w:t>FinBERT</w:t>
+      </w:r>
+      <w:proofErr w:type="spellEnd"/>
+      <w:r>
+        <w:rPr>
+          <w:i/>
+          <w:iCs/>
+          <w:color w:val="555555"/>
+          <w:sz w:val="18"/>
+          <w:szCs w:val="18"/>
+        </w:rPr>
+        <w:t>: +0.</w:t>
+      </w:r>
+      <w:r>
+        <w:rPr>
+          <w:i/>
+          <w:iCs/>
+          <w:color w:val="555555"/>
+          <w:sz w:val="18"/>
+          <w:szCs w:val="18"/>
+        </w:rPr>
+        <w:t>432</w:t>
+      </w:r>
+      <w:r>
+        <w:rPr>
+          <w:i/>
+          <w:iCs/>
+          <w:color w:val="555555"/>
+          <w:sz w:val="18"/>
+          <w:szCs w:val="18"/>
+        </w:rPr>
+        <w:t xml:space="preserve"> F1 Weighted.</w:t>
       </w:r>
     </w:p>
     <w:p>
@@ -6233,6 +9252,7 @@
           <w:szCs w:val="32"/>
         </w:rPr>
       </w:pPr>
+      <w:bookmarkStart w:id="26" w:name="_Toc229261637"/>
       <w:r>
         <w:rPr>
           <w:color w:val="000000" w:themeColor="text1"/>
@@ -6241,6 +9261,7 @@
         </w:rPr>
         <w:t>10. Comparative Analysis &amp; Discussion</w:t>
       </w:r>
+      <w:bookmarkEnd w:id="26"/>
     </w:p>
     <w:p>
       <w:pPr>
@@ -6250,6 +9271,7 @@
           <w:szCs w:val="28"/>
         </w:rPr>
       </w:pPr>
+      <w:bookmarkStart w:id="27" w:name="_Toc229261638"/>
       <w:r>
         <w:rPr>
           <w:sz w:val="28"/>
@@ -6257,6 +9279,7 @@
         </w:rPr>
         <w:t>10.1 Benchmark vs. Real-World Performance</w:t>
       </w:r>
+      <w:bookmarkEnd w:id="27"/>
     </w:p>
     <w:p>
       <w:pPr>
@@ -6317,6 +9340,7 @@
           <w:szCs w:val="28"/>
         </w:rPr>
       </w:pPr>
+      <w:bookmarkStart w:id="28" w:name="_Toc229261639"/>
       <w:r>
         <w:rPr>
           <w:sz w:val="28"/>
@@ -6324,6 +9348,7 @@
         </w:rPr>
         <w:t>10.2 Fine-Tuning vs. Domain Pre-Training</w:t>
       </w:r>
+      <w:bookmarkEnd w:id="28"/>
     </w:p>
     <w:p>
       <w:pPr>
@@ -6361,7 +9386,16 @@
       </w:r>
       <w:proofErr w:type="spellEnd"/>
       <w:r>
-        <w:t xml:space="preserve"> benchmark (97.6% vs 95.8%), fine-tuned BERT leads on collected unseen data (66.7% vs 60.2%). This suggests that task-specific signal </w:t>
+        <w:t xml:space="preserve"> benchmark (</w:t>
+      </w:r>
+      <w:r>
+        <w:rPr>
+          <w:color w:val="EE0000"/>
+        </w:rPr>
+        <w:t xml:space="preserve">97.6% vs 95.8%), </w:t>
+      </w:r>
+      <w:r>
+        <w:t xml:space="preserve">fine-tuned BERT leads on collected unseen data (66.7% vs 60.2%). This suggests that task-specific signal </w:t>
       </w:r>
       <w:r>
         <w:t>-</w:t>
@@ -6384,6 +9418,7 @@
           <w:szCs w:val="28"/>
         </w:rPr>
       </w:pPr>
+      <w:bookmarkStart w:id="29" w:name="_Toc229261640"/>
       <w:r>
         <w:rPr>
           <w:sz w:val="28"/>
@@ -6391,6 +9426,7 @@
         </w:rPr>
         <w:t>10.3 Class Imbalance and Neutral Prediction</w:t>
       </w:r>
+      <w:bookmarkEnd w:id="29"/>
     </w:p>
     <w:p>
       <w:pPr>
@@ -6419,6 +9455,7 @@
           <w:szCs w:val="28"/>
         </w:rPr>
       </w:pPr>
+      <w:bookmarkStart w:id="30" w:name="_Toc229261641"/>
       <w:r>
         <w:rPr>
           <w:sz w:val="28"/>
@@ -6426,6 +9463,7 @@
         </w:rPr>
         <w:t>10.4 Validation Loss Divergence</w:t>
       </w:r>
+      <w:bookmarkEnd w:id="30"/>
     </w:p>
     <w:p>
       <w:pPr>
@@ -6445,6 +9483,7 @@
           <w:szCs w:val="28"/>
         </w:rPr>
       </w:pPr>
+      <w:bookmarkStart w:id="31" w:name="_Toc229261642"/>
       <w:r>
         <w:rPr>
           <w:color w:val="000000" w:themeColor="text1"/>
@@ -6469,6 +9508,7 @@
         </w:rPr>
         <w:t>. Conclusion</w:t>
       </w:r>
+      <w:bookmarkEnd w:id="31"/>
     </w:p>
     <w:p>
       <w:pPr>
@@ -6544,6 +9584,7 @@
           <w:szCs w:val="32"/>
         </w:rPr>
       </w:pPr>
+      <w:bookmarkStart w:id="32" w:name="_Toc229261643"/>
       <w:r>
         <w:rPr>
           <w:color w:val="000000" w:themeColor="text1"/>
@@ -6560,6 +9601,7 @@
         </w:rPr>
         <w:t>References</w:t>
       </w:r>
+      <w:bookmarkEnd w:id="32"/>
     </w:p>
     <w:p>
       <w:pPr>
@@ -6661,7 +9703,7 @@
       <w:r>
         <w:t xml:space="preserve">, TensorFlow, and JAX. </w:t>
       </w:r>
-      <w:hyperlink r:id="rId15" w:history="1">
+      <w:hyperlink r:id="rId14" w:history="1">
         <w:r>
           <w:rPr>
             <w:rStyle w:val="Hyperlink"/>
@@ -6689,6 +9731,7 @@
           <w:szCs w:val="28"/>
         </w:rPr>
       </w:pPr>
+      <w:bookmarkStart w:id="33" w:name="_Toc229261644"/>
       <w:r>
         <w:rPr>
           <w:color w:val="000000" w:themeColor="text1"/>
@@ -6698,14 +9741,17 @@
         <w:lastRenderedPageBreak/>
         <w:t>Appendix</w:t>
       </w:r>
+      <w:bookmarkEnd w:id="33"/>
     </w:p>
     <w:p>
       <w:pPr>
         <w:pStyle w:val="Heading3"/>
       </w:pPr>
+      <w:bookmarkStart w:id="34" w:name="_Toc229261645"/>
       <w:r>
         <w:t>1. Software &amp; Dependencies</w:t>
       </w:r>
+      <w:bookmarkEnd w:id="34"/>
     </w:p>
     <w:tbl>
       <w:tblPr>
@@ -7717,12 +10763,14 @@
           <w:color w:val="000000" w:themeColor="text1"/>
         </w:rPr>
       </w:pPr>
+      <w:bookmarkStart w:id="35" w:name="_Toc229261646"/>
       <w:r>
         <w:rPr>
           <w:color w:val="000000" w:themeColor="text1"/>
         </w:rPr>
         <w:t>2. Models</w:t>
       </w:r>
+      <w:bookmarkEnd w:id="35"/>
     </w:p>
     <w:p>
       <w:pPr>
@@ -7735,13 +10783,7 @@
         <w:rPr>
           <w:color w:val="000000" w:themeColor="text1"/>
         </w:rPr>
-        <w:t>2</w:t>
-      </w:r>
-      <w:r>
-        <w:rPr>
-          <w:color w:val="000000" w:themeColor="text1"/>
-        </w:rPr>
-        <w:t>.1 BERT Zero-Shot Baseline</w:t>
+        <w:t>2.1 BERT Zero-Shot Baseline</w:t>
       </w:r>
     </w:p>
     <w:p>
@@ -7841,12 +10883,11 @@
       <w:pPr>
         <w:pStyle w:val="Heading3"/>
       </w:pPr>
-      <w:r>
-        <w:t xml:space="preserve">3. </w:t>
-      </w:r>
-      <w:r>
-        <w:t>Training Dynamics</w:t>
-      </w:r>
+      <w:bookmarkStart w:id="36" w:name="_Toc229261647"/>
+      <w:r>
+        <w:t>3. Training Dynamics</w:t>
+      </w:r>
+      <w:bookmarkEnd w:id="36"/>
     </w:p>
     <w:p>
       <w:pPr>
@@ -7883,6 +10924,114 @@
             <wp:extent cx="5715000" cy="3143250"/>
             <wp:effectExtent l="0" t="0" r="0" b="0"/>
             <wp:docPr id="1" name="Figure 1: Training loss vs. step — raw (every 50 steps) and smoothed (window=10). Best checkpoint at step 3440 marked in red." descr="Figure 1: Training loss vs. step — raw (every 50 steps) and smoothed (window=10). Best checkpoint at step 3440 marked in red." title="Figure 1: Training loss vs. step — raw (every 50 steps) and smoothed (window=10). Best checkpoint at step 3440 marked in red."/>
+            <wp:cNvGraphicFramePr>
+              <a:graphicFrameLocks xmlns:a="http://schemas.openxmlformats.org/drawingml/2006/main" noChangeAspect="1"/>
+            </wp:cNvGraphicFramePr>
+            <a:graphic xmlns:a="http://schemas.openxmlformats.org/drawingml/2006/main">
+              <a:graphicData uri="http://schemas.openxmlformats.org/drawingml/2006/picture">
+                <pic:pic xmlns:pic="http://schemas.openxmlformats.org/drawingml/2006/picture">
+                  <pic:nvPicPr>
+                    <pic:cNvPr id="0" name=""/>
+                    <pic:cNvPicPr>
+                      <a:picLocks noChangeAspect="1" noChangeArrowheads="1"/>
+                    </pic:cNvPicPr>
+                  </pic:nvPicPr>
+                  <pic:blipFill>
+                    <a:blip r:embed="rId15"/>
+                    <a:srcRect/>
+                    <a:stretch>
+                      <a:fillRect/>
+                    </a:stretch>
+                  </pic:blipFill>
+                  <pic:spPr bwMode="auto">
+                    <a:xfrm>
+                      <a:off x="0" y="0"/>
+                      <a:ext cx="5715000" cy="3143250"/>
+                    </a:xfrm>
+                    <a:prstGeom prst="rect">
+                      <a:avLst/>
+                    </a:prstGeom>
+                  </pic:spPr>
+                </pic:pic>
+              </a:graphicData>
+            </a:graphic>
+          </wp:inline>
+        </w:drawing>
+      </w:r>
+    </w:p>
+    <w:p>
+      <w:pPr>
+        <w:spacing w:after="200"/>
+        <w:jc w:val="center"/>
+      </w:pPr>
+      <w:r>
+        <w:rPr>
+          <w:i/>
+          <w:iCs/>
+          <w:color w:val="555555"/>
+          <w:sz w:val="18"/>
+          <w:szCs w:val="18"/>
+        </w:rPr>
+        <w:t xml:space="preserve">Figure 1: Training loss vs. step </w:t>
+      </w:r>
+      <w:r>
+        <w:rPr>
+          <w:i/>
+          <w:iCs/>
+          <w:color w:val="555555"/>
+          <w:sz w:val="18"/>
+          <w:szCs w:val="18"/>
+        </w:rPr>
+        <w:t>-</w:t>
+      </w:r>
+      <w:r>
+        <w:rPr>
+          <w:i/>
+          <w:iCs/>
+          <w:color w:val="555555"/>
+          <w:sz w:val="18"/>
+          <w:szCs w:val="18"/>
+        </w:rPr>
+        <w:t xml:space="preserve"> raw (every 50 steps) and smoothed (window=10). Best checkpoint at step 3440 marked in red.</w:t>
+      </w:r>
+    </w:p>
+    <w:p>
+      <w:pPr>
+        <w:spacing w:before="80" w:after="120" w:line="276" w:lineRule="auto"/>
+        <w:jc w:val="both"/>
+      </w:pPr>
+      <w:r>
+        <w:t>Training loss begins at approximately 2.25 and decreases steeply in the first 500 steps as the model rapidly adapts its classification head. The descent continues smoothly to approximately 0.08 at step 4300, indicating effective learning. The best checkpoint (step 3440) falls well within the convergence zone, confirming the model had adequately fit the training data before overfitting became a concern.</w:t>
+      </w:r>
+    </w:p>
+    <w:p>
+      <w:pPr>
+        <w:pStyle w:val="Heading4"/>
+        <w:rPr>
+          <w:color w:val="000000" w:themeColor="text1"/>
+        </w:rPr>
+      </w:pPr>
+      <w:r>
+        <w:rPr>
+          <w:color w:val="000000" w:themeColor="text1"/>
+        </w:rPr>
+        <w:t>3.2 Validation Loss</w:t>
+      </w:r>
+    </w:p>
+    <w:p>
+      <w:pPr>
+        <w:spacing w:before="120" w:after="60"/>
+        <w:jc w:val="center"/>
+      </w:pPr>
+      <w:r>
+        <w:rPr>
+          <w:noProof/>
+        </w:rPr>
+        <w:drawing>
+          <wp:inline distT="0" distB="0" distL="0" distR="0" wp14:anchorId="53581C33" wp14:editId="763EA56B">
+            <wp:extent cx="5715000" cy="3143250"/>
+            <wp:effectExtent l="0" t="0" r="0" b="0"/>
+            <wp:docPr id="611451385" name="Figure 2: Validation loss per epoch. Note the divergence from epoch 4 onwards while F1 metrics continue to improve." descr="Figure 2: Validation loss per epoch. Note the divergence from epoch 4 onwards while F1 metrics continue to improve." title="Figure 2: Validation loss per epoch. Note the divergence from epoch 4 onwards while F1 metrics continue to improve."/>
             <wp:cNvGraphicFramePr>
               <a:graphicFrameLocks xmlns:a="http://schemas.openxmlformats.org/drawingml/2006/main" noChangeAspect="1"/>
             </wp:cNvGraphicFramePr>
@@ -7931,27 +11080,7 @@
           <w:sz w:val="18"/>
           <w:szCs w:val="18"/>
         </w:rPr>
-        <w:t xml:space="preserve">Figure 1: Training loss vs. step </w:t>
-      </w:r>
-      <w:r>
-        <w:rPr>
-          <w:i/>
-          <w:iCs/>
-          <w:color w:val="555555"/>
-          <w:sz w:val="18"/>
-          <w:szCs w:val="18"/>
-        </w:rPr>
-        <w:t>-</w:t>
-      </w:r>
-      <w:r>
-        <w:rPr>
-          <w:i/>
-          <w:iCs/>
-          <w:color w:val="555555"/>
-          <w:sz w:val="18"/>
-          <w:szCs w:val="18"/>
-        </w:rPr>
-        <w:t xml:space="preserve"> raw (every 50 steps) and smoothed (window=10). Best checkpoint at step 3440 marked in red.</w:t>
+        <w:t>Figure 2: Validation loss per epoch. Note the divergence from epoch 4 onwards while F1 metrics continue to improve.</w:t>
       </w:r>
     </w:p>
     <w:p>
@@ -7960,126 +11089,14 @@
         <w:jc w:val="both"/>
       </w:pPr>
       <w:r>
-        <w:t>Training loss begins at approximately 2.25 and decreases steeply in the first 500 steps as the model rapidly adapts its classification head. The descent continues smoothly to approximately 0.08 at step 4300, indicating effective learning. The best checkpoint (step 3440) falls well within the convergence zone, confirming the model had adequately fit the training data before overfitting became a concern.</w:t>
-      </w:r>
-    </w:p>
-    <w:p>
-      <w:pPr>
-        <w:pStyle w:val="Heading4"/>
-        <w:rPr>
-          <w:color w:val="000000" w:themeColor="text1"/>
-        </w:rPr>
-      </w:pPr>
-      <w:r>
-        <w:rPr>
-          <w:color w:val="000000" w:themeColor="text1"/>
-        </w:rPr>
-        <w:t>3</w:t>
-      </w:r>
-      <w:r>
-        <w:rPr>
-          <w:color w:val="000000" w:themeColor="text1"/>
-        </w:rPr>
-        <w:t>.2 Validation Loss</w:t>
-      </w:r>
-    </w:p>
-    <w:p>
-      <w:pPr>
-        <w:spacing w:before="120" w:after="60"/>
-        <w:jc w:val="center"/>
-      </w:pPr>
-      <w:r>
-        <w:rPr>
-          <w:noProof/>
-        </w:rPr>
-        <w:drawing>
-          <wp:inline distT="0" distB="0" distL="0" distR="0" wp14:anchorId="53581C33" wp14:editId="763EA56B">
-            <wp:extent cx="5715000" cy="3143250"/>
-            <wp:effectExtent l="0" t="0" r="0" b="0"/>
-            <wp:docPr id="611451385" name="Figure 2: Validation loss per epoch. Note the divergence from epoch 4 onwards while F1 metrics continue to improve." descr="Figure 2: Validation loss per epoch. Note the divergence from epoch 4 onwards while F1 metrics continue to improve." title="Figure 2: Validation loss per epoch. Note the divergence from epoch 4 onwards while F1 metrics continue to improve."/>
-            <wp:cNvGraphicFramePr>
-              <a:graphicFrameLocks xmlns:a="http://schemas.openxmlformats.org/drawingml/2006/main" noChangeAspect="1"/>
-            </wp:cNvGraphicFramePr>
-            <a:graphic xmlns:a="http://schemas.openxmlformats.org/drawingml/2006/main">
-              <a:graphicData uri="http://schemas.openxmlformats.org/drawingml/2006/picture">
-                <pic:pic xmlns:pic="http://schemas.openxmlformats.org/drawingml/2006/picture">
-                  <pic:nvPicPr>
-                    <pic:cNvPr id="0" name=""/>
-                    <pic:cNvPicPr>
-                      <a:picLocks noChangeAspect="1" noChangeArrowheads="1"/>
-                    </pic:cNvPicPr>
-                  </pic:nvPicPr>
-                  <pic:blipFill>
-                    <a:blip r:embed="rId17"/>
-                    <a:srcRect/>
-                    <a:stretch>
-                      <a:fillRect/>
-                    </a:stretch>
-                  </pic:blipFill>
-                  <pic:spPr bwMode="auto">
-                    <a:xfrm>
-                      <a:off x="0" y="0"/>
-                      <a:ext cx="5715000" cy="3143250"/>
-                    </a:xfrm>
-                    <a:prstGeom prst="rect">
-                      <a:avLst/>
-                    </a:prstGeom>
-                  </pic:spPr>
-                </pic:pic>
-              </a:graphicData>
-            </a:graphic>
-          </wp:inline>
-        </w:drawing>
-      </w:r>
-    </w:p>
-    <w:p>
-      <w:pPr>
-        <w:spacing w:after="200"/>
-        <w:jc w:val="center"/>
-      </w:pPr>
-      <w:r>
-        <w:rPr>
-          <w:i/>
-          <w:iCs/>
-          <w:color w:val="555555"/>
-          <w:sz w:val="18"/>
-          <w:szCs w:val="18"/>
-        </w:rPr>
-        <w:t>Figure 2: Validation loss per epoch. Note the divergence from epoch 4 onwards while F1 metrics continue to improve.</w:t>
-      </w:r>
-    </w:p>
-    <w:p>
-      <w:pPr>
-        <w:spacing w:before="80" w:after="120" w:line="276" w:lineRule="auto"/>
-        <w:jc w:val="both"/>
-      </w:pPr>
-      <w:r>
         <w:lastRenderedPageBreak/>
-        <w:t xml:space="preserve">An important observation is that validation loss reaches its minimum at epoch 3 (0.587) and then rises steadily to 1.148 by epoch 8. This </w:t>
-      </w:r>
-      <w:r>
-        <w:t>behaviour</w:t>
-      </w:r>
-      <w:r>
-        <w:t xml:space="preserve">, </w:t>
-      </w:r>
-      <w:r>
-        <w:t xml:space="preserve">in which loss increases while F1 metrics improve, is consistent with a model that becomes more confident in its predictions over time </w:t>
+        <w:t xml:space="preserve">An important observation is that validation loss reaches its minimum at epoch 3 (0.587) and then rises steadily to 1.148 by epoch 8. This behaviour, in which loss increases while F1 metrics improve, is consistent with a model that becomes more confident in its predictions over time </w:t>
       </w:r>
       <w:r>
         <w:t>-</w:t>
       </w:r>
       <w:r>
-        <w:t xml:space="preserve"> the probability mass shifts toward the correct class even as the absolute loss increases</w:t>
-      </w:r>
-      <w:r>
-        <w:t xml:space="preserve">. Early stopping was correctly configured </w:t>
-      </w:r>
-      <w:r>
-        <w:t>to use F1-weighted</w:t>
-      </w:r>
-      <w:r>
-        <w:t xml:space="preserve"> rather than validation loss, allowing the model to reach its performance peak.</w:t>
+        <w:t xml:space="preserve"> the probability mass shifts toward the correct class even as the absolute loss increases. Early stopping was correctly configured to use F1-weighted rather than validation loss, allowing the model to reach its performance peak.</w:t>
       </w:r>
     </w:p>
     <w:p>
@@ -8090,20 +11107,15 @@
           <w:szCs w:val="28"/>
         </w:rPr>
       </w:pPr>
+      <w:bookmarkStart w:id="37" w:name="_Toc229261648"/>
       <w:r>
         <w:rPr>
           <w:sz w:val="28"/>
           <w:szCs w:val="28"/>
         </w:rPr>
-        <w:t>4</w:t>
-      </w:r>
-      <w:r>
-        <w:rPr>
-          <w:sz w:val="28"/>
-          <w:szCs w:val="28"/>
-        </w:rPr>
-        <w:t>. Limitations</w:t>
-      </w:r>
+        <w:t>4. Limitations</w:t>
+      </w:r>
+      <w:bookmarkEnd w:id="37"/>
     </w:p>
     <w:p>
       <w:pPr>
@@ -8208,8 +11220,8 @@
       </w:pPr>
     </w:p>
     <w:sectPr>
-      <w:headerReference w:type="default" r:id="rId18"/>
-      <w:footerReference w:type="default" r:id="rId19"/>
+      <w:headerReference w:type="default" r:id="rId17"/>
+      <w:footerReference w:type="default" r:id="rId18"/>
       <w:pgSz w:w="12240" w:h="15840"/>
       <w:pgMar w:top="1440" w:right="1440" w:bottom="1440" w:left="1440" w:header="708" w:footer="708" w:gutter="0"/>
       <w:cols w:space="720"/>
@@ -9436,6 +12448,7 @@
   <w:style w:type="character" w:default="1" w:styleId="DefaultParagraphFont">
     <w:name w:val="Default Paragraph Font"/>
     <w:uiPriority w:val="1"/>
+    <w:semiHidden/>
     <w:unhideWhenUsed/>
   </w:style>
   <w:style w:type="table" w:default="1" w:styleId="TableNormal">
@@ -9604,6 +12617,59 @@
       <w:color w:val="605E5C"/>
       <w:shd w:val="clear" w:color="auto" w:fill="E1DFDD"/>
     </w:rPr>
+  </w:style>
+  <w:style w:type="paragraph" w:styleId="TOCHeading">
+    <w:name w:val="TOC Heading"/>
+    <w:basedOn w:val="Heading1"/>
+    <w:next w:val="Normal"/>
+    <w:uiPriority w:val="39"/>
+    <w:unhideWhenUsed/>
+    <w:qFormat/>
+    <w:rsid w:val="005E0DE9"/>
+    <w:pPr>
+      <w:keepNext/>
+      <w:keepLines/>
+      <w:pBdr>
+        <w:bottom w:val="none" w:sz="0" w:space="0" w:color="auto"/>
+      </w:pBdr>
+      <w:spacing w:before="240" w:after="0" w:line="259" w:lineRule="auto"/>
+      <w:outlineLvl w:val="9"/>
+    </w:pPr>
+    <w:rPr>
+      <w:rFonts w:asciiTheme="majorHAnsi" w:eastAsiaTheme="majorEastAsia" w:hAnsiTheme="majorHAnsi" w:cstheme="majorBidi"/>
+      <w:b w:val="0"/>
+      <w:bCs w:val="0"/>
+      <w:color w:val="0F4761" w:themeColor="accent1" w:themeShade="BF"/>
+      <w:sz w:val="32"/>
+      <w:szCs w:val="32"/>
+      <w:lang w:val="en-US" w:eastAsia="en-US"/>
+    </w:rPr>
+  </w:style>
+  <w:style w:type="paragraph" w:styleId="TOC2">
+    <w:name w:val="toc 2"/>
+    <w:basedOn w:val="Normal"/>
+    <w:next w:val="Normal"/>
+    <w:autoRedefine/>
+    <w:uiPriority w:val="39"/>
+    <w:unhideWhenUsed/>
+    <w:rsid w:val="005E0DE9"/>
+    <w:pPr>
+      <w:spacing w:after="100"/>
+      <w:ind w:left="220"/>
+    </w:pPr>
+  </w:style>
+  <w:style w:type="paragraph" w:styleId="TOC3">
+    <w:name w:val="toc 3"/>
+    <w:basedOn w:val="Normal"/>
+    <w:next w:val="Normal"/>
+    <w:autoRedefine/>
+    <w:uiPriority w:val="39"/>
+    <w:unhideWhenUsed/>
+    <w:rsid w:val="005E0DE9"/>
+    <w:pPr>
+      <w:spacing w:after="100"/>
+      <w:ind w:left="440"/>
+    </w:pPr>
   </w:style>
 </w:styles>
 </file>
@@ -9921,4 +12987,16 @@
     </a:ext>
   </a:extLst>
 </a:theme>
+</file>
+
+<file path=customXml/item1.xml><?xml version="1.0" encoding="utf-8"?>
+<b:Sources xmlns:b="http://schemas.openxmlformats.org/officeDocument/2006/bibliography" xmlns="http://schemas.openxmlformats.org/officeDocument/2006/bibliography" SelectedStyle="\APASixthEditionOfficeOnline.xsl" StyleName="APA" Version="6"/>
+</file>
+
+<file path=customXml/itemProps1.xml><?xml version="1.0" encoding="utf-8"?>
+<ds:datastoreItem xmlns:ds="http://schemas.openxmlformats.org/officeDocument/2006/customXml" ds:itemID="{8F8CF57B-1560-490B-80F3-39168F167817}">
+  <ds:schemaRefs>
+    <ds:schemaRef ds:uri="http://schemas.openxmlformats.org/officeDocument/2006/bibliography"/>
+  </ds:schemaRefs>
+</ds:datastoreItem>
 </file>
--- a/docs/ECL-545_NLP_Project Report_Group04.docx
+++ b/docs/ECL-545_NLP_Project Report_Group04.docx
@@ -185,6 +185,13 @@
     </w:p>
     <w:sdt>
       <w:sdtPr>
+        <w:rPr>
+          <w:rFonts w:ascii="Arial" w:eastAsia="Arial" w:hAnsi="Arial" w:cs="Arial"/>
+          <w:color w:val="auto"/>
+          <w:sz w:val="22"/>
+          <w:szCs w:val="22"/>
+          <w:lang w:val="en-IN" w:eastAsia="en-GB"/>
+        </w:rPr>
         <w:id w:val="2031746950"/>
         <w:docPartObj>
           <w:docPartGallery w:val="Table of Contents"/>
@@ -193,14 +200,9 @@
       </w:sdtPr>
       <w:sdtEndPr>
         <w:rPr>
-          <w:rFonts w:ascii="Arial" w:eastAsia="Arial" w:hAnsi="Arial" w:cs="Arial"/>
           <w:b/>
           <w:bCs/>
           <w:noProof/>
-          <w:color w:val="auto"/>
-          <w:sz w:val="22"/>
-          <w:szCs w:val="22"/>
-          <w:lang w:val="en-IN" w:eastAsia="en-GB"/>
         </w:rPr>
       </w:sdtEndPr>
       <w:sdtContent>
@@ -2912,7 +2914,7 @@
         <w:t xml:space="preserve"> benchmark showed that the fine-tuned BERT model achieved </w:t>
       </w:r>
       <w:r>
-        <w:t>69.8</w:t>
+        <w:t>95.8</w:t>
       </w:r>
       <w:r>
         <w:t xml:space="preserve">% accuracy, while </w:t>
@@ -2929,10 +2931,10 @@
         <w:t>57.1</w:t>
       </w:r>
       <w:r>
-        <w:t>%, both substantially outperforming the zero-shot BERT baseline, which achieved only 2</w:t>
-      </w:r>
-      <w:r>
-        <w:t>6.5</w:t>
+        <w:t xml:space="preserve">%, both substantially outperforming the zero-shot BERT baseline, which achieved only </w:t>
+      </w:r>
+      <w:r>
+        <w:t>97.6</w:t>
       </w:r>
       <w:r>
         <w:t xml:space="preserve">% accuracy. On the more challenging unseen financial news dataset, the fine-tuned BERT model achieved the best overall performance, </w:t>
@@ -2944,7 +2946,7 @@
         <w:rPr>
           <w:color w:val="000000" w:themeColor="text1"/>
         </w:rPr>
-        <w:t>82.43</w:t>
+        <w:t>67.8</w:t>
       </w:r>
       <w:r>
         <w:rPr>
@@ -2968,19 +2970,7 @@
         <w:rPr>
           <w:color w:val="000000" w:themeColor="text1"/>
         </w:rPr>
-        <w:t>7</w:t>
-      </w:r>
-      <w:r>
-        <w:rPr>
-          <w:color w:val="000000" w:themeColor="text1"/>
-        </w:rPr>
-        <w:t>3.2</w:t>
-      </w:r>
-      <w:r>
-        <w:rPr>
-          <w:color w:val="000000" w:themeColor="text1"/>
-        </w:rPr>
-        <w:t>9</w:t>
+        <w:t>67.8</w:t>
       </w:r>
       <w:r>
         <w:rPr>
@@ -5799,7 +5789,7 @@
               <w:jc w:val="center"/>
             </w:pPr>
             <w:r>
-              <w:t>5e-6</w:t>
+              <w:t>1e-5</w:t>
             </w:r>
           </w:p>
         </w:tc>
@@ -5895,7 +5885,7 @@
                 <w:sz w:val="20"/>
                 <w:szCs w:val="20"/>
               </w:rPr>
-              <w:t>5</w:t>
+              <w:t>0</w:t>
             </w:r>
             <w:r>
               <w:rPr>
@@ -6176,7 +6166,14 @@
                 <w:sz w:val="20"/>
                 <w:szCs w:val="20"/>
               </w:rPr>
-              <w:t>20</w:t>
+              <w:t>1</w:t>
+            </w:r>
+            <w:r>
+              <w:rPr>
+                <w:sz w:val="20"/>
+                <w:szCs w:val="20"/>
+              </w:rPr>
+              <w:t>0</w:t>
             </w:r>
           </w:p>
         </w:tc>
@@ -6354,7 +6351,7 @@
                 <w:sz w:val="20"/>
                 <w:szCs w:val="20"/>
               </w:rPr>
-              <w:t>5</w:t>
+              <w:t>3</w:t>
             </w:r>
             <w:r>
               <w:rPr>
@@ -6648,7 +6645,7 @@
                 <w:sz w:val="20"/>
                 <w:szCs w:val="20"/>
               </w:rPr>
-              <w:t>256</w:t>
+              <w:t>128</w:t>
             </w:r>
             <w:r>
               <w:rPr>
@@ -6941,13 +6938,15 @@
       <w:r>
         <w:rPr>
           <w:noProof/>
+          <w:color w:val="000000"/>
+          <w:bdr w:val="none" w:sz="0" w:space="0" w:color="auto" w:frame="1"/>
         </w:rPr>
         <w:lastRenderedPageBreak/>
         <w:drawing>
-          <wp:inline distT="0" distB="0" distL="0" distR="0" wp14:anchorId="4FA9B99F" wp14:editId="17AEA9AE">
-            <wp:extent cx="5344362" cy="2938257"/>
-            <wp:effectExtent l="0" t="0" r="8890" b="0"/>
-            <wp:docPr id="571331804" name="Picture 1"/>
+          <wp:inline distT="0" distB="0" distL="0" distR="0" wp14:anchorId="137F3C21" wp14:editId="32E222E5">
+            <wp:extent cx="5715000" cy="3147695"/>
+            <wp:effectExtent l="0" t="0" r="0" b="0"/>
+            <wp:docPr id="1550431350" name="Picture 1" descr="Figure 4: Overall Accuracy, F1 Macro, and F1 Weighted on the Financial PhraseBank test set."/>
             <wp:cNvGraphicFramePr>
               <a:graphicFrameLocks xmlns:a="http://schemas.openxmlformats.org/drawingml/2006/main" noChangeAspect="1"/>
             </wp:cNvGraphicFramePr>
@@ -6955,7 +6954,7 @@
               <a:graphicData uri="http://schemas.openxmlformats.org/drawingml/2006/picture">
                 <pic:pic xmlns:pic="http://schemas.openxmlformats.org/drawingml/2006/picture">
                   <pic:nvPicPr>
-                    <pic:cNvPr id="0" name="Picture 1"/>
+                    <pic:cNvPr id="0" name="Picture 1" descr="Figure 4: Overall Accuracy, F1 Macro, and F1 Weighted on the Financial PhraseBank test set."/>
                     <pic:cNvPicPr>
                       <a:picLocks noChangeAspect="1" noChangeArrowheads="1"/>
                     </pic:cNvPicPr>
@@ -6976,7 +6975,7 @@
                   <pic:spPr bwMode="auto">
                     <a:xfrm>
                       <a:off x="0" y="0"/>
-                      <a:ext cx="5354532" cy="2943848"/>
+                      <a:ext cx="5715000" cy="3147695"/>
                     </a:xfrm>
                     <a:prstGeom prst="rect">
                       <a:avLst/>
@@ -7380,7 +7379,7 @@
                 <w:sz w:val="20"/>
                 <w:szCs w:val="20"/>
               </w:rPr>
-              <w:t>744</w:t>
+              <w:t>958</w:t>
             </w:r>
           </w:p>
         </w:tc>
@@ -7417,7 +7416,7 @@
                 <w:sz w:val="20"/>
                 <w:szCs w:val="20"/>
               </w:rPr>
-              <w:t>617</w:t>
+              <w:t>949</w:t>
             </w:r>
           </w:p>
         </w:tc>
@@ -7454,7 +7453,7 @@
                 <w:sz w:val="20"/>
                 <w:szCs w:val="20"/>
               </w:rPr>
-              <w:t>732</w:t>
+              <w:t>958</w:t>
             </w:r>
           </w:p>
         </w:tc>
@@ -7522,7 +7521,14 @@
                 <w:sz w:val="20"/>
                 <w:szCs w:val="20"/>
               </w:rPr>
-              <w:t>0.976</w:t>
+              <w:t>0.</w:t>
+            </w:r>
+            <w:r>
+              <w:rPr>
+                <w:sz w:val="20"/>
+                <w:szCs w:val="20"/>
+              </w:rPr>
+              <w:t>976</w:t>
             </w:r>
           </w:p>
         </w:tc>
@@ -7595,6 +7601,30 @@
     </w:p>
     <w:p>
       <w:pPr>
+        <w:spacing w:after="80"/>
+      </w:pPr>
+      <w:r>
+        <w:t xml:space="preserve">The zero-shot BERT baseline performs near chance level (27.4%), confirming that a general-purpose language model has no intrinsic ability to classify financial sentiment without task-specific training. Both fine-tuned BERT and </w:t>
+      </w:r>
+      <w:proofErr w:type="spellStart"/>
+      <w:r>
+        <w:t>FinBERT</w:t>
+      </w:r>
+      <w:proofErr w:type="spellEnd"/>
+      <w:r>
+        <w:t xml:space="preserve"> achieve exceptional performance, with </w:t>
+      </w:r>
+      <w:proofErr w:type="spellStart"/>
+      <w:r>
+        <w:t>FinBERT</w:t>
+      </w:r>
+      <w:proofErr w:type="spellEnd"/>
+      <w:r>
+        <w:t xml:space="preserve"> marginally leading at 97.6% accuracy. This marginal gap (1.8 pp accuracy) suggests that fine-tuning a general model can largely match domain-specialised pre-training on structured benchmark data.</w:t>
+      </w:r>
+    </w:p>
+    <w:p>
+      <w:pPr>
         <w:pStyle w:val="Heading3"/>
         <w:rPr>
           <w:sz w:val="28"/>
@@ -7619,13 +7649,15 @@
       <w:r>
         <w:rPr>
           <w:noProof/>
+          <w:color w:val="000000"/>
+          <w:bdr w:val="none" w:sz="0" w:space="0" w:color="auto" w:frame="1"/>
         </w:rPr>
         <w:lastRenderedPageBreak/>
         <w:drawing>
-          <wp:inline distT="0" distB="0" distL="0" distR="0" wp14:anchorId="0B69D18B" wp14:editId="4FEED002">
-            <wp:extent cx="5943600" cy="3267710"/>
-            <wp:effectExtent l="0" t="0" r="0" b="8890"/>
-            <wp:docPr id="228180648" name="Picture 2"/>
+          <wp:inline distT="0" distB="0" distL="0" distR="0" wp14:anchorId="4515F074" wp14:editId="16CF89B2">
+            <wp:extent cx="5715000" cy="3147695"/>
+            <wp:effectExtent l="0" t="0" r="0" b="0"/>
+            <wp:docPr id="1916474141" name="Picture 2" descr="Figure 5: Per-class F1 scores on PhraseBank — BERT Baseline, Fine-tuned BERT, and FinBERT."/>
             <wp:cNvGraphicFramePr>
               <a:graphicFrameLocks xmlns:a="http://schemas.openxmlformats.org/drawingml/2006/main" noChangeAspect="1"/>
             </wp:cNvGraphicFramePr>
@@ -7633,7 +7665,7 @@
               <a:graphicData uri="http://schemas.openxmlformats.org/drawingml/2006/picture">
                 <pic:pic xmlns:pic="http://schemas.openxmlformats.org/drawingml/2006/picture">
                   <pic:nvPicPr>
-                    <pic:cNvPr id="0" name="Picture 2"/>
+                    <pic:cNvPr id="0" name="Picture 3" descr="Figure 5: Per-class F1 scores on PhraseBank — BERT Baseline, Fine-tuned BERT, and FinBERT."/>
                     <pic:cNvPicPr>
                       <a:picLocks noChangeAspect="1" noChangeArrowheads="1"/>
                     </pic:cNvPicPr>
@@ -7654,7 +7686,7 @@
                   <pic:spPr bwMode="auto">
                     <a:xfrm>
                       <a:off x="0" y="0"/>
-                      <a:ext cx="5943600" cy="3267710"/>
+                      <a:ext cx="5715000" cy="3147695"/>
                     </a:xfrm>
                     <a:prstGeom prst="rect">
                       <a:avLst/>
@@ -7675,8 +7707,6 @@
       <w:pPr>
         <w:spacing w:after="200"/>
         <w:jc w:val="center"/>
-      </w:pPr>
-      <w:r>
         <w:rPr>
           <w:i/>
           <w:iCs/>
@@ -7684,9 +7714,7 @@
           <w:sz w:val="18"/>
           <w:szCs w:val="18"/>
         </w:rPr>
-        <w:t xml:space="preserve">Figure 5: Per-class F1 scores on </w:t>
-      </w:r>
-      <w:proofErr w:type="spellStart"/>
+      </w:pPr>
       <w:r>
         <w:rPr>
           <w:i/>
@@ -7695,9 +7723,9 @@
           <w:sz w:val="18"/>
           <w:szCs w:val="18"/>
         </w:rPr>
-        <w:t>PhraseBank</w:t>
-      </w:r>
-      <w:proofErr w:type="spellEnd"/>
+        <w:t xml:space="preserve">Figure 5: Per-class F1 scores on </w:t>
+      </w:r>
+      <w:proofErr w:type="spellStart"/>
       <w:r>
         <w:rPr>
           <w:i/>
@@ -7706,8 +7734,9 @@
           <w:sz w:val="18"/>
           <w:szCs w:val="18"/>
         </w:rPr>
-        <w:t xml:space="preserve"> </w:t>
-      </w:r>
+        <w:t>PhraseBank</w:t>
+      </w:r>
+      <w:proofErr w:type="spellEnd"/>
       <w:r>
         <w:rPr>
           <w:i/>
@@ -7716,7 +7745,7 @@
           <w:sz w:val="18"/>
           <w:szCs w:val="18"/>
         </w:rPr>
-        <w:t>-</w:t>
+        <w:t xml:space="preserve"> </w:t>
       </w:r>
       <w:r>
         <w:rPr>
@@ -7726,9 +7755,8 @@
           <w:sz w:val="18"/>
           <w:szCs w:val="18"/>
         </w:rPr>
-        <w:t xml:space="preserve"> BERT Baseline, Fine-tuned BERT, and </w:t>
-      </w:r>
-      <w:proofErr w:type="spellStart"/>
+        <w:t>-</w:t>
+      </w:r>
       <w:r>
         <w:rPr>
           <w:i/>
@@ -7737,9 +7765,9 @@
           <w:sz w:val="18"/>
           <w:szCs w:val="18"/>
         </w:rPr>
-        <w:t>FinBERT</w:t>
-      </w:r>
-      <w:proofErr w:type="spellEnd"/>
+        <w:t xml:space="preserve"> BERT Baseline, Fine-tuned BERT, and </w:t>
+      </w:r>
+      <w:proofErr w:type="spellStart"/>
       <w:r>
         <w:rPr>
           <w:i/>
@@ -7748,7 +7776,34 @@
           <w:sz w:val="18"/>
           <w:szCs w:val="18"/>
         </w:rPr>
+        <w:t>FinBERT</w:t>
+      </w:r>
+      <w:proofErr w:type="spellEnd"/>
+      <w:r>
+        <w:rPr>
+          <w:i/>
+          <w:iCs/>
+          <w:color w:val="555555"/>
+          <w:sz w:val="18"/>
+          <w:szCs w:val="18"/>
+        </w:rPr>
         <w:t>.</w:t>
+      </w:r>
+    </w:p>
+    <w:p>
+      <w:pPr>
+        <w:spacing w:after="200"/>
+      </w:pPr>
+      <w:r>
+        <w:t xml:space="preserve">The zero-shot BERT baseline scores 0.0 on the Neutral class — it collapses all predictions to Positive due to the fill-mask approach having no understanding of financial neutrality. Both trained models recover well across all classes. Fine-tuned BERT scores 0.920 / 0.950 / 0.975 for Positive / Negative / Neutral respectively. </w:t>
+      </w:r>
+      <w:proofErr w:type="spellStart"/>
+      <w:r>
+        <w:t>FinBERT</w:t>
+      </w:r>
+      <w:proofErr w:type="spellEnd"/>
+      <w:r>
+        <w:t xml:space="preserve"> edges ahead on Positive (0.978) and Neutral (0.986), while Fine-tuned BERT is marginally stronger on Negative (0.950 vs 0.930).</w:t>
       </w:r>
     </w:p>
     <w:p>
@@ -7771,10 +7826,10 @@
           <w:noProof/>
         </w:rPr>
         <w:drawing>
-          <wp:inline distT="0" distB="0" distL="0" distR="0" wp14:anchorId="2776D9B2" wp14:editId="7025BD29">
-            <wp:extent cx="5936615" cy="1963420"/>
-            <wp:effectExtent l="0" t="0" r="6985" b="0"/>
-            <wp:docPr id="1506715223" name="Picture 3"/>
+          <wp:inline distT="0" distB="0" distL="0" distR="0" wp14:anchorId="6DA2F414" wp14:editId="1F7A9CCD">
+            <wp:extent cx="5715000" cy="1885950"/>
+            <wp:effectExtent l="0" t="0" r="0" b="0"/>
+            <wp:docPr id="1007198606" name="Figure 6: Confusion matrices on PhraseBank. BERT baseline misclassifies nearly everything as Positive. Both trained models show strong diagonal dominance." descr="Figure 6: Confusion matrices on PhraseBank. BERT baseline misclassifies nearly everything as Positive. Both trained models show strong diagonal dominance." title="Figure 6: Confusion matrices on PhraseBank. BERT baseline misclassifies nearly everything as Positive. Both trained models show strong diagonal dominance."/>
             <wp:cNvGraphicFramePr>
               <a:graphicFrameLocks xmlns:a="http://schemas.openxmlformats.org/drawingml/2006/main" noChangeAspect="1"/>
             </wp:cNvGraphicFramePr>
@@ -7782,19 +7837,13 @@
               <a:graphicData uri="http://schemas.openxmlformats.org/drawingml/2006/picture">
                 <pic:pic xmlns:pic="http://schemas.openxmlformats.org/drawingml/2006/picture">
                   <pic:nvPicPr>
-                    <pic:cNvPr id="0" name="Picture 3"/>
+                    <pic:cNvPr id="0" name=""/>
                     <pic:cNvPicPr>
                       <a:picLocks noChangeAspect="1" noChangeArrowheads="1"/>
                     </pic:cNvPicPr>
                   </pic:nvPicPr>
                   <pic:blipFill>
-                    <a:blip r:embed="rId10" cstate="print">
-                      <a:extLst>
-                        <a:ext uri="{28A0092B-C50C-407E-A947-70E740481C1C}">
-                          <a14:useLocalDpi xmlns:a14="http://schemas.microsoft.com/office/drawing/2010/main" val="0"/>
-                        </a:ext>
-                      </a:extLst>
-                    </a:blip>
+                    <a:blip r:embed="rId10"/>
                     <a:srcRect/>
                     <a:stretch>
                       <a:fillRect/>
@@ -7803,15 +7852,11 @@
                   <pic:spPr bwMode="auto">
                     <a:xfrm>
                       <a:off x="0" y="0"/>
-                      <a:ext cx="5936615" cy="1963420"/>
+                      <a:ext cx="5715000" cy="1885950"/>
                     </a:xfrm>
                     <a:prstGeom prst="rect">
                       <a:avLst/>
                     </a:prstGeom>
-                    <a:noFill/>
-                    <a:ln>
-                      <a:noFill/>
-                    </a:ln>
                   </pic:spPr>
                 </pic:pic>
               </a:graphicData>
@@ -7864,10 +7909,15 @@
         <w:jc w:val="both"/>
       </w:pPr>
       <w:r>
-        <w:t>The confusion matrices confirm the narrative</w:t>
-      </w:r>
-      <w:r>
-        <w:t>.</w:t>
+        <w:t xml:space="preserve">The confusion matrices confirm the narrative: BERT baseline sends 274 neutral and 49 negative sentences to the Positive class — a manifestation of the positivity bias inherent in general language models. Fine-tuned BERT (104/114 Positive, 57/61 Negative, 273/278 Neutral correct) and </w:t>
+      </w:r>
+      <w:proofErr w:type="spellStart"/>
+      <w:r>
+        <w:t>FinBERT</w:t>
+      </w:r>
+      <w:proofErr w:type="spellEnd"/>
+      <w:r>
+        <w:t xml:space="preserve"> (111/114, 60/61, 271/278) both show tight diagonal matrices with only scattered off-diagonal errors.</w:t>
       </w:r>
     </w:p>
     <w:p>
@@ -7876,6 +7926,7 @@
       </w:pPr>
       <w:bookmarkStart w:id="20" w:name="_Toc229261631"/>
       <w:r>
+        <w:lastRenderedPageBreak/>
         <w:t>8.4 Improvement Over BERT Baseline</w:t>
       </w:r>
       <w:bookmarkEnd w:id="20"/>
@@ -7889,12 +7940,11 @@
         <w:rPr>
           <w:noProof/>
         </w:rPr>
-        <w:lastRenderedPageBreak/>
         <w:drawing>
-          <wp:inline distT="0" distB="0" distL="0" distR="0" wp14:anchorId="3A6813EA" wp14:editId="0C7D6812">
-            <wp:extent cx="5943600" cy="3301365"/>
+          <wp:inline distT="0" distB="0" distL="0" distR="0" wp14:anchorId="07FE8841" wp14:editId="4ABDEBBF">
+            <wp:extent cx="5715000" cy="3171825"/>
             <wp:effectExtent l="0" t="0" r="0" b="0"/>
-            <wp:docPr id="505534988" name="Picture 4"/>
+            <wp:docPr id="1437603584" name="Figure 7: Delta scores over BERT zero-shot baseline on PhraseBank. Fine-tuned BERT: +0.814 F1 Weighted. FinBERT: +0.833 F1 Weighted." descr="Figure 7: Delta scores over BERT zero-shot baseline on PhraseBank. Fine-tuned BERT: +0.814 F1 Weighted. FinBERT: +0.833 F1 Weighted." title="Figure 7: Delta scores over BERT zero-shot baseline on PhraseBank. Fine-tuned BERT: +0.814 F1 Weighted. FinBERT: +0.833 F1 Weighted."/>
             <wp:cNvGraphicFramePr>
               <a:graphicFrameLocks xmlns:a="http://schemas.openxmlformats.org/drawingml/2006/main" noChangeAspect="1"/>
             </wp:cNvGraphicFramePr>
@@ -7902,19 +7952,13 @@
               <a:graphicData uri="http://schemas.openxmlformats.org/drawingml/2006/picture">
                 <pic:pic xmlns:pic="http://schemas.openxmlformats.org/drawingml/2006/picture">
                   <pic:nvPicPr>
-                    <pic:cNvPr id="0" name="Picture 4"/>
+                    <pic:cNvPr id="0" name=""/>
                     <pic:cNvPicPr>
                       <a:picLocks noChangeAspect="1" noChangeArrowheads="1"/>
                     </pic:cNvPicPr>
                   </pic:nvPicPr>
                   <pic:blipFill>
-                    <a:blip r:embed="rId11">
-                      <a:extLst>
-                        <a:ext uri="{28A0092B-C50C-407E-A947-70E740481C1C}">
-                          <a14:useLocalDpi xmlns:a14="http://schemas.microsoft.com/office/drawing/2010/main" val="0"/>
-                        </a:ext>
-                      </a:extLst>
-                    </a:blip>
+                    <a:blip r:embed="rId11"/>
                     <a:srcRect/>
                     <a:stretch>
                       <a:fillRect/>
@@ -7923,15 +7967,11 @@
                   <pic:spPr bwMode="auto">
                     <a:xfrm>
                       <a:off x="0" y="0"/>
-                      <a:ext cx="5943600" cy="3301365"/>
+                      <a:ext cx="5715000" cy="3171825"/>
                     </a:xfrm>
                     <a:prstGeom prst="rect">
                       <a:avLst/>
                     </a:prstGeom>
-                    <a:noFill/>
-                    <a:ln>
-                      <a:noFill/>
-                    </a:ln>
                   </pic:spPr>
                 </pic:pic>
               </a:graphicData>
@@ -8081,10 +8121,10 @@
         </w:rPr>
         <w:lastRenderedPageBreak/>
         <w:drawing>
-          <wp:inline distT="0" distB="0" distL="0" distR="0" wp14:anchorId="29AE835B" wp14:editId="533C6B57">
-            <wp:extent cx="5943600" cy="3267710"/>
-            <wp:effectExtent l="0" t="0" r="0" b="8890"/>
-            <wp:docPr id="1794392605" name="Picture 5"/>
+          <wp:inline distT="0" distB="0" distL="0" distR="0" wp14:anchorId="28231004" wp14:editId="642A39D9">
+            <wp:extent cx="5715000" cy="3143250"/>
+            <wp:effectExtent l="0" t="0" r="0" b="0"/>
+            <wp:docPr id="457215751" name="Figure 8: Overall Accuracy, F1 Macro, and F1 Weighted on the Collected Unseen Data." descr="Figure 8: Overall Accuracy, F1 Macro, and F1 Weighted on the Collected Unseen Data." title="Figure 8: Overall Accuracy, F1 Macro, and F1 Weighted on the Collected Unseen Data."/>
             <wp:cNvGraphicFramePr>
               <a:graphicFrameLocks xmlns:a="http://schemas.openxmlformats.org/drawingml/2006/main" noChangeAspect="1"/>
             </wp:cNvGraphicFramePr>
@@ -8092,19 +8132,13 @@
               <a:graphicData uri="http://schemas.openxmlformats.org/drawingml/2006/picture">
                 <pic:pic xmlns:pic="http://schemas.openxmlformats.org/drawingml/2006/picture">
                   <pic:nvPicPr>
-                    <pic:cNvPr id="0" name="Picture 5"/>
+                    <pic:cNvPr id="0" name=""/>
                     <pic:cNvPicPr>
                       <a:picLocks noChangeAspect="1" noChangeArrowheads="1"/>
                     </pic:cNvPicPr>
                   </pic:nvPicPr>
                   <pic:blipFill>
-                    <a:blip r:embed="rId9" cstate="print">
-                      <a:extLst>
-                        <a:ext uri="{28A0092B-C50C-407E-A947-70E740481C1C}">
-                          <a14:useLocalDpi xmlns:a14="http://schemas.microsoft.com/office/drawing/2010/main" val="0"/>
-                        </a:ext>
-                      </a:extLst>
-                    </a:blip>
+                    <a:blip r:embed="rId12"/>
                     <a:srcRect/>
                     <a:stretch>
                       <a:fillRect/>
@@ -8113,15 +8147,11 @@
                   <pic:spPr bwMode="auto">
                     <a:xfrm>
                       <a:off x="0" y="0"/>
-                      <a:ext cx="5943600" cy="3267710"/>
+                      <a:ext cx="5715000" cy="3143250"/>
                     </a:xfrm>
                     <a:prstGeom prst="rect">
                       <a:avLst/>
                     </a:prstGeom>
-                    <a:noFill/>
-                    <a:ln>
-                      <a:noFill/>
-                    </a:ln>
                   </pic:spPr>
                 </pic:pic>
               </a:graphicData>
@@ -8376,7 +8406,7 @@
                 <w:sz w:val="20"/>
                 <w:szCs w:val="20"/>
               </w:rPr>
-              <w:t>387</w:t>
+              <w:t>549</w:t>
             </w:r>
           </w:p>
         </w:tc>
@@ -8413,7 +8443,7 @@
                 <w:sz w:val="20"/>
                 <w:szCs w:val="20"/>
               </w:rPr>
-              <w:t>266</w:t>
+              <w:t>315</w:t>
             </w:r>
           </w:p>
         </w:tc>
@@ -8450,7 +8480,7 @@
                 <w:sz w:val="20"/>
                 <w:szCs w:val="20"/>
               </w:rPr>
-              <w:t>266</w:t>
+              <w:t>433</w:t>
             </w:r>
           </w:p>
         </w:tc>
@@ -8516,7 +8546,7 @@
                 <w:sz w:val="20"/>
                 <w:szCs w:val="20"/>
               </w:rPr>
-              <w:t>714</w:t>
+              <w:t>667</w:t>
             </w:r>
           </w:p>
         </w:tc>
@@ -8553,7 +8583,7 @@
                 <w:sz w:val="20"/>
                 <w:szCs w:val="20"/>
               </w:rPr>
-              <w:t>698</w:t>
+              <w:t>646</w:t>
             </w:r>
           </w:p>
         </w:tc>
@@ -8590,7 +8620,7 @@
                 <w:sz w:val="20"/>
                 <w:szCs w:val="20"/>
               </w:rPr>
-              <w:t>98</w:t>
+              <w:t>78</w:t>
             </w:r>
           </w:p>
         </w:tc>
@@ -8665,7 +8695,7 @@
                 <w:sz w:val="20"/>
                 <w:szCs w:val="20"/>
               </w:rPr>
-              <w:t>594</w:t>
+              <w:t>602</w:t>
             </w:r>
           </w:p>
         </w:tc>
@@ -8702,7 +8732,7 @@
                 <w:sz w:val="20"/>
                 <w:szCs w:val="20"/>
               </w:rPr>
-              <w:t>71</w:t>
+              <w:t>88</w:t>
             </w:r>
           </w:p>
         </w:tc>
@@ -8739,7 +8769,7 @@
                 <w:sz w:val="20"/>
                 <w:szCs w:val="20"/>
               </w:rPr>
-              <w:t>571</w:t>
+              <w:t>605</w:t>
             </w:r>
           </w:p>
         </w:tc>
@@ -8764,25 +8794,7 @@
       </w:r>
       <w:proofErr w:type="spellEnd"/>
       <w:r>
-        <w:t xml:space="preserve"> </w:t>
-      </w:r>
-      <w:r>
-        <w:t>-</w:t>
-      </w:r>
-      <w:r>
-        <w:t xml:space="preserve"> expected given the noisier, real-world nature of the collected data. Fine-tuned BERT achieves the highest accuracy (</w:t>
-      </w:r>
-      <w:r>
-        <w:t>71.4%</w:t>
-      </w:r>
-      <w:r>
-        <w:t>) and F1 weighted (6</w:t>
-      </w:r>
-      <w:r>
-        <w:t>9</w:t>
-      </w:r>
-      <w:r>
-        <w:t xml:space="preserve">.8%), outperforming </w:t>
+        <w:t xml:space="preserve"> — expected given the noisier, real-world nature of the collected data. Fine-tuned BERT achieves the highest accuracy (66.7%) and F1 weighted (67.8%), outperforming </w:t>
       </w:r>
       <w:proofErr w:type="spellStart"/>
       <w:r>
@@ -8790,31 +8802,7 @@
       </w:r>
       <w:proofErr w:type="spellEnd"/>
       <w:r>
-        <w:t xml:space="preserve"> zero-shot (</w:t>
-      </w:r>
-      <w:r>
-        <w:t>59.4</w:t>
-      </w:r>
-      <w:r>
-        <w:t xml:space="preserve">% accuracy, </w:t>
-      </w:r>
-      <w:r>
-        <w:t>57.1</w:t>
-      </w:r>
-      <w:r>
-        <w:t>% F1 weighted) by a meaningful margin of ~</w:t>
-      </w:r>
-      <w:r>
-        <w:t>12</w:t>
-      </w:r>
-      <w:r>
-        <w:t xml:space="preserve">pp. This demonstrates that task-specific fine-tuning </w:t>
-      </w:r>
-      <w:r>
-        <w:t>generalizes</w:t>
-      </w:r>
-      <w:r>
-        <w:t xml:space="preserve"> better to unseen real-world data than domain pre-training alone.</w:t>
+        <w:t xml:space="preserve"> zero-shot (60.2% accuracy, 60.5% F1 weighted) by a meaningful margin of ~7pp. This demonstrates that task-specific fine-tuning generalises better to unseen real-world data than domain pre-training alone.</w:t>
       </w:r>
     </w:p>
     <w:p>
@@ -8846,10 +8834,10 @@
         </w:rPr>
         <w:lastRenderedPageBreak/>
         <w:drawing>
-          <wp:inline distT="0" distB="0" distL="0" distR="0" wp14:anchorId="583D8A7B" wp14:editId="0D24AE39">
-            <wp:extent cx="5943600" cy="3267710"/>
-            <wp:effectExtent l="0" t="0" r="0" b="8890"/>
-            <wp:docPr id="445589050" name="Picture 6"/>
+          <wp:inline distT="0" distB="0" distL="0" distR="0" wp14:anchorId="384172E1" wp14:editId="41E0FA14">
+            <wp:extent cx="5715000" cy="3143250"/>
+            <wp:effectExtent l="0" t="0" r="0" b="0"/>
+            <wp:docPr id="1602257189" name="Figure 9: Per-class F1 scores on Collected Unseen Data." descr="Figure 9: Per-class F1 scores on Collected Unseen Data." title="Figure 9: Per-class F1 scores on Collected Unseen Data."/>
             <wp:cNvGraphicFramePr>
               <a:graphicFrameLocks xmlns:a="http://schemas.openxmlformats.org/drawingml/2006/main" noChangeAspect="1"/>
             </wp:cNvGraphicFramePr>
@@ -8857,19 +8845,13 @@
               <a:graphicData uri="http://schemas.openxmlformats.org/drawingml/2006/picture">
                 <pic:pic xmlns:pic="http://schemas.openxmlformats.org/drawingml/2006/picture">
                   <pic:nvPicPr>
-                    <pic:cNvPr id="0" name="Picture 6"/>
+                    <pic:cNvPr id="0" name=""/>
                     <pic:cNvPicPr>
                       <a:picLocks noChangeAspect="1" noChangeArrowheads="1"/>
                     </pic:cNvPicPr>
                   </pic:nvPicPr>
                   <pic:blipFill>
-                    <a:blip r:embed="rId12" cstate="print">
-                      <a:extLst>
-                        <a:ext uri="{28A0092B-C50C-407E-A947-70E740481C1C}">
-                          <a14:useLocalDpi xmlns:a14="http://schemas.microsoft.com/office/drawing/2010/main" val="0"/>
-                        </a:ext>
-                      </a:extLst>
-                    </a:blip>
+                    <a:blip r:embed="rId13"/>
                     <a:srcRect/>
                     <a:stretch>
                       <a:fillRect/>
@@ -8878,15 +8860,11 @@
                   <pic:spPr bwMode="auto">
                     <a:xfrm>
                       <a:off x="0" y="0"/>
-                      <a:ext cx="5943600" cy="3267710"/>
+                      <a:ext cx="5715000" cy="3143250"/>
                     </a:xfrm>
                     <a:prstGeom prst="rect">
                       <a:avLst/>
                     </a:prstGeom>
-                    <a:noFill/>
-                    <a:ln>
-                      <a:noFill/>
-                    </a:ln>
                   </pic:spPr>
                 </pic:pic>
               </a:graphicData>
@@ -8917,13 +8895,7 @@
         <w:jc w:val="both"/>
       </w:pPr>
       <w:r>
-        <w:t>The Neutral class remains the most difficult across all models. BERT baseline scores 0.0 on Neutral (predicts almost no neutral examples) while fine-tuned BERT achieves 0.</w:t>
-      </w:r>
-      <w:r>
-        <w:t>562</w:t>
-      </w:r>
-      <w:r>
-        <w:t xml:space="preserve"> and </w:t>
+        <w:t xml:space="preserve">The Neutral class remains the most difficult across all models. BERT baseline scores 0.0 on Neutral (predicts almost no neutral examples) while fine-tuned BERT achieves 0.534 and </w:t>
       </w:r>
       <w:proofErr w:type="spellStart"/>
       <w:r>
@@ -8931,31 +8903,7 @@
       </w:r>
       <w:proofErr w:type="spellEnd"/>
       <w:r>
-        <w:t xml:space="preserve"> 0.</w:t>
-      </w:r>
-      <w:r>
-        <w:t>379</w:t>
-      </w:r>
-      <w:r>
-        <w:t xml:space="preserve">. On Negative </w:t>
-      </w:r>
-      <w:r>
-        <w:t>-</w:t>
-      </w:r>
-      <w:r>
-        <w:t xml:space="preserve"> historically the hardest class </w:t>
-      </w:r>
-      <w:r>
-        <w:t>-</w:t>
-      </w:r>
-      <w:r>
-        <w:t xml:space="preserve"> fine-tuned BERT (0.</w:t>
-      </w:r>
-      <w:r>
-        <w:t>707</w:t>
-      </w:r>
-      <w:r>
-        <w:t xml:space="preserve">) substantially outperforms </w:t>
+        <w:t xml:space="preserve"> 0.505. On Negative — historically the hardest class — fine-tuned BERT (0.664) substantially outperforms </w:t>
       </w:r>
       <w:proofErr w:type="spellStart"/>
       <w:r>
@@ -8963,19 +8911,16 @@
       </w:r>
       <w:proofErr w:type="spellEnd"/>
       <w:r>
-        <w:t xml:space="preserve"> (0.</w:t>
-      </w:r>
-      <w:r>
-        <w:t>587</w:t>
-      </w:r>
-      <w:r>
-        <w:t>) and the baseline (0.2</w:t>
-      </w:r>
-      <w:r>
-        <w:t>65</w:t>
-      </w:r>
-      <w:r>
-        <w:t>). This advantage on minority classes is a direct result of class-weighted training.</w:t>
+        <w:t xml:space="preserve"> (0.632) and the baseline (0.248). This advantage on minority classes is a direct result of class-weighted training.</w:t>
+      </w:r>
+    </w:p>
+    <w:p>
+      <w:pPr>
+        <w:spacing w:before="80" w:after="120" w:line="276" w:lineRule="auto"/>
+        <w:jc w:val="both"/>
+      </w:pPr>
+      <w:r>
+        <w:t>.</w:t>
       </w:r>
     </w:p>
     <w:p>
@@ -9006,10 +8951,10 @@
           <w:noProof/>
         </w:rPr>
         <w:drawing>
-          <wp:inline distT="0" distB="0" distL="0" distR="0" wp14:anchorId="1F47140C" wp14:editId="030A7C49">
-            <wp:extent cx="5936615" cy="1963420"/>
-            <wp:effectExtent l="0" t="0" r="6985" b="0"/>
-            <wp:docPr id="718796813" name="Picture 7"/>
+          <wp:inline distT="0" distB="0" distL="0" distR="0" wp14:anchorId="5C2F7AF4" wp14:editId="248CB85C">
+            <wp:extent cx="5715000" cy="1885950"/>
+            <wp:effectExtent l="0" t="0" r="0" b="0"/>
+            <wp:docPr id="2110364332" name="Figure 10: Confusion matrices on Collected Unseen Data. Fine-tuned BERT shows the most balanced predictions across all three classes." descr="Figure 10: Confusion matrices on Collected Unseen Data. Fine-tuned BERT shows the most balanced predictions across all three classes." title="Figure 10: Confusion matrices on Collected Unseen Data. Fine-tuned BERT shows the most balanced predictions across all three classes."/>
             <wp:cNvGraphicFramePr>
               <a:graphicFrameLocks xmlns:a="http://schemas.openxmlformats.org/drawingml/2006/main" noChangeAspect="1"/>
             </wp:cNvGraphicFramePr>
@@ -9017,19 +8962,13 @@
               <a:graphicData uri="http://schemas.openxmlformats.org/drawingml/2006/picture">
                 <pic:pic xmlns:pic="http://schemas.openxmlformats.org/drawingml/2006/picture">
                   <pic:nvPicPr>
-                    <pic:cNvPr id="0" name="Picture 7"/>
+                    <pic:cNvPr id="0" name=""/>
                     <pic:cNvPicPr>
                       <a:picLocks noChangeAspect="1" noChangeArrowheads="1"/>
                     </pic:cNvPicPr>
                   </pic:nvPicPr>
                   <pic:blipFill>
-                    <a:blip r:embed="rId13" cstate="print">
-                      <a:extLst>
-                        <a:ext uri="{28A0092B-C50C-407E-A947-70E740481C1C}">
-                          <a14:useLocalDpi xmlns:a14="http://schemas.microsoft.com/office/drawing/2010/main" val="0"/>
-                        </a:ext>
-                      </a:extLst>
-                    </a:blip>
+                    <a:blip r:embed="rId14"/>
                     <a:srcRect/>
                     <a:stretch>
                       <a:fillRect/>
@@ -9038,15 +8977,11 @@
                   <pic:spPr bwMode="auto">
                     <a:xfrm>
                       <a:off x="0" y="0"/>
-                      <a:ext cx="5936615" cy="1963420"/>
+                      <a:ext cx="5715000" cy="1885950"/>
                     </a:xfrm>
                     <a:prstGeom prst="rect">
                       <a:avLst/>
                     </a:prstGeom>
-                    <a:noFill/>
-                    <a:ln>
-                      <a:noFill/>
-                    </a:ln>
                   </pic:spPr>
                 </pic:pic>
               </a:graphicData>
@@ -9077,7 +9012,18 @@
         <w:jc w:val="both"/>
       </w:pPr>
       <w:r>
-        <w:t>The collected data confusion matrices reveal that all models still have a positive prediction bias.</w:t>
+        <w:t xml:space="preserve">The collected data confusion matrices reveal that all models still have a positive prediction bias. The BERT baseline predicts 945/968 positive correctly but only 85/555 negative and 0/352 neutral. Fine-tuned BERT shows considerably more balanced predictions: 642 positive, 360 negative, 248 neutral correctly classified. </w:t>
+      </w:r>
+      <w:proofErr w:type="spellStart"/>
+      <w:r>
+        <w:t>FinBERT</w:t>
+      </w:r>
+      <w:proofErr w:type="spellEnd"/>
+      <w:r>
+        <w:t xml:space="preserve"> handles negatives well (410/555) but struggles with positives (510/968) and neutrals (208/352)</w:t>
+      </w:r>
+      <w:r>
+        <w:t>.</w:t>
       </w:r>
     </w:p>
     <w:p>
@@ -9096,6 +9042,7 @@
           <w:sz w:val="28"/>
           <w:szCs w:val="28"/>
         </w:rPr>
+        <w:lastRenderedPageBreak/>
         <w:t>9.4 Improvement Over BERT Baseline</w:t>
       </w:r>
       <w:bookmarkEnd w:id="25"/>
@@ -9109,12 +9056,11 @@
         <w:rPr>
           <w:noProof/>
         </w:rPr>
-        <w:lastRenderedPageBreak/>
         <w:drawing>
-          <wp:inline distT="0" distB="0" distL="0" distR="0" wp14:anchorId="1E55E3C4" wp14:editId="4013FAA5">
-            <wp:extent cx="5943600" cy="3301365"/>
+          <wp:inline distT="0" distB="0" distL="0" distR="0" wp14:anchorId="5887B155" wp14:editId="68AADDDF">
+            <wp:extent cx="5715000" cy="3171825"/>
             <wp:effectExtent l="0" t="0" r="0" b="0"/>
-            <wp:docPr id="2012875606" name="Picture 8"/>
+            <wp:docPr id="1804514554" name="Figure 11: Delta scores over BERT zero-shot baseline on Collected Data. Fine-tuned BERT: +0.245 F1 Weighted. FinBERT: +0.172 F1 Weighted." descr="Figure 11: Delta scores over BERT zero-shot baseline on Collected Data. Fine-tuned BERT: +0.245 F1 Weighted. FinBERT: +0.172 F1 Weighted." title="Figure 11: Delta scores over BERT zero-shot baseline on Collected Data. Fine-tuned BERT: +0.245 F1 Weighted. FinBERT: +0.172 F1 Weighted."/>
             <wp:cNvGraphicFramePr>
               <a:graphicFrameLocks xmlns:a="http://schemas.openxmlformats.org/drawingml/2006/main" noChangeAspect="1"/>
             </wp:cNvGraphicFramePr>
@@ -9122,19 +9068,13 @@
               <a:graphicData uri="http://schemas.openxmlformats.org/drawingml/2006/picture">
                 <pic:pic xmlns:pic="http://schemas.openxmlformats.org/drawingml/2006/picture">
                   <pic:nvPicPr>
-                    <pic:cNvPr id="0" name="Picture 8"/>
+                    <pic:cNvPr id="0" name=""/>
                     <pic:cNvPicPr>
                       <a:picLocks noChangeAspect="1" noChangeArrowheads="1"/>
                     </pic:cNvPicPr>
                   </pic:nvPicPr>
                   <pic:blipFill>
-                    <a:blip r:embed="rId11">
-                      <a:extLst>
-                        <a:ext uri="{28A0092B-C50C-407E-A947-70E740481C1C}">
-                          <a14:useLocalDpi xmlns:a14="http://schemas.microsoft.com/office/drawing/2010/main" val="0"/>
-                        </a:ext>
-                      </a:extLst>
-                    </a:blip>
+                    <a:blip r:embed="rId15"/>
                     <a:srcRect/>
                     <a:stretch>
                       <a:fillRect/>
@@ -9143,15 +9083,11 @@
                   <pic:spPr bwMode="auto">
                     <a:xfrm>
                       <a:off x="0" y="0"/>
-                      <a:ext cx="5943600" cy="3301365"/>
+                      <a:ext cx="5715000" cy="3171825"/>
                     </a:xfrm>
                     <a:prstGeom prst="rect">
                       <a:avLst/>
                     </a:prstGeom>
-                    <a:noFill/>
-                    <a:ln>
-                      <a:noFill/>
-                    </a:ln>
                   </pic:spPr>
                 </pic:pic>
               </a:graphicData>
@@ -9389,9 +9325,6 @@
         <w:t xml:space="preserve"> benchmark (</w:t>
       </w:r>
       <w:r>
-        <w:rPr>
-          <w:color w:val="EE0000"/>
-        </w:rPr>
         <w:t xml:space="preserve">97.6% vs 95.8%), </w:t>
       </w:r>
       <w:r>
@@ -9703,7 +9636,7 @@
       <w:r>
         <w:t xml:space="preserve">, TensorFlow, and JAX. </w:t>
       </w:r>
-      <w:hyperlink r:id="rId14" w:history="1">
+      <w:hyperlink r:id="rId16" w:history="1">
         <w:r>
           <w:rPr>
             <w:rStyle w:val="Hyperlink"/>
@@ -10937,7 +10870,7 @@
                     </pic:cNvPicPr>
                   </pic:nvPicPr>
                   <pic:blipFill>
-                    <a:blip r:embed="rId15"/>
+                    <a:blip r:embed="rId17"/>
                     <a:srcRect/>
                     <a:stretch>
                       <a:fillRect/>
@@ -11045,7 +10978,7 @@
                     </pic:cNvPicPr>
                   </pic:nvPicPr>
                   <pic:blipFill>
-                    <a:blip r:embed="rId16"/>
+                    <a:blip r:embed="rId18"/>
                     <a:srcRect/>
                     <a:stretch>
                       <a:fillRect/>
@@ -11101,6 +11034,81 @@
     </w:p>
     <w:p>
       <w:pPr>
+        <w:pStyle w:val="Heading4"/>
+        <w:rPr>
+          <w:color w:val="000000" w:themeColor="text1"/>
+        </w:rPr>
+      </w:pPr>
+      <w:r>
+        <w:rPr>
+          <w:color w:val="000000" w:themeColor="text1"/>
+        </w:rPr>
+        <w:t xml:space="preserve">3.3 </w:t>
+      </w:r>
+      <w:r>
+        <w:rPr>
+          <w:color w:val="000000" w:themeColor="text1"/>
+        </w:rPr>
+        <w:t>Validation Metrics</w:t>
+      </w:r>
+    </w:p>
+    <w:p>
+      <w:pPr>
+        <w:spacing w:before="120" w:after="60"/>
+        <w:jc w:val="center"/>
+      </w:pPr>
+      <w:r>
+        <w:rPr>
+          <w:noProof/>
+        </w:rPr>
+        <w:drawing>
+          <wp:inline distT="0" distB="0" distL="0" distR="0" wp14:anchorId="79738ABC" wp14:editId="609E4B5A">
+            <wp:extent cx="5715000" cy="3143250"/>
+            <wp:effectExtent l="0" t="0" r="0" b="0"/>
+            <wp:docPr id="708088994" name="Figure 3: Validation Accuracy, F1 Weighted, and F1 Macro per epoch. All three metrics track closely, peaking at epoch 8." descr="Figure 3: Validation Accuracy, F1 Weighted, and F1 Macro per epoch. All three metrics track closely, peaking at epoch 8." title="Figure 3: Validation Accuracy, F1 Weighted, and F1 Macro per epoch. All three metrics track closely, peaking at epoch 8."/>
+            <wp:cNvGraphicFramePr>
+              <a:graphicFrameLocks xmlns:a="http://schemas.openxmlformats.org/drawingml/2006/main" noChangeAspect="1"/>
+            </wp:cNvGraphicFramePr>
+            <a:graphic xmlns:a="http://schemas.openxmlformats.org/drawingml/2006/main">
+              <a:graphicData uri="http://schemas.openxmlformats.org/drawingml/2006/picture">
+                <pic:pic xmlns:pic="http://schemas.openxmlformats.org/drawingml/2006/picture">
+                  <pic:nvPicPr>
+                    <pic:cNvPr id="0" name=""/>
+                    <pic:cNvPicPr>
+                      <a:picLocks noChangeAspect="1" noChangeArrowheads="1"/>
+                    </pic:cNvPicPr>
+                  </pic:nvPicPr>
+                  <pic:blipFill>
+                    <a:blip r:embed="rId19"/>
+                    <a:srcRect/>
+                    <a:stretch>
+                      <a:fillRect/>
+                    </a:stretch>
+                  </pic:blipFill>
+                  <pic:spPr bwMode="auto">
+                    <a:xfrm>
+                      <a:off x="0" y="0"/>
+                      <a:ext cx="5715000" cy="3143250"/>
+                    </a:xfrm>
+                    <a:prstGeom prst="rect">
+                      <a:avLst/>
+                    </a:prstGeom>
+                  </pic:spPr>
+                </pic:pic>
+              </a:graphicData>
+            </a:graphic>
+          </wp:inline>
+        </w:drawing>
+      </w:r>
+    </w:p>
+    <w:p>
+      <w:pPr>
+        <w:spacing w:before="80" w:after="120" w:line="276" w:lineRule="auto"/>
+        <w:jc w:val="both"/>
+      </w:pPr>
+    </w:p>
+    <w:p>
+      <w:pPr>
         <w:pStyle w:val="Heading3"/>
         <w:rPr>
           <w:sz w:val="28"/>
@@ -11220,8 +11228,8 @@
       </w:pPr>
     </w:p>
     <w:sectPr>
-      <w:headerReference w:type="default" r:id="rId17"/>
-      <w:footerReference w:type="default" r:id="rId18"/>
+      <w:headerReference w:type="default" r:id="rId20"/>
+      <w:footerReference w:type="default" r:id="rId21"/>
       <w:pgSz w:w="12240" w:h="15840"/>
       <w:pgMar w:top="1440" w:right="1440" w:bottom="1440" w:left="1440" w:header="708" w:footer="708" w:gutter="0"/>
       <w:cols w:space="720"/>
@@ -12448,7 +12456,6 @@
   <w:style w:type="character" w:default="1" w:styleId="DefaultParagraphFont">
     <w:name w:val="Default Paragraph Font"/>
     <w:uiPriority w:val="1"/>
-    <w:semiHidden/>
     <w:unhideWhenUsed/>
   </w:style>
   <w:style w:type="table" w:default="1" w:styleId="TableNormal">
